--- a/lab_docs/Lab01_AnalogIO.docx
+++ b/lab_docs/Lab01_AnalogIO.docx
@@ -1931,7 +1931,15 @@
         </w:rPr>
       </w:pPr>
       <w:r>
-        <w:t>Optional: External microphone, although you can also use the microphones on the board</w:t>
+        <w:t xml:space="preserve">Optional: External microphone, although you can also use </w:t>
+      </w:r>
+      <w:proofErr w:type="gramStart"/>
+      <w:r>
+        <w:t>the microphones</w:t>
+      </w:r>
+      <w:proofErr w:type="gramEnd"/>
+      <w:r>
+        <w:t xml:space="preserve"> on the board</w:t>
       </w:r>
     </w:p>
     <w:p/>
@@ -2045,7 +2053,15 @@
         <w:fldChar w:fldCharType="end"/>
       </w:r>
       <w:r>
-        <w:t>. The STM32F746G Discovery board provides such a system, using a Cortex-M7 floating point processor and a WM8994 codec.</w:t>
+        <w:t xml:space="preserve">. The STM32F746G Discovery board provides such a system, using a Cortex-M7 floating point processor and a WM8994 </w:t>
+      </w:r>
+      <w:proofErr w:type="gramStart"/>
+      <w:r>
+        <w:t>codec</w:t>
+      </w:r>
+      <w:proofErr w:type="gramEnd"/>
+      <w:r>
+        <w:t>.</w:t>
       </w:r>
     </w:p>
     <w:p>
@@ -2305,7 +2321,15 @@
         <w:t>rm</w:t>
       </w:r>
       <w:r>
-        <w:t xml:space="preserve"> in order to do this (using the full capabilities of MDK-A</w:t>
+        <w:t xml:space="preserve"> </w:t>
+      </w:r>
+      <w:proofErr w:type="gramStart"/>
+      <w:r>
+        <w:t>in order to</w:t>
+      </w:r>
+      <w:proofErr w:type="gramEnd"/>
+      <w:r>
+        <w:t xml:space="preserve"> do this (using the full capabilities of MDK-A</w:t>
       </w:r>
       <w:r>
         <w:t>rm</w:t>
@@ -2384,11 +2408,20 @@
           <w:i/>
           <w:iCs/>
         </w:rPr>
-        <w:t xml:space="preserve"> in </w:t>
+        <w:t xml:space="preserve"> </w:t>
+      </w:r>
+      <w:proofErr w:type="gramStart"/>
+      <w:r>
+        <w:rPr>
+          <w:i/>
+          <w:iCs/>
+        </w:rPr>
+        <w:t xml:space="preserve">in </w:t>
       </w:r>
       <w:r>
         <w:t>order to</w:t>
       </w:r>
+      <w:proofErr w:type="gramEnd"/>
       <w:r>
         <w:t xml:space="preserve"> analy</w:t>
       </w:r>
@@ -2483,7 +2516,15 @@
         <w:adjustRightInd w:val="0"/>
       </w:pPr>
       <w:r>
-        <w:t>The example source file implements a simple audio “loop-through” using two DMA transfers. First, it programs the on-board digital microphone to sample at 16 kHz and hand its data off to memory via DMA. As soon as one buffer’s worth of samples has arrived, an interrupt-driven callback sets a flag to indicate “record done.” The code then immediately launches a second DMA transfer that feeds that exact buffer into the WM8994 codec’s headphone output. Again, once playback of the buffer completes, another interr</w:t>
+        <w:t xml:space="preserve">The example source file implements a simple audio “loop-through” using two DMA transfers. First, it programs the on-board digital microphone to sample at 16 kHz and </w:t>
+      </w:r>
+      <w:proofErr w:type="gramStart"/>
+      <w:r>
+        <w:t>hand</w:t>
+      </w:r>
+      <w:proofErr w:type="gramEnd"/>
+      <w:r>
+        <w:t xml:space="preserve"> its data off to memory via DMA. As soon as one buffer’s worth of samples has arrived, an interrupt-driven callback sets a flag to indicate “record done.” The code then immediately launches a second DMA transfer that feeds that exact buffer into the WM8994 codec’s headphone output. Again, once playback of the buffer completes, another interr</w:t>
       </w:r>
       <w:r>
         <w:rPr>
@@ -2676,33 +2717,49 @@
         </w:rPr>
         <w:t>DMA</w:t>
       </w:r>
+      <w:proofErr w:type="gramStart"/>
       <w:r>
         <w:rPr>
           <w:sz w:val="18"/>
         </w:rPr>
         <w:t>.c</w:t>
       </w:r>
-    </w:p>
-    <w:p>
-      <w:pPr>
-        <w:pStyle w:val="Codeblock"/>
-        <w:rPr>
-          <w:sz w:val="18"/>
-        </w:rPr>
-      </w:pPr>
-    </w:p>
-    <w:p>
-      <w:pPr>
-        <w:pStyle w:val="Codeblock"/>
-        <w:rPr>
-          <w:sz w:val="18"/>
-        </w:rPr>
-      </w:pPr>
-      <w:r>
-        <w:rPr>
-          <w:sz w:val="18"/>
-        </w:rPr>
-        <w:t>/* Includes ------------------------------------------------------------------*/</w:t>
+      <w:proofErr w:type="gramEnd"/>
+    </w:p>
+    <w:p>
+      <w:pPr>
+        <w:pStyle w:val="Codeblock"/>
+        <w:rPr>
+          <w:sz w:val="18"/>
+        </w:rPr>
+      </w:pPr>
+    </w:p>
+    <w:p>
+      <w:pPr>
+        <w:pStyle w:val="Codeblock"/>
+        <w:rPr>
+          <w:sz w:val="18"/>
+        </w:rPr>
+      </w:pPr>
+      <w:r>
+        <w:rPr>
+          <w:sz w:val="18"/>
+        </w:rPr>
+        <w:t xml:space="preserve">/* </w:t>
+      </w:r>
+      <w:proofErr w:type="gramStart"/>
+      <w:r>
+        <w:rPr>
+          <w:sz w:val="18"/>
+        </w:rPr>
+        <w:t>Includes -</w:t>
+      </w:r>
+      <w:proofErr w:type="gramEnd"/>
+      <w:r>
+        <w:rPr>
+          <w:sz w:val="18"/>
+        </w:rPr>
+        <w:t>-----------------------------------------------------------------*/</w:t>
       </w:r>
     </w:p>
     <w:p>
@@ -2738,7 +2795,21 @@
         <w:rPr>
           <w:sz w:val="18"/>
         </w:rPr>
-        <w:t>/* Private typedef -----------------------------------------------------------*/</w:t>
+        <w:t xml:space="preserve">/* Private </w:t>
+      </w:r>
+      <w:proofErr w:type="gramStart"/>
+      <w:r>
+        <w:rPr>
+          <w:sz w:val="18"/>
+        </w:rPr>
+        <w:t>typedef -</w:t>
+      </w:r>
+      <w:proofErr w:type="gramEnd"/>
+      <w:r>
+        <w:rPr>
+          <w:sz w:val="18"/>
+        </w:rPr>
+        <w:t>----------------------------------------------------------*/</w:t>
       </w:r>
     </w:p>
     <w:p>
@@ -2753,21 +2824,49 @@
           <w:sz w:val="18"/>
         </w:rPr>
         <w:lastRenderedPageBreak/>
-        <w:t>/* Private define ------------------------------------------------------------*/</w:t>
-      </w:r>
-    </w:p>
-    <w:p>
-      <w:pPr>
-        <w:pStyle w:val="Codeblock"/>
-        <w:rPr>
-          <w:sz w:val="18"/>
-        </w:rPr>
-      </w:pPr>
-      <w:r>
-        <w:rPr>
-          <w:sz w:val="18"/>
-        </w:rPr>
-        <w:t>#define SOURCE_FILE_NAME       "stm32f7_loop_DMA.c"</w:t>
+        <w:t xml:space="preserve">/* Private </w:t>
+      </w:r>
+      <w:proofErr w:type="gramStart"/>
+      <w:r>
+        <w:rPr>
+          <w:sz w:val="18"/>
+        </w:rPr>
+        <w:t>define -</w:t>
+      </w:r>
+      <w:proofErr w:type="gramEnd"/>
+      <w:r>
+        <w:rPr>
+          <w:sz w:val="18"/>
+        </w:rPr>
+        <w:t>-----------------------------------------------------------*/</w:t>
+      </w:r>
+    </w:p>
+    <w:p>
+      <w:pPr>
+        <w:pStyle w:val="Codeblock"/>
+        <w:rPr>
+          <w:sz w:val="18"/>
+        </w:rPr>
+      </w:pPr>
+      <w:r>
+        <w:rPr>
+          <w:sz w:val="18"/>
+        </w:rPr>
+        <w:t>#define SOURCE_FILE_NAME       "stm32f7_loop_DMA</w:t>
+      </w:r>
+      <w:proofErr w:type="gramStart"/>
+      <w:r>
+        <w:rPr>
+          <w:sz w:val="18"/>
+        </w:rPr>
+        <w:t>.c</w:t>
+      </w:r>
+      <w:proofErr w:type="gramEnd"/>
+      <w:r>
+        <w:rPr>
+          <w:sz w:val="18"/>
+        </w:rPr>
+        <w:t>"</w:t>
       </w:r>
     </w:p>
     <w:p>
@@ -2813,11 +2912,19 @@
           <w:sz w:val="18"/>
         </w:rPr>
       </w:pPr>
-      <w:r>
-        <w:rPr>
-          <w:sz w:val="18"/>
-        </w:rPr>
-        <w:t xml:space="preserve">#define AUDIO_IN_CHANNEL_NBR      2u      </w:t>
+      <w:proofErr w:type="gramStart"/>
+      <w:r>
+        <w:rPr>
+          <w:sz w:val="18"/>
+        </w:rPr>
+        <w:t>#define</w:t>
+      </w:r>
+      <w:proofErr w:type="gramEnd"/>
+      <w:r>
+        <w:rPr>
+          <w:sz w:val="18"/>
+        </w:rPr>
+        <w:t xml:space="preserve"> AUDIO_IN_CHANNEL_NBR      2u      </w:t>
       </w:r>
     </w:p>
     <w:p>
@@ -2845,65 +2952,136 @@
         <w:rPr>
           <w:sz w:val="18"/>
         </w:rPr>
-        <w:t>#define BLOCK_SAMPLES_TOTAL       (BLOCK_SAMPLES_PER_CH * AUDIO_IN_CHANNEL_NBR)</w:t>
-      </w:r>
-    </w:p>
-    <w:p>
-      <w:pPr>
-        <w:pStyle w:val="Codeblock"/>
-        <w:rPr>
-          <w:sz w:val="18"/>
-        </w:rPr>
-      </w:pPr>
-      <w:r>
-        <w:rPr>
-          <w:sz w:val="18"/>
-        </w:rPr>
-        <w:t xml:space="preserve">#define BUF_SAMPLES               (BLOCK_SAMPLES_TOTAL * 2u) </w:t>
-      </w:r>
-    </w:p>
-    <w:p>
-      <w:pPr>
-        <w:pStyle w:val="Codeblock"/>
-        <w:rPr>
-          <w:sz w:val="18"/>
-        </w:rPr>
-      </w:pPr>
-      <w:r>
-        <w:rPr>
-          <w:sz w:val="18"/>
-        </w:rPr>
-        <w:t>/* Private macro -------------------------------------------------------------*/</w:t>
-      </w:r>
-    </w:p>
-    <w:p>
-      <w:pPr>
-        <w:pStyle w:val="Codeblock"/>
-        <w:rPr>
-          <w:sz w:val="18"/>
-        </w:rPr>
-      </w:pPr>
-      <w:r>
-        <w:rPr>
-          <w:sz w:val="18"/>
-        </w:rPr>
-        <w:t>/* Private variables ---------------------------------------------------------*/</w:t>
-      </w:r>
-    </w:p>
-    <w:p>
-      <w:pPr>
-        <w:pStyle w:val="Codeblock"/>
-        <w:rPr>
-          <w:sz w:val="18"/>
-        </w:rPr>
-      </w:pPr>
-      <w:r>
-        <w:rPr>
-          <w:sz w:val="18"/>
-        </w:rPr>
-        <w:t xml:space="preserve">static __attribute__((aligned(32))) uint16_t </w:t>
-      </w:r>
-      <w:proofErr w:type="spellStart"/>
+        <w:t xml:space="preserve">#define BLOCK_SAMPLES_TOTAL    </w:t>
+      </w:r>
+      <w:proofErr w:type="gramStart"/>
+      <w:r>
+        <w:rPr>
+          <w:sz w:val="18"/>
+        </w:rPr>
+        <w:t xml:space="preserve">   (</w:t>
+      </w:r>
+      <w:proofErr w:type="gramEnd"/>
+      <w:r>
+        <w:rPr>
+          <w:sz w:val="18"/>
+        </w:rPr>
+        <w:t>BLOCK_SAMPLES_PER_CH * AUDIO_IN_CHANNEL_NBR)</w:t>
+      </w:r>
+    </w:p>
+    <w:p>
+      <w:pPr>
+        <w:pStyle w:val="Codeblock"/>
+        <w:rPr>
+          <w:sz w:val="18"/>
+        </w:rPr>
+      </w:pPr>
+      <w:r>
+        <w:rPr>
+          <w:sz w:val="18"/>
+        </w:rPr>
+        <w:t xml:space="preserve">#define BUF_SAMPLES            </w:t>
+      </w:r>
+      <w:proofErr w:type="gramStart"/>
+      <w:r>
+        <w:rPr>
+          <w:sz w:val="18"/>
+        </w:rPr>
+        <w:t xml:space="preserve">   (</w:t>
+      </w:r>
+      <w:proofErr w:type="gramEnd"/>
+      <w:r>
+        <w:rPr>
+          <w:sz w:val="18"/>
+        </w:rPr>
+        <w:t xml:space="preserve">BLOCK_SAMPLES_TOTAL * 2u) </w:t>
+      </w:r>
+    </w:p>
+    <w:p>
+      <w:pPr>
+        <w:pStyle w:val="Codeblock"/>
+        <w:rPr>
+          <w:sz w:val="18"/>
+        </w:rPr>
+      </w:pPr>
+      <w:r>
+        <w:rPr>
+          <w:sz w:val="18"/>
+        </w:rPr>
+        <w:t xml:space="preserve">/* Private </w:t>
+      </w:r>
+      <w:proofErr w:type="gramStart"/>
+      <w:r>
+        <w:rPr>
+          <w:sz w:val="18"/>
+        </w:rPr>
+        <w:t>macro -</w:t>
+      </w:r>
+      <w:proofErr w:type="gramEnd"/>
+      <w:r>
+        <w:rPr>
+          <w:sz w:val="18"/>
+        </w:rPr>
+        <w:t>------------------------------------------------------------*/</w:t>
+      </w:r>
+    </w:p>
+    <w:p>
+      <w:pPr>
+        <w:pStyle w:val="Codeblock"/>
+        <w:rPr>
+          <w:sz w:val="18"/>
+        </w:rPr>
+      </w:pPr>
+      <w:r>
+        <w:rPr>
+          <w:sz w:val="18"/>
+        </w:rPr>
+        <w:t xml:space="preserve">/* Private </w:t>
+      </w:r>
+      <w:proofErr w:type="gramStart"/>
+      <w:r>
+        <w:rPr>
+          <w:sz w:val="18"/>
+        </w:rPr>
+        <w:t>variables -</w:t>
+      </w:r>
+      <w:proofErr w:type="gramEnd"/>
+      <w:r>
+        <w:rPr>
+          <w:sz w:val="18"/>
+        </w:rPr>
+        <w:t>--------------------------------------------------------*/</w:t>
+      </w:r>
+    </w:p>
+    <w:p>
+      <w:pPr>
+        <w:pStyle w:val="Codeblock"/>
+        <w:rPr>
+          <w:sz w:val="18"/>
+        </w:rPr>
+      </w:pPr>
+      <w:r>
+        <w:rPr>
+          <w:sz w:val="18"/>
+        </w:rPr>
+        <w:t>static __attribute__((</w:t>
+      </w:r>
+      <w:proofErr w:type="gramStart"/>
+      <w:r>
+        <w:rPr>
+          <w:sz w:val="18"/>
+        </w:rPr>
+        <w:t>aligned(</w:t>
+      </w:r>
+      <w:proofErr w:type="gramEnd"/>
+      <w:r>
+        <w:rPr>
+          <w:sz w:val="18"/>
+        </w:rPr>
+        <w:t xml:space="preserve">32))) uint16_t </w:t>
+      </w:r>
+      <w:proofErr w:type="spellStart"/>
+      <w:proofErr w:type="gramStart"/>
       <w:r>
         <w:rPr>
           <w:sz w:val="18"/>
@@ -2915,23 +3093,53 @@
         <w:rPr>
           <w:sz w:val="18"/>
         </w:rPr>
-        <w:t>[BUF_SAMPLES];</w:t>
-      </w:r>
-    </w:p>
-    <w:p>
-      <w:pPr>
-        <w:pStyle w:val="Codeblock"/>
-        <w:rPr>
-          <w:sz w:val="18"/>
-        </w:rPr>
-      </w:pPr>
-      <w:r>
-        <w:rPr>
-          <w:sz w:val="18"/>
-        </w:rPr>
-        <w:t xml:space="preserve">static __attribute__((aligned(32))) uint16_t </w:t>
-      </w:r>
-      <w:proofErr w:type="spellStart"/>
+        <w:t>[</w:t>
+      </w:r>
+      <w:proofErr w:type="gramEnd"/>
+      <w:r>
+        <w:rPr>
+          <w:sz w:val="18"/>
+        </w:rPr>
+        <w:t>BUF_SAMPLES</w:t>
+      </w:r>
+      <w:proofErr w:type="gramStart"/>
+      <w:r>
+        <w:rPr>
+          <w:sz w:val="18"/>
+        </w:rPr>
+        <w:t>];</w:t>
+      </w:r>
+      <w:proofErr w:type="gramEnd"/>
+    </w:p>
+    <w:p>
+      <w:pPr>
+        <w:pStyle w:val="Codeblock"/>
+        <w:rPr>
+          <w:sz w:val="18"/>
+        </w:rPr>
+      </w:pPr>
+      <w:r>
+        <w:rPr>
+          <w:sz w:val="18"/>
+        </w:rPr>
+        <w:t>static __attribute__((</w:t>
+      </w:r>
+      <w:proofErr w:type="gramStart"/>
+      <w:r>
+        <w:rPr>
+          <w:sz w:val="18"/>
+        </w:rPr>
+        <w:t>aligned(</w:t>
+      </w:r>
+      <w:proofErr w:type="gramEnd"/>
+      <w:r>
+        <w:rPr>
+          <w:sz w:val="18"/>
+        </w:rPr>
+        <w:t xml:space="preserve">32))) uint16_t </w:t>
+      </w:r>
+      <w:proofErr w:type="spellStart"/>
+      <w:proofErr w:type="gramStart"/>
       <w:r>
         <w:rPr>
           <w:sz w:val="18"/>
@@ -2943,8 +3151,23 @@
         <w:rPr>
           <w:sz w:val="18"/>
         </w:rPr>
-        <w:t>[BUF_SAMPLES];</w:t>
-      </w:r>
+        <w:t>[</w:t>
+      </w:r>
+      <w:proofErr w:type="gramEnd"/>
+      <w:r>
+        <w:rPr>
+          <w:sz w:val="18"/>
+        </w:rPr>
+        <w:t>BUF_SAMPLES</w:t>
+      </w:r>
+      <w:proofErr w:type="gramStart"/>
+      <w:r>
+        <w:rPr>
+          <w:sz w:val="18"/>
+        </w:rPr>
+        <w:t>];</w:t>
+      </w:r>
+      <w:proofErr w:type="gramEnd"/>
     </w:p>
     <w:p>
       <w:pPr>
@@ -2968,6 +3191,7 @@
         <w:t xml:space="preserve">static __IO uint8_t </w:t>
       </w:r>
       <w:proofErr w:type="spellStart"/>
+      <w:proofErr w:type="gramStart"/>
       <w:r>
         <w:rPr>
           <w:sz w:val="18"/>
@@ -2979,8 +3203,23 @@
         <w:rPr>
           <w:sz w:val="18"/>
         </w:rPr>
-        <w:t xml:space="preserve">  = 0;</w:t>
-      </w:r>
+        <w:t xml:space="preserve">  =</w:t>
+      </w:r>
+      <w:proofErr w:type="gramEnd"/>
+      <w:r>
+        <w:rPr>
+          <w:sz w:val="18"/>
+        </w:rPr>
+        <w:t xml:space="preserve"> </w:t>
+      </w:r>
+      <w:proofErr w:type="gramStart"/>
+      <w:r>
+        <w:rPr>
+          <w:sz w:val="18"/>
+        </w:rPr>
+        <w:t>0;</w:t>
+      </w:r>
+      <w:proofErr w:type="gramEnd"/>
     </w:p>
     <w:p>
       <w:pPr>
@@ -2996,6 +3235,7 @@
         <w:t xml:space="preserve">static __IO uint8_t </w:t>
       </w:r>
       <w:proofErr w:type="spellStart"/>
+      <w:proofErr w:type="gramStart"/>
       <w:r>
         <w:rPr>
           <w:sz w:val="18"/>
@@ -3007,8 +3247,23 @@
         <w:rPr>
           <w:sz w:val="18"/>
         </w:rPr>
-        <w:t xml:space="preserve">  = 0;</w:t>
-      </w:r>
+        <w:t xml:space="preserve">  =</w:t>
+      </w:r>
+      <w:proofErr w:type="gramEnd"/>
+      <w:r>
+        <w:rPr>
+          <w:sz w:val="18"/>
+        </w:rPr>
+        <w:t xml:space="preserve"> </w:t>
+      </w:r>
+      <w:proofErr w:type="gramStart"/>
+      <w:r>
+        <w:rPr>
+          <w:sz w:val="18"/>
+        </w:rPr>
+        <w:t>0;</w:t>
+      </w:r>
+      <w:proofErr w:type="gramEnd"/>
     </w:p>
     <w:p>
       <w:pPr>
@@ -3035,8 +3290,16 @@
         <w:rPr>
           <w:sz w:val="18"/>
         </w:rPr>
-        <w:t xml:space="preserve"> = 0;</w:t>
-      </w:r>
+        <w:t xml:space="preserve"> = </w:t>
+      </w:r>
+      <w:proofErr w:type="gramStart"/>
+      <w:r>
+        <w:rPr>
+          <w:sz w:val="18"/>
+        </w:rPr>
+        <w:t>0;</w:t>
+      </w:r>
+      <w:proofErr w:type="gramEnd"/>
     </w:p>
     <w:p>
       <w:pPr>
@@ -3063,21 +3326,43 @@
         <w:rPr>
           <w:sz w:val="18"/>
         </w:rPr>
-        <w:t xml:space="preserve"> = 0;</w:t>
-      </w:r>
-    </w:p>
-    <w:p>
-      <w:pPr>
-        <w:pStyle w:val="Codeblock"/>
-        <w:rPr>
-          <w:sz w:val="18"/>
-        </w:rPr>
-      </w:pPr>
-      <w:r>
-        <w:rPr>
-          <w:sz w:val="18"/>
-        </w:rPr>
-        <w:t>/* Private function prototypes -----------------------------------------------*/</w:t>
+        <w:t xml:space="preserve"> = </w:t>
+      </w:r>
+      <w:proofErr w:type="gramStart"/>
+      <w:r>
+        <w:rPr>
+          <w:sz w:val="18"/>
+        </w:rPr>
+        <w:t>0;</w:t>
+      </w:r>
+      <w:proofErr w:type="gramEnd"/>
+    </w:p>
+    <w:p>
+      <w:pPr>
+        <w:pStyle w:val="Codeblock"/>
+        <w:rPr>
+          <w:sz w:val="18"/>
+        </w:rPr>
+      </w:pPr>
+      <w:r>
+        <w:rPr>
+          <w:sz w:val="18"/>
+        </w:rPr>
+        <w:t xml:space="preserve">/* Private function </w:t>
+      </w:r>
+      <w:proofErr w:type="gramStart"/>
+      <w:r>
+        <w:rPr>
+          <w:sz w:val="18"/>
+        </w:rPr>
+        <w:t>prototypes -</w:t>
+      </w:r>
+      <w:proofErr w:type="gramEnd"/>
+      <w:r>
+        <w:rPr>
+          <w:sz w:val="18"/>
+        </w:rPr>
+        <w:t>----------------------------------------------*/</w:t>
       </w:r>
     </w:p>
     <w:p>
@@ -3105,8 +3390,16 @@
         <w:rPr>
           <w:sz w:val="18"/>
         </w:rPr>
-        <w:t>(void);</w:t>
-      </w:r>
+        <w:t>(void</w:t>
+      </w:r>
+      <w:proofErr w:type="gramStart"/>
+      <w:r>
+        <w:rPr>
+          <w:sz w:val="18"/>
+        </w:rPr>
+        <w:t>);</w:t>
+      </w:r>
+      <w:proofErr w:type="gramEnd"/>
     </w:p>
     <w:p>
       <w:pPr>
@@ -3133,8 +3426,16 @@
         <w:rPr>
           <w:sz w:val="18"/>
         </w:rPr>
-        <w:t>(void);</w:t>
-      </w:r>
+        <w:t>(void</w:t>
+      </w:r>
+      <w:proofErr w:type="gramStart"/>
+      <w:r>
+        <w:rPr>
+          <w:sz w:val="18"/>
+        </w:rPr>
+        <w:t>);</w:t>
+      </w:r>
+      <w:proofErr w:type="gramEnd"/>
     </w:p>
     <w:p>
       <w:pPr>
@@ -3161,8 +3462,16 @@
         <w:rPr>
           <w:sz w:val="18"/>
         </w:rPr>
-        <w:t>(void);</w:t>
-      </w:r>
+        <w:t>(void</w:t>
+      </w:r>
+      <w:proofErr w:type="gramStart"/>
+      <w:r>
+        <w:rPr>
+          <w:sz w:val="18"/>
+        </w:rPr>
+        <w:t>);</w:t>
+      </w:r>
+      <w:proofErr w:type="gramEnd"/>
     </w:p>
     <w:p>
       <w:pPr>
@@ -3189,8 +3498,16 @@
         <w:rPr>
           <w:sz w:val="18"/>
         </w:rPr>
-        <w:t>(void);</w:t>
-      </w:r>
+        <w:t>(void</w:t>
+      </w:r>
+      <w:proofErr w:type="gramStart"/>
+      <w:r>
+        <w:rPr>
+          <w:sz w:val="18"/>
+        </w:rPr>
+        <w:t>);</w:t>
+      </w:r>
+      <w:proofErr w:type="gramEnd"/>
     </w:p>
     <w:p>
       <w:pPr>
@@ -3210,7 +3527,14 @@
         <w:rPr>
           <w:sz w:val="18"/>
         </w:rPr>
-        <w:t>BSP_AUDIO_OUT_ClockConfig</w:t>
+        <w:t>BSP_AUDIO_OUT_</w:t>
+      </w:r>
+      <w:proofErr w:type="gramStart"/>
+      <w:r>
+        <w:rPr>
+          <w:sz w:val="18"/>
+        </w:rPr>
+        <w:t>ClockConfig</w:t>
       </w:r>
       <w:proofErr w:type="spellEnd"/>
       <w:r>
@@ -3220,6 +3544,7 @@
         <w:t>(</w:t>
       </w:r>
       <w:proofErr w:type="spellStart"/>
+      <w:proofErr w:type="gramEnd"/>
       <w:r>
         <w:rPr>
           <w:sz w:val="18"/>
@@ -3259,8 +3584,16 @@
         <w:rPr>
           <w:sz w:val="18"/>
         </w:rPr>
-        <w:t>, void *Params);</w:t>
-      </w:r>
+        <w:t>, void *Params</w:t>
+      </w:r>
+      <w:proofErr w:type="gramStart"/>
+      <w:r>
+        <w:rPr>
+          <w:sz w:val="18"/>
+        </w:rPr>
+        <w:t>);</w:t>
+      </w:r>
+      <w:proofErr w:type="gramEnd"/>
     </w:p>
     <w:p>
       <w:pPr>
@@ -3351,8 +3684,16 @@
         <w:rPr>
           <w:sz w:val="18"/>
         </w:rPr>
-        <w:t xml:space="preserve"> = 1;</w:t>
-      </w:r>
+        <w:t xml:space="preserve"> = </w:t>
+      </w:r>
+      <w:proofErr w:type="gramStart"/>
+      <w:r>
+        <w:rPr>
+          <w:sz w:val="18"/>
+        </w:rPr>
+        <w:t>1;</w:t>
+      </w:r>
+      <w:proofErr w:type="gramEnd"/>
     </w:p>
     <w:p>
       <w:pPr>
@@ -3443,8 +3784,16 @@
         <w:rPr>
           <w:sz w:val="18"/>
         </w:rPr>
-        <w:t xml:space="preserve"> = 1;</w:t>
-      </w:r>
+        <w:t xml:space="preserve"> = </w:t>
+      </w:r>
+      <w:proofErr w:type="gramStart"/>
+      <w:r>
+        <w:rPr>
+          <w:sz w:val="18"/>
+        </w:rPr>
+        <w:t>1;</w:t>
+      </w:r>
+      <w:proofErr w:type="gramEnd"/>
     </w:p>
     <w:p>
       <w:pPr>
@@ -3535,8 +3884,16 @@
         <w:rPr>
           <w:sz w:val="18"/>
         </w:rPr>
-        <w:t xml:space="preserve"> = 1;</w:t>
-      </w:r>
+        <w:t xml:space="preserve"> = </w:t>
+      </w:r>
+      <w:proofErr w:type="gramStart"/>
+      <w:r>
+        <w:rPr>
+          <w:sz w:val="18"/>
+        </w:rPr>
+        <w:t>1;</w:t>
+      </w:r>
+      <w:proofErr w:type="gramEnd"/>
     </w:p>
     <w:p>
       <w:pPr>
@@ -3620,7 +3977,14 @@
         <w:rPr>
           <w:sz w:val="18"/>
         </w:rPr>
-        <w:t>MPU_Config</w:t>
+        <w:t>MPU_</w:t>
+      </w:r>
+      <w:proofErr w:type="gramStart"/>
+      <w:r>
+        <w:rPr>
+          <w:sz w:val="18"/>
+        </w:rPr>
+        <w:t>Config</w:t>
       </w:r>
       <w:proofErr w:type="spellEnd"/>
       <w:r>
@@ -3629,6 +3993,7 @@
         </w:rPr>
         <w:t>();</w:t>
       </w:r>
+      <w:proofErr w:type="gramEnd"/>
     </w:p>
     <w:p>
       <w:pPr>
@@ -3670,7 +4035,14 @@
         <w:rPr>
           <w:sz w:val="18"/>
         </w:rPr>
-        <w:t>CPU_CACHE_Enable</w:t>
+        <w:t>CPU_CACHE_</w:t>
+      </w:r>
+      <w:proofErr w:type="gramStart"/>
+      <w:r>
+        <w:rPr>
+          <w:sz w:val="18"/>
+        </w:rPr>
+        <w:t>Enable</w:t>
       </w:r>
       <w:proofErr w:type="spellEnd"/>
       <w:r>
@@ -3679,6 +4051,7 @@
         </w:rPr>
         <w:t>();</w:t>
       </w:r>
+      <w:proofErr w:type="gramEnd"/>
     </w:p>
     <w:p>
       <w:pPr>
@@ -3706,7 +4079,14 @@
         <w:rPr>
           <w:sz w:val="18"/>
         </w:rPr>
-        <w:t>HAL_Init</w:t>
+        <w:t>HAL_</w:t>
+      </w:r>
+      <w:proofErr w:type="gramStart"/>
+      <w:r>
+        <w:rPr>
+          <w:sz w:val="18"/>
+        </w:rPr>
+        <w:t>Init</w:t>
       </w:r>
       <w:proofErr w:type="spellEnd"/>
       <w:r>
@@ -3715,6 +4095,7 @@
         </w:rPr>
         <w:t>();</w:t>
       </w:r>
+      <w:proofErr w:type="gramEnd"/>
     </w:p>
     <w:p>
       <w:pPr>
@@ -3762,7 +4143,14 @@
         <w:rPr>
           <w:sz w:val="18"/>
         </w:rPr>
-        <w:t>SystemClock_Config</w:t>
+        <w:t>SystemClock_</w:t>
+      </w:r>
+      <w:proofErr w:type="gramStart"/>
+      <w:r>
+        <w:rPr>
+          <w:sz w:val="18"/>
+        </w:rPr>
+        <w:t>Config</w:t>
       </w:r>
       <w:proofErr w:type="spellEnd"/>
       <w:r>
@@ -3771,6 +4159,7 @@
         </w:rPr>
         <w:t>();</w:t>
       </w:r>
+      <w:proofErr w:type="gramEnd"/>
     </w:p>
     <w:p>
       <w:pPr>
@@ -3797,8 +4186,30 @@
         <w:rPr>
           <w:sz w:val="18"/>
         </w:rPr>
-        <w:t xml:space="preserve">  stm32f7_LCD_init(AUDIO_FREQ, SOURCE_FILE_NAME, NOGRAPH);</w:t>
-      </w:r>
+        <w:t xml:space="preserve">  stm32f7_LCD_</w:t>
+      </w:r>
+      <w:proofErr w:type="gramStart"/>
+      <w:r>
+        <w:rPr>
+          <w:sz w:val="18"/>
+        </w:rPr>
+        <w:t>init(</w:t>
+      </w:r>
+      <w:proofErr w:type="gramEnd"/>
+      <w:r>
+        <w:rPr>
+          <w:sz w:val="18"/>
+        </w:rPr>
+        <w:t>AUDIO_FREQ, SOURCE_FILE_NAME, NOGRAPH</w:t>
+      </w:r>
+      <w:proofErr w:type="gramStart"/>
+      <w:r>
+        <w:rPr>
+          <w:sz w:val="18"/>
+        </w:rPr>
+        <w:t>);</w:t>
+      </w:r>
+      <w:proofErr w:type="gramEnd"/>
     </w:p>
     <w:p>
       <w:pPr>
@@ -3826,14 +4237,28 @@
         <w:rPr>
           <w:sz w:val="18"/>
         </w:rPr>
-        <w:t>BSP_AUDIO_IN_OUT_Init</w:t>
-      </w:r>
-      <w:proofErr w:type="spellEnd"/>
-      <w:r>
-        <w:rPr>
-          <w:sz w:val="18"/>
-        </w:rPr>
-        <w:t>(INPUT_DEVICE_DIGITAL_MICROPHONE_2,</w:t>
+        <w:t>BSP_AUDIO_IN_OUT_</w:t>
+      </w:r>
+      <w:proofErr w:type="gramStart"/>
+      <w:r>
+        <w:rPr>
+          <w:sz w:val="18"/>
+        </w:rPr>
+        <w:t>Init</w:t>
+      </w:r>
+      <w:proofErr w:type="spellEnd"/>
+      <w:r>
+        <w:rPr>
+          <w:sz w:val="18"/>
+        </w:rPr>
+        <w:t>(</w:t>
+      </w:r>
+      <w:proofErr w:type="gramEnd"/>
+      <w:r>
+        <w:rPr>
+          <w:sz w:val="18"/>
+        </w:rPr>
+        <w:t>INPUT_DEVICE_DIGITAL_MICROPHONE_2,</w:t>
       </w:r>
     </w:p>
     <w:p>
@@ -3889,7 +4314,21 @@
         <w:rPr>
           <w:sz w:val="18"/>
         </w:rPr>
-        <w:t xml:space="preserve">                            AUDIO_IN_CHANNEL_NBR) != AUDIO_OK)</w:t>
+        <w:t xml:space="preserve">                            AUDIO_IN_CHANNEL_NBR</w:t>
+      </w:r>
+      <w:proofErr w:type="gramStart"/>
+      <w:r>
+        <w:rPr>
+          <w:sz w:val="18"/>
+        </w:rPr>
+        <w:t>) !</w:t>
+      </w:r>
+      <w:proofErr w:type="gramEnd"/>
+      <w:r>
+        <w:rPr>
+          <w:sz w:val="18"/>
+        </w:rPr>
+        <w:t>= AUDIO_OK)</w:t>
       </w:r>
     </w:p>
     <w:p>
@@ -3924,7 +4363,14 @@
         <w:rPr>
           <w:sz w:val="18"/>
         </w:rPr>
-        <w:t>Error_Handler</w:t>
+        <w:t>Error_</w:t>
+      </w:r>
+      <w:proofErr w:type="gramStart"/>
+      <w:r>
+        <w:rPr>
+          <w:sz w:val="18"/>
+        </w:rPr>
+        <w:t>Handler</w:t>
       </w:r>
       <w:proofErr w:type="spellEnd"/>
       <w:r>
@@ -3933,6 +4379,7 @@
         </w:rPr>
         <w:t>();</w:t>
       </w:r>
+      <w:proofErr w:type="gramEnd"/>
     </w:p>
     <w:p>
       <w:pPr>
@@ -3974,15 +4421,37 @@
         <w:rPr>
           <w:sz w:val="18"/>
         </w:rPr>
-        <w:t>BSP_AUDIO_OUT_SetAudioFrameSlot</w:t>
-      </w:r>
-      <w:proofErr w:type="spellEnd"/>
-      <w:r>
-        <w:rPr>
-          <w:sz w:val="18"/>
-        </w:rPr>
-        <w:t>(CODEC_AUDIOFRAME_SLOT_02);</w:t>
-      </w:r>
+        <w:t>BSP_AUDIO_OUT_</w:t>
+      </w:r>
+      <w:proofErr w:type="gramStart"/>
+      <w:r>
+        <w:rPr>
+          <w:sz w:val="18"/>
+        </w:rPr>
+        <w:t>SetAudioFrameSlot</w:t>
+      </w:r>
+      <w:proofErr w:type="spellEnd"/>
+      <w:r>
+        <w:rPr>
+          <w:sz w:val="18"/>
+        </w:rPr>
+        <w:t>(</w:t>
+      </w:r>
+      <w:proofErr w:type="gramEnd"/>
+      <w:r>
+        <w:rPr>
+          <w:sz w:val="18"/>
+        </w:rPr>
+        <w:t>CODEC_AUDIOFRAME_SLOT_02</w:t>
+      </w:r>
+      <w:proofErr w:type="gramStart"/>
+      <w:r>
+        <w:rPr>
+          <w:sz w:val="18"/>
+        </w:rPr>
+        <w:t>);</w:t>
+      </w:r>
+      <w:proofErr w:type="gramEnd"/>
     </w:p>
     <w:p>
       <w:pPr>
@@ -4016,7 +4485,14 @@
         <w:rPr>
           <w:sz w:val="18"/>
         </w:rPr>
-        <w:t>BSP_AUDIO_OUT_Play</w:t>
+        <w:t>BSP_AUDIO_OUT_</w:t>
+      </w:r>
+      <w:proofErr w:type="gramStart"/>
+      <w:r>
+        <w:rPr>
+          <w:sz w:val="18"/>
+        </w:rPr>
+        <w:t>Play</w:t>
       </w:r>
       <w:proofErr w:type="spellEnd"/>
       <w:r>
@@ -4026,6 +4502,7 @@
         <w:t>(</w:t>
       </w:r>
       <w:proofErr w:type="spellStart"/>
+      <w:proofErr w:type="gramEnd"/>
       <w:r>
         <w:rPr>
           <w:sz w:val="18"/>
@@ -4040,6 +4517,7 @@
         <w:t xml:space="preserve">, </w:t>
       </w:r>
       <w:proofErr w:type="spellStart"/>
+      <w:proofErr w:type="gramStart"/>
       <w:r>
         <w:rPr>
           <w:sz w:val="18"/>
@@ -4054,6 +4532,7 @@
         <w:t>(</w:t>
       </w:r>
       <w:proofErr w:type="spellStart"/>
+      <w:proofErr w:type="gramEnd"/>
       <w:r>
         <w:rPr>
           <w:sz w:val="18"/>
@@ -4065,7 +4544,21 @@
         <w:rPr>
           <w:sz w:val="18"/>
         </w:rPr>
-        <w:t>)) != AUDIO_OK)</w:t>
+        <w:t>)</w:t>
+      </w:r>
+      <w:proofErr w:type="gramStart"/>
+      <w:r>
+        <w:rPr>
+          <w:sz w:val="18"/>
+        </w:rPr>
+        <w:t>) !</w:t>
+      </w:r>
+      <w:proofErr w:type="gramEnd"/>
+      <w:r>
+        <w:rPr>
+          <w:sz w:val="18"/>
+        </w:rPr>
+        <w:t>= AUDIO_OK)</w:t>
       </w:r>
     </w:p>
     <w:p>
@@ -4100,7 +4593,14 @@
         <w:rPr>
           <w:sz w:val="18"/>
         </w:rPr>
-        <w:t>Error_Handler</w:t>
+        <w:t>Error_</w:t>
+      </w:r>
+      <w:proofErr w:type="gramStart"/>
+      <w:r>
+        <w:rPr>
+          <w:sz w:val="18"/>
+        </w:rPr>
+        <w:t>Handler</w:t>
       </w:r>
       <w:proofErr w:type="spellEnd"/>
       <w:r>
@@ -4109,6 +4609,7 @@
         </w:rPr>
         <w:t>();</w:t>
       </w:r>
+      <w:proofErr w:type="gramEnd"/>
     </w:p>
     <w:p>
       <w:pPr>
@@ -4165,7 +4666,14 @@
         <w:rPr>
           <w:sz w:val="18"/>
         </w:rPr>
-        <w:t>BSP_AUDIO_IN_Record</w:t>
+        <w:t>BSP_AUDIO_IN_</w:t>
+      </w:r>
+      <w:proofErr w:type="gramStart"/>
+      <w:r>
+        <w:rPr>
+          <w:sz w:val="18"/>
+        </w:rPr>
+        <w:t>Record</w:t>
       </w:r>
       <w:proofErr w:type="spellEnd"/>
       <w:r>
@@ -4175,6 +4683,7 @@
         <w:t>(</w:t>
       </w:r>
       <w:proofErr w:type="spellStart"/>
+      <w:proofErr w:type="gramEnd"/>
       <w:r>
         <w:rPr>
           <w:sz w:val="18"/>
@@ -4186,7 +4695,21 @@
         <w:rPr>
           <w:sz w:val="18"/>
         </w:rPr>
-        <w:t>, BUF_SAMPLES) != AUDIO_OK)</w:t>
+        <w:t>, BUF_SAMPLES</w:t>
+      </w:r>
+      <w:proofErr w:type="gramStart"/>
+      <w:r>
+        <w:rPr>
+          <w:sz w:val="18"/>
+        </w:rPr>
+        <w:t>) !</w:t>
+      </w:r>
+      <w:proofErr w:type="gramEnd"/>
+      <w:r>
+        <w:rPr>
+          <w:sz w:val="18"/>
+        </w:rPr>
+        <w:t>= AUDIO_OK)</w:t>
       </w:r>
     </w:p>
     <w:p>
@@ -4221,7 +4744,14 @@
         <w:rPr>
           <w:sz w:val="18"/>
         </w:rPr>
-        <w:t>Error_Handler</w:t>
+        <w:t>Error_</w:t>
+      </w:r>
+      <w:proofErr w:type="gramStart"/>
+      <w:r>
+        <w:rPr>
+          <w:sz w:val="18"/>
+        </w:rPr>
+        <w:t>Handler</w:t>
       </w:r>
       <w:proofErr w:type="spellEnd"/>
       <w:r>
@@ -4230,6 +4760,7 @@
         </w:rPr>
         <w:t>();</w:t>
       </w:r>
+      <w:proofErr w:type="gramEnd"/>
     </w:p>
     <w:p>
       <w:pPr>
@@ -4376,8 +4907,16 @@
         <w:rPr>
           <w:sz w:val="18"/>
         </w:rPr>
-        <w:t xml:space="preserve"> = 0;</w:t>
-      </w:r>
+        <w:t xml:space="preserve"> = </w:t>
+      </w:r>
+      <w:proofErr w:type="gramStart"/>
+      <w:r>
+        <w:rPr>
+          <w:sz w:val="18"/>
+        </w:rPr>
+        <w:t>0;</w:t>
+      </w:r>
+      <w:proofErr w:type="gramEnd"/>
     </w:p>
     <w:p>
       <w:pPr>
@@ -4401,6 +4940,7 @@
         <w:t xml:space="preserve">      </w:t>
       </w:r>
       <w:proofErr w:type="spellStart"/>
+      <w:proofErr w:type="gramStart"/>
       <w:r>
         <w:rPr>
           <w:sz w:val="18"/>
@@ -4415,6 +4955,7 @@
         <w:t>(</w:t>
       </w:r>
       <w:proofErr w:type="spellStart"/>
+      <w:proofErr w:type="gramEnd"/>
       <w:r>
         <w:rPr>
           <w:sz w:val="18"/>
@@ -4454,8 +4995,16 @@
         <w:rPr>
           <w:sz w:val="18"/>
         </w:rPr>
-        <w:t>(uint16_t));</w:t>
-      </w:r>
+        <w:t>(uint16_t)</w:t>
+      </w:r>
+      <w:proofErr w:type="gramStart"/>
+      <w:r>
+        <w:rPr>
+          <w:sz w:val="18"/>
+        </w:rPr>
+        <w:t>);</w:t>
+      </w:r>
+      <w:proofErr w:type="gramEnd"/>
     </w:p>
     <w:p>
       <w:pPr>
@@ -4586,8 +5135,16 @@
         <w:rPr>
           <w:sz w:val="18"/>
         </w:rPr>
-        <w:t xml:space="preserve"> = 0;</w:t>
-      </w:r>
+        <w:t xml:space="preserve"> = </w:t>
+      </w:r>
+      <w:proofErr w:type="gramStart"/>
+      <w:r>
+        <w:rPr>
+          <w:sz w:val="18"/>
+        </w:rPr>
+        <w:t>0;</w:t>
+      </w:r>
+      <w:proofErr w:type="gramEnd"/>
     </w:p>
     <w:p>
       <w:pPr>
@@ -4611,6 +5168,7 @@
         <w:t xml:space="preserve">      </w:t>
       </w:r>
       <w:proofErr w:type="spellStart"/>
+      <w:proofErr w:type="gramStart"/>
       <w:r>
         <w:rPr>
           <w:sz w:val="18"/>
@@ -4625,6 +5183,7 @@
         <w:t>(</w:t>
       </w:r>
       <w:proofErr w:type="spellStart"/>
+      <w:proofErr w:type="gramEnd"/>
       <w:r>
         <w:rPr>
           <w:sz w:val="18"/>
@@ -4653,6 +5212,7 @@
         <w:t xml:space="preserve">             </w:t>
       </w:r>
       <w:proofErr w:type="spellStart"/>
+      <w:proofErr w:type="gramStart"/>
       <w:r>
         <w:rPr>
           <w:sz w:val="18"/>
@@ -4664,7 +5224,14 @@
         <w:rPr>
           <w:sz w:val="18"/>
         </w:rPr>
-        <w:t xml:space="preserve">  + BLOCK_SAMPLES_TOTAL,</w:t>
+        <w:t xml:space="preserve">  +</w:t>
+      </w:r>
+      <w:proofErr w:type="gramEnd"/>
+      <w:r>
+        <w:rPr>
+          <w:sz w:val="18"/>
+        </w:rPr>
+        <w:t xml:space="preserve"> BLOCK_SAMPLES_TOTAL,</w:t>
       </w:r>
     </w:p>
     <w:p>
@@ -4692,8 +5259,16 @@
         <w:rPr>
           <w:sz w:val="18"/>
         </w:rPr>
-        <w:t>(uint16_t));</w:t>
-      </w:r>
+        <w:t>(uint16_t)</w:t>
+      </w:r>
+      <w:proofErr w:type="gramStart"/>
+      <w:r>
+        <w:rPr>
+          <w:sz w:val="18"/>
+        </w:rPr>
+        <w:t>);</w:t>
+      </w:r>
+      <w:proofErr w:type="gramEnd"/>
     </w:p>
     <w:p>
       <w:pPr>
@@ -4779,11 +5354,19 @@
       </w:r>
       <w:proofErr w:type="spellStart"/>
       <w:r>
-        <w:t>HAL_Init</w:t>
-      </w:r>
-      <w:proofErr w:type="spellEnd"/>
-      <w:r>
-        <w:t xml:space="preserve">(), and sets the system clock to 216 </w:t>
+        <w:t>HAL_</w:t>
+      </w:r>
+      <w:proofErr w:type="gramStart"/>
+      <w:r>
+        <w:t>Init</w:t>
+      </w:r>
+      <w:proofErr w:type="spellEnd"/>
+      <w:r>
+        <w:t>(</w:t>
+      </w:r>
+      <w:proofErr w:type="gramEnd"/>
+      <w:r>
+        <w:t xml:space="preserve">), and sets the system clock to 216 </w:t>
       </w:r>
       <w:proofErr w:type="spellStart"/>
       <w:r>
@@ -4795,51 +5378,99 @@
       </w:r>
       <w:proofErr w:type="spellStart"/>
       <w:r>
-        <w:t>BSP_AUDIO_IN_OUT_Init</w:t>
-      </w:r>
-      <w:proofErr w:type="spellEnd"/>
-      <w:r>
-        <w:t xml:space="preserve">() selects the WM8994’s digital-microphone pair (INPUT_DEVICE_DIGITAL_MICROPHONE_2) as input and headphones as output at 16 kHz, 16-bit, stereo. Headphone TDM is forced to the 0&amp;2 slots with </w:t>
-      </w:r>
-      <w:proofErr w:type="spellStart"/>
-      <w:r>
-        <w:t>BSP_AUDIO_OUT_SetAudioFrameSlot</w:t>
-      </w:r>
-      <w:proofErr w:type="spellEnd"/>
-      <w:r>
-        <w:t xml:space="preserve">(CODEC_AUDIOFRAME_SLOT_02). Playback is primed with </w:t>
-      </w:r>
-      <w:proofErr w:type="spellStart"/>
-      <w:r>
-        <w:t>BSP_AUDIO_OUT_Play</w:t>
-      </w:r>
-      <w:proofErr w:type="spellEnd"/>
-      <w:r>
-        <w:t xml:space="preserve">() on a ping-pong output buffer, then capture starts with </w:t>
-      </w:r>
-      <w:proofErr w:type="spellStart"/>
-      <w:r>
-        <w:t>BSP_AUDIO_IN_Record</w:t>
-      </w:r>
-      <w:proofErr w:type="spellEnd"/>
-      <w:r>
-        <w:t xml:space="preserve">() on a matching ping-pong input buffer (512 samples per channel per half). From there, DMA does the work: when the input buffer is half full, </w:t>
-      </w:r>
-      <w:proofErr w:type="spellStart"/>
-      <w:r>
-        <w:t>BSP_AUDIO_IN_HalfTransfer_CallBack</w:t>
-      </w:r>
-      <w:proofErr w:type="spellEnd"/>
-      <w:r>
-        <w:t xml:space="preserve">() copies that half into the output buffer; when the input buffer is full, </w:t>
-      </w:r>
-      <w:proofErr w:type="spellStart"/>
-      <w:r>
-        <w:t>BSP_AUDIO_IN_TransferComplete_CallBack</w:t>
-      </w:r>
-      <w:proofErr w:type="spellEnd"/>
-      <w:r>
-        <w:t>() copies the second half. The main loop remains idle while the callbacks continuously shuttle audio, yielding a steady 16 kHz → 16 kHz loopback with block-level latency and minimal CPU load—an ideal scaffold for inserting per-block real-time DSP inside the two callbacks</w:t>
+        <w:t>BSP_AUDIO_IN_OUT_</w:t>
+      </w:r>
+      <w:proofErr w:type="gramStart"/>
+      <w:r>
+        <w:t>Init</w:t>
+      </w:r>
+      <w:proofErr w:type="spellEnd"/>
+      <w:r>
+        <w:t>(</w:t>
+      </w:r>
+      <w:proofErr w:type="gramEnd"/>
+      <w:r>
+        <w:t xml:space="preserve">) selects the WM8994’s digital-microphone pair (INPUT_DEVICE_DIGITAL_MICROPHONE_2) as input and headphones as output at 16 kHz, 16-bit, stereo. Headphone TDM is forced to the 0&amp;2 slots with </w:t>
+      </w:r>
+      <w:proofErr w:type="spellStart"/>
+      <w:r>
+        <w:t>BSP_AUDIO_OUT_</w:t>
+      </w:r>
+      <w:proofErr w:type="gramStart"/>
+      <w:r>
+        <w:t>SetAudioFrameSlot</w:t>
+      </w:r>
+      <w:proofErr w:type="spellEnd"/>
+      <w:r>
+        <w:t>(</w:t>
+      </w:r>
+      <w:proofErr w:type="gramEnd"/>
+      <w:r>
+        <w:t xml:space="preserve">CODEC_AUDIOFRAME_SLOT_02). Playback is primed with </w:t>
+      </w:r>
+      <w:proofErr w:type="spellStart"/>
+      <w:r>
+        <w:t>BSP_AUDIO_OUT_</w:t>
+      </w:r>
+      <w:proofErr w:type="gramStart"/>
+      <w:r>
+        <w:t>Play</w:t>
+      </w:r>
+      <w:proofErr w:type="spellEnd"/>
+      <w:r>
+        <w:t>(</w:t>
+      </w:r>
+      <w:proofErr w:type="gramEnd"/>
+      <w:r>
+        <w:t xml:space="preserve">) on a ping-pong output buffer, then capture starts with </w:t>
+      </w:r>
+      <w:proofErr w:type="spellStart"/>
+      <w:r>
+        <w:t>BSP_AUDIO_IN_</w:t>
+      </w:r>
+      <w:proofErr w:type="gramStart"/>
+      <w:r>
+        <w:t>Record</w:t>
+      </w:r>
+      <w:proofErr w:type="spellEnd"/>
+      <w:r>
+        <w:t>(</w:t>
+      </w:r>
+      <w:proofErr w:type="gramEnd"/>
+      <w:r>
+        <w:t xml:space="preserve">) on a matching ping-pong input buffer (512 samples per channel per half). From there, DMA does the work: when the input buffer is half full, </w:t>
+      </w:r>
+      <w:proofErr w:type="spellStart"/>
+      <w:r>
+        <w:t>BSP_AUDIO_IN_HalfTransfer_</w:t>
+      </w:r>
+      <w:proofErr w:type="gramStart"/>
+      <w:r>
+        <w:t>CallBack</w:t>
+      </w:r>
+      <w:proofErr w:type="spellEnd"/>
+      <w:r>
+        <w:t>(</w:t>
+      </w:r>
+      <w:proofErr w:type="gramEnd"/>
+      <w:r>
+        <w:t xml:space="preserve">) copies that half into the output buffer; when the input buffer is full, </w:t>
+      </w:r>
+      <w:proofErr w:type="spellStart"/>
+      <w:r>
+        <w:t>BSP_AUDIO_IN_TransferComplete_</w:t>
+      </w:r>
+      <w:proofErr w:type="gramStart"/>
+      <w:r>
+        <w:t>CallBack</w:t>
+      </w:r>
+      <w:proofErr w:type="spellEnd"/>
+      <w:r>
+        <w:t>(</w:t>
+      </w:r>
+      <w:proofErr w:type="gramEnd"/>
+      <w:r>
+        <w:t>) copies the second half. The main loop remains idle while the callbacks continuously shuttle audio, yielding a steady 16 kHz → 16 kHz loopback with block-level latency and minimal CPU load—an ideal scaffold for inserting per-block real-time DSP inside the two callbacks</w:t>
       </w:r>
       <w:r>
         <w:t>.</w:t>
@@ -4941,7 +5572,15 @@
         <w:t>clicking on its icon</w:t>
       </w:r>
       <w:r>
-        <w:t xml:space="preserve">, similar to the one </w:t>
+        <w:t xml:space="preserve">, </w:t>
+      </w:r>
+      <w:proofErr w:type="gramStart"/>
+      <w:r>
+        <w:t>similar to</w:t>
+      </w:r>
+      <w:proofErr w:type="gramEnd"/>
+      <w:r>
+        <w:t xml:space="preserve"> the one </w:t>
       </w:r>
       <w:r>
         <w:t>used</w:t>
@@ -5540,73 +6179,30 @@
         <w:autoSpaceDE w:val="0"/>
         <w:autoSpaceDN w:val="0"/>
         <w:adjustRightInd w:val="0"/>
-        <w:rPr>
-          <w:rFonts w:ascii="Courier New" w:hAnsi="Courier New" w:cs="Courier New"/>
-        </w:rPr>
-      </w:pPr>
-      <w:r>
-        <w:t xml:space="preserve">By simply delaying and feeding back past samples, you can create echo-like effects with very little code. In our updated </w:t>
+      </w:pPr>
+      <w:r>
+        <w:t xml:space="preserve">By simply delaying and feeding back past samples, you can create echo-like effects with very little code. In our updated stm32f7_delay.c, we record audio at </w:t>
       </w:r>
       <w:r>
         <w:rPr>
           <w:b/>
           <w:bCs/>
         </w:rPr>
-        <w:t>stm32f7_delay.c</w:t>
-      </w:r>
-      <w:r>
-        <w:t xml:space="preserve">, we record audio at 16 kHz into a circular delay line, mix each new sample with the one from 500 </w:t>
-      </w:r>
-      <w:proofErr w:type="spellStart"/>
-      <w:r>
-        <w:t>ms</w:t>
-      </w:r>
-      <w:proofErr w:type="spellEnd"/>
-      <w:r>
-        <w:t xml:space="preserve"> ago, and play the result back—all via DMA for minimal CPU load.</w:t>
-      </w:r>
-    </w:p>
-    <w:p>
-      <w:pPr>
-        <w:autoSpaceDE w:val="0"/>
-        <w:autoSpaceDN w:val="0"/>
-        <w:adjustRightInd w:val="0"/>
-        <w:rPr>
-          <w:rFonts w:cs="Courier New"/>
-        </w:rPr>
-      </w:pPr>
-      <w:r>
-        <w:rPr>
-          <w:rFonts w:cs="Courier New"/>
-        </w:rPr>
-        <w:t xml:space="preserve">A fixed‐size array </w:t>
-      </w:r>
-      <w:proofErr w:type="spellStart"/>
-      <w:r>
-        <w:rPr>
-          <w:rFonts w:cs="Courier New"/>
-        </w:rPr>
-        <w:t>DelayBuffer</w:t>
-      </w:r>
-      <w:proofErr w:type="spellEnd"/>
-      <w:r>
-        <w:rPr>
-          <w:rFonts w:cs="Courier New"/>
-        </w:rPr>
-        <w:t xml:space="preserve"> of </w:t>
-      </w:r>
-      <w:r>
-        <w:rPr>
-          <w:rFonts w:cs="Courier New"/>
+        <w:t>16 kHz (stereo)</w:t>
+      </w:r>
+      <w:r>
+        <w:t xml:space="preserve"> into a circular delay line, mix each new sample with the one from </w:t>
+      </w:r>
+      <w:r>
+        <w:rPr>
           <w:b/>
           <w:bCs/>
         </w:rPr>
-        <w:t xml:space="preserve">DELAY_BUF_SIZE = (16 000 Hz×500 </w:t>
-      </w:r>
-      <w:proofErr w:type="spellStart"/>
-      <w:r>
-        <w:rPr>
-          <w:rFonts w:cs="Courier New"/>
+        <w:t xml:space="preserve">~64 </w:t>
+      </w:r>
+      <w:proofErr w:type="spellStart"/>
+      <w:r>
+        <w:rPr>
           <w:b/>
           <w:bCs/>
         </w:rPr>
@@ -5614,51 +6210,86 @@
       </w:r>
       <w:proofErr w:type="spellEnd"/>
       <w:r>
-        <w:rPr>
-          <w:rFonts w:cs="Courier New"/>
+        <w:t xml:space="preserve"> ago, and play the result back—all via DMA for minimal CPU load.</w:t>
+      </w:r>
+      <w:r>
+        <w:br/>
+        <w:t xml:space="preserve">A fixed-size array </w:t>
+      </w:r>
+      <w:proofErr w:type="spellStart"/>
+      <w:r>
+        <w:t>DelayBuf</w:t>
+      </w:r>
+      <w:proofErr w:type="spellEnd"/>
+      <w:r>
+        <w:t xml:space="preserve"> of</w:t>
+      </w:r>
+      <w:r>
+        <w:br/>
+      </w:r>
+      <w:r>
+        <w:rPr>
           <w:b/>
           <w:bCs/>
         </w:rPr>
-        <w:t>)/1000 = 8 000 samples</w:t>
-      </w:r>
-      <w:r>
-        <w:rPr>
-          <w:rFonts w:cs="Courier New"/>
-        </w:rPr>
-        <w:t xml:space="preserve"> holds the delayed audio. As each sample arrives, the code:</w:t>
+        <w:t xml:space="preserve">BUF_SAMPLES = (16 000 Hz × 64 </w:t>
+      </w:r>
+      <w:proofErr w:type="spellStart"/>
+      <w:r>
+        <w:rPr>
+          <w:b/>
+          <w:bCs/>
+        </w:rPr>
+        <w:t>ms</w:t>
+      </w:r>
+      <w:proofErr w:type="spellEnd"/>
+      <w:r>
+        <w:rPr>
+          <w:b/>
+          <w:bCs/>
+        </w:rPr>
+        <w:t xml:space="preserve"> × 2 </w:t>
+      </w:r>
+      <w:proofErr w:type="spellStart"/>
+      <w:r>
+        <w:rPr>
+          <w:b/>
+          <w:bCs/>
+        </w:rPr>
+        <w:t>ch</w:t>
+      </w:r>
+      <w:proofErr w:type="spellEnd"/>
+      <w:r>
+        <w:rPr>
+          <w:b/>
+          <w:bCs/>
+        </w:rPr>
+        <w:t>) / 1000 = 2 048 samples</w:t>
+      </w:r>
+      <w:r>
+        <w:br/>
+        <w:t>holds the delayed audio. As each sample arrives (in the DMA half/full callbacks), the code:</w:t>
       </w:r>
     </w:p>
     <w:p>
       <w:pPr>
         <w:numPr>
           <w:ilvl w:val="0"/>
-          <w:numId w:val="33"/>
+          <w:numId w:val="34"/>
         </w:numPr>
         <w:autoSpaceDE w:val="0"/>
         <w:autoSpaceDN w:val="0"/>
         <w:adjustRightInd w:val="0"/>
-        <w:rPr>
-          <w:rFonts w:cs="Courier New"/>
-        </w:rPr>
-      </w:pPr>
-      <w:r>
-        <w:rPr>
-          <w:rFonts w:cs="Courier New"/>
-        </w:rPr>
+      </w:pPr>
+      <w:r>
         <w:t>Reads the current input sample (in = buffer[</w:t>
       </w:r>
       <w:proofErr w:type="spellStart"/>
       <w:r>
-        <w:rPr>
-          <w:rFonts w:cs="Courier New"/>
-        </w:rPr>
         <w:t>i</w:t>
       </w:r>
       <w:proofErr w:type="spellEnd"/>
       <w:r>
-        <w:rPr>
-          <w:rFonts w:cs="Courier New"/>
-        </w:rPr>
         <w:t>]).</w:t>
       </w:r>
     </w:p>
@@ -5666,47 +6297,29 @@
       <w:pPr>
         <w:numPr>
           <w:ilvl w:val="0"/>
-          <w:numId w:val="33"/>
+          <w:numId w:val="34"/>
         </w:numPr>
         <w:autoSpaceDE w:val="0"/>
         <w:autoSpaceDN w:val="0"/>
         <w:adjustRightInd w:val="0"/>
-        <w:rPr>
-          <w:rFonts w:cs="Courier New"/>
-        </w:rPr>
-      </w:pPr>
-      <w:r>
-        <w:rPr>
-          <w:rFonts w:cs="Courier New"/>
-        </w:rPr>
+      </w:pPr>
+      <w:r>
         <w:t xml:space="preserve">Retrieves the oldest sample from </w:t>
       </w:r>
       <w:proofErr w:type="spellStart"/>
       <w:r>
-        <w:rPr>
-          <w:rFonts w:cs="Courier New"/>
-        </w:rPr>
-        <w:t>DelayBuffer</w:t>
-      </w:r>
-      <w:proofErr w:type="spellEnd"/>
-      <w:r>
-        <w:rPr>
-          <w:rFonts w:cs="Courier New"/>
-        </w:rPr>
+        <w:t>DelayBuf</w:t>
+      </w:r>
+      <w:proofErr w:type="spellEnd"/>
+      <w:r>
         <w:t>[</w:t>
       </w:r>
       <w:proofErr w:type="spellStart"/>
       <w:r>
-        <w:rPr>
-          <w:rFonts w:cs="Courier New"/>
-        </w:rPr>
         <w:t>bufptr</w:t>
       </w:r>
       <w:proofErr w:type="spellEnd"/>
       <w:r>
-        <w:rPr>
-          <w:rFonts w:cs="Courier New"/>
-        </w:rPr>
         <w:t>].</w:t>
       </w:r>
     </w:p>
@@ -5714,102 +6327,71 @@
       <w:pPr>
         <w:numPr>
           <w:ilvl w:val="0"/>
-          <w:numId w:val="33"/>
+          <w:numId w:val="34"/>
         </w:numPr>
         <w:autoSpaceDE w:val="0"/>
         <w:autoSpaceDN w:val="0"/>
         <w:adjustRightInd w:val="0"/>
-        <w:rPr>
-          <w:rFonts w:cs="Courier New"/>
-        </w:rPr>
-      </w:pPr>
-      <w:r>
-        <w:rPr>
-          <w:rFonts w:cs="Courier New"/>
-        </w:rPr>
-        <w:t>Sums them, clamping the result to the 16-bit range.</w:t>
+      </w:pPr>
+      <w:proofErr w:type="gramStart"/>
+      <w:r>
+        <w:t>Sums</w:t>
+      </w:r>
+      <w:proofErr w:type="gramEnd"/>
+      <w:r>
+        <w:t xml:space="preserve"> them, clamping the result to the 16-bit range.</w:t>
       </w:r>
     </w:p>
     <w:p>
       <w:pPr>
         <w:numPr>
           <w:ilvl w:val="0"/>
-          <w:numId w:val="33"/>
+          <w:numId w:val="34"/>
         </w:numPr>
         <w:autoSpaceDE w:val="0"/>
         <w:autoSpaceDN w:val="0"/>
         <w:adjustRightInd w:val="0"/>
-        <w:rPr>
-          <w:rFonts w:cs="Courier New"/>
-        </w:rPr>
-      </w:pPr>
-      <w:r>
-        <w:rPr>
-          <w:rFonts w:cs="Courier New"/>
-        </w:rPr>
-        <w:t>Writes the mixed sample back into buffer[</w:t>
-      </w:r>
-      <w:proofErr w:type="spellStart"/>
-      <w:r>
-        <w:rPr>
-          <w:rFonts w:cs="Courier New"/>
-        </w:rPr>
+      </w:pPr>
+      <w:r>
+        <w:lastRenderedPageBreak/>
+        <w:t>Writes the mixed sample to the output half-buffer (out[</w:t>
+      </w:r>
+      <w:proofErr w:type="spellStart"/>
+      <w:r>
         <w:t>i</w:t>
       </w:r>
       <w:proofErr w:type="spellEnd"/>
       <w:r>
-        <w:rPr>
-          <w:rFonts w:cs="Courier New"/>
-        </w:rPr>
-        <w:t>] for output.</w:t>
+        <w:t>]).</w:t>
       </w:r>
     </w:p>
     <w:p>
       <w:pPr>
         <w:numPr>
           <w:ilvl w:val="0"/>
-          <w:numId w:val="33"/>
+          <w:numId w:val="34"/>
         </w:numPr>
         <w:autoSpaceDE w:val="0"/>
         <w:autoSpaceDN w:val="0"/>
         <w:adjustRightInd w:val="0"/>
-        <w:rPr>
-          <w:rFonts w:cs="Courier New"/>
-        </w:rPr>
-      </w:pPr>
-      <w:r>
-        <w:rPr>
-          <w:rFonts w:cs="Courier New"/>
-        </w:rPr>
-        <w:lastRenderedPageBreak/>
+      </w:pPr>
+      <w:r>
         <w:t xml:space="preserve">Stores the current input into </w:t>
       </w:r>
       <w:proofErr w:type="spellStart"/>
       <w:r>
-        <w:rPr>
-          <w:rFonts w:cs="Courier New"/>
-        </w:rPr>
-        <w:t>DelayBuffer</w:t>
-      </w:r>
-      <w:proofErr w:type="spellEnd"/>
-      <w:r>
-        <w:rPr>
-          <w:rFonts w:cs="Courier New"/>
-        </w:rPr>
+        <w:t>DelayBuf</w:t>
+      </w:r>
+      <w:proofErr w:type="spellEnd"/>
+      <w:r>
         <w:t>[</w:t>
       </w:r>
       <w:proofErr w:type="spellStart"/>
       <w:r>
-        <w:rPr>
-          <w:rFonts w:cs="Courier New"/>
-        </w:rPr>
         <w:t>bufptr</w:t>
       </w:r>
       <w:proofErr w:type="spellEnd"/>
       <w:r>
-        <w:rPr>
-          <w:rFonts w:cs="Courier New"/>
-        </w:rPr>
         <w:t>] (overwriting the oldest).</w:t>
       </w:r>
     </w:p>
@@ -5817,34 +6399,22 @@
       <w:pPr>
         <w:numPr>
           <w:ilvl w:val="0"/>
-          <w:numId w:val="33"/>
+          <w:numId w:val="34"/>
         </w:numPr>
         <w:autoSpaceDE w:val="0"/>
         <w:autoSpaceDN w:val="0"/>
         <w:adjustRightInd w:val="0"/>
-        <w:rPr>
-          <w:rFonts w:cs="Courier New"/>
-        </w:rPr>
-      </w:pPr>
-      <w:r>
-        <w:rPr>
-          <w:rFonts w:cs="Courier New"/>
-        </w:rPr>
+      </w:pPr>
+      <w:r>
         <w:t xml:space="preserve">Increments </w:t>
       </w:r>
       <w:proofErr w:type="spellStart"/>
       <w:r>
-        <w:rPr>
-          <w:rFonts w:cs="Courier New"/>
-        </w:rPr>
         <w:t>bufptr</w:t>
       </w:r>
       <w:proofErr w:type="spellEnd"/>
       <w:r>
-        <w:rPr>
-          <w:rFonts w:cs="Courier New"/>
-        </w:rPr>
-        <w:t xml:space="preserve"> modulo DELAY_BUF_SIZE so the line wraps around.</w:t>
+        <w:t xml:space="preserve"> modulo BUF_SAMPLES so the line wraps around.</w:t>
       </w:r>
     </w:p>
     <w:p>
@@ -5852,29 +6422,35 @@
         <w:autoSpaceDE w:val="0"/>
         <w:autoSpaceDN w:val="0"/>
         <w:adjustRightInd w:val="0"/>
-        <w:rPr>
-          <w:rFonts w:cs="Courier New"/>
-        </w:rPr>
-      </w:pPr>
-      <w:r>
-        <w:rPr>
-          <w:rFonts w:cs="Courier New"/>
-        </w:rPr>
-        <w:t xml:space="preserve">This Process-Delay step sits between DMA record and DMA play in the main loop, giving a consistent 500 </w:t>
-      </w:r>
-      <w:proofErr w:type="spellStart"/>
-      <w:r>
-        <w:rPr>
-          <w:rFonts w:cs="Courier New"/>
+      </w:pPr>
+      <w:r>
+        <w:t xml:space="preserve">This Process-Delay step is invoked by the DMA half/full transfer callbacks (effectively between record and play), giving a consistent </w:t>
+      </w:r>
+      <w:r>
+        <w:rPr>
+          <w:b/>
+          <w:bCs/>
+        </w:rPr>
+        <w:t xml:space="preserve">~64 </w:t>
+      </w:r>
+      <w:proofErr w:type="spellStart"/>
+      <w:r>
+        <w:rPr>
+          <w:b/>
+          <w:bCs/>
         </w:rPr>
         <w:t>ms</w:t>
       </w:r>
       <w:proofErr w:type="spellEnd"/>
       <w:r>
         <w:rPr>
-          <w:rFonts w:cs="Courier New"/>
-        </w:rPr>
-        <w:t xml:space="preserve"> single-tap delay on the Discovery board’s headphone output.</w:t>
+          <w:b/>
+          <w:bCs/>
+        </w:rPr>
+        <w:t xml:space="preserve"> single-tap delay</w:t>
+      </w:r>
+      <w:r>
+        <w:t xml:space="preserve"> on the Discovery board’s headphone output.</w:t>
       </w:r>
     </w:p>
     <w:p>
@@ -5892,44 +6468,84 @@
         <w:pStyle w:val="Codeblock"/>
       </w:pPr>
       <w:r>
-        <w:t>/* Includes ------------------------------------------------------------------*/</w:t>
-      </w:r>
-    </w:p>
-    <w:p>
-      <w:pPr>
-        <w:pStyle w:val="Codeblock"/>
-      </w:pPr>
-      <w:r>
-        <w:t>#include "stm32f7_delay.h"</w:t>
-      </w:r>
-    </w:p>
-    <w:p>
-      <w:pPr>
-        <w:pStyle w:val="Codeblock"/>
-      </w:pPr>
-    </w:p>
-    <w:p>
-      <w:pPr>
-        <w:pStyle w:val="Codeblock"/>
-      </w:pPr>
-      <w:r>
-        <w:t>/* Private typedef -----------------------------------------------------------*/</w:t>
-      </w:r>
-    </w:p>
-    <w:p>
-      <w:pPr>
-        <w:pStyle w:val="Codeblock"/>
-      </w:pPr>
-      <w:r>
-        <w:t>/* Private define ------------------------------------------------------------*/</w:t>
-      </w:r>
-    </w:p>
-    <w:p>
-      <w:pPr>
-        <w:pStyle w:val="Codeblock"/>
-      </w:pPr>
-      <w:r>
-        <w:t>#define SOURCE_FILE_NAME "stm32f7_delay.c"</w:t>
+        <w:t xml:space="preserve">/* </w:t>
+      </w:r>
+      <w:proofErr w:type="gramStart"/>
+      <w:r>
+        <w:t>Includes -</w:t>
+      </w:r>
+      <w:proofErr w:type="gramEnd"/>
+      <w:r>
+        <w:t>-----------------------------------------------------------------*/</w:t>
+      </w:r>
+    </w:p>
+    <w:p>
+      <w:pPr>
+        <w:pStyle w:val="Codeblock"/>
+      </w:pPr>
+      <w:r>
+        <w:t>#include "stm32f7_delay</w:t>
+      </w:r>
+      <w:proofErr w:type="gramStart"/>
+      <w:r>
+        <w:t>.h</w:t>
+      </w:r>
+      <w:proofErr w:type="gramEnd"/>
+      <w:r>
+        <w:t>"</w:t>
+      </w:r>
+    </w:p>
+    <w:p>
+      <w:pPr>
+        <w:pStyle w:val="Codeblock"/>
+      </w:pPr>
+    </w:p>
+    <w:p>
+      <w:pPr>
+        <w:pStyle w:val="Codeblock"/>
+      </w:pPr>
+      <w:r>
+        <w:t xml:space="preserve">/* Private </w:t>
+      </w:r>
+      <w:proofErr w:type="gramStart"/>
+      <w:r>
+        <w:t>typedef -</w:t>
+      </w:r>
+      <w:proofErr w:type="gramEnd"/>
+      <w:r>
+        <w:t>----------------------------------------------------------*/</w:t>
+      </w:r>
+    </w:p>
+    <w:p>
+      <w:pPr>
+        <w:pStyle w:val="Codeblock"/>
+      </w:pPr>
+      <w:r>
+        <w:t xml:space="preserve">/* Private </w:t>
+      </w:r>
+      <w:proofErr w:type="gramStart"/>
+      <w:r>
+        <w:t>define -</w:t>
+      </w:r>
+      <w:proofErr w:type="gramEnd"/>
+      <w:r>
+        <w:t>-----------------------------------------------------------*/</w:t>
+      </w:r>
+    </w:p>
+    <w:p>
+      <w:pPr>
+        <w:pStyle w:val="Codeblock"/>
+      </w:pPr>
+      <w:r>
+        <w:t>#define SOURCE_FILE_NAME "stm32f7_delay</w:t>
+      </w:r>
+      <w:proofErr w:type="gramStart"/>
+      <w:r>
+        <w:t>.c</w:t>
+      </w:r>
+      <w:proofErr w:type="gramEnd"/>
+      <w:r>
+        <w:t>"</w:t>
       </w:r>
     </w:p>
     <w:p>
@@ -5952,8 +6568,13 @@
       <w:pPr>
         <w:pStyle w:val="Codeblock"/>
       </w:pPr>
-      <w:r>
-        <w:t xml:space="preserve">#define AUDIO_IN_CHANNEL_NBR      2u      </w:t>
+      <w:proofErr w:type="gramStart"/>
+      <w:r>
+        <w:t>#define</w:t>
+      </w:r>
+      <w:proofErr w:type="gramEnd"/>
+      <w:r>
+        <w:t xml:space="preserve"> AUDIO_IN_CHANNEL_NBR      2u      </w:t>
       </w:r>
     </w:p>
     <w:p>
@@ -5969,85 +6590,171 @@
         <w:pStyle w:val="Codeblock"/>
       </w:pPr>
       <w:r>
-        <w:t>#define BLOCK_SAMPLES_TOTAL       (BLOCK_SAMPLES_PER_CH * AUDIO_IN_CHANNEL_NBR)</w:t>
-      </w:r>
-    </w:p>
-    <w:p>
-      <w:pPr>
-        <w:pStyle w:val="Codeblock"/>
-      </w:pPr>
-      <w:r>
-        <w:t xml:space="preserve">#define BUF_SAMPLES               (BLOCK_SAMPLES_TOTAL * 2u) </w:t>
-      </w:r>
-    </w:p>
-    <w:p>
-      <w:pPr>
-        <w:pStyle w:val="Codeblock"/>
-      </w:pPr>
-    </w:p>
-    <w:p>
-      <w:pPr>
-        <w:pStyle w:val="Codeblock"/>
-      </w:pPr>
-      <w:r>
-        <w:t>/* Private macro -------------------------------------------------------------*/</w:t>
-      </w:r>
-    </w:p>
-    <w:p>
-      <w:pPr>
-        <w:pStyle w:val="Codeblock"/>
-      </w:pPr>
-      <w:r>
-        <w:t>/* Private variables ---------------------------------------------------------*/</w:t>
-      </w:r>
-    </w:p>
-    <w:p>
-      <w:pPr>
-        <w:pStyle w:val="Codeblock"/>
-      </w:pPr>
-      <w:r>
-        <w:t xml:space="preserve">static __attribute__((aligned(32))) uint16_t </w:t>
-      </w:r>
-      <w:proofErr w:type="spellStart"/>
+        <w:t xml:space="preserve">#define BLOCK_SAMPLES_TOTAL    </w:t>
+      </w:r>
+      <w:proofErr w:type="gramStart"/>
+      <w:r>
+        <w:t xml:space="preserve">   (</w:t>
+      </w:r>
+      <w:proofErr w:type="gramEnd"/>
+      <w:r>
+        <w:t>BLOCK_SAMPLES_PER_CH * AUDIO_IN_CHANNEL_NBR)</w:t>
+      </w:r>
+    </w:p>
+    <w:p>
+      <w:pPr>
+        <w:pStyle w:val="Codeblock"/>
+      </w:pPr>
+      <w:r>
+        <w:t xml:space="preserve">#define BUF_SAMPLES            </w:t>
+      </w:r>
+      <w:proofErr w:type="gramStart"/>
+      <w:r>
+        <w:t xml:space="preserve">   (</w:t>
+      </w:r>
+      <w:proofErr w:type="gramEnd"/>
+      <w:r>
+        <w:t xml:space="preserve">BLOCK_SAMPLES_TOTAL * 2u) </w:t>
+      </w:r>
+    </w:p>
+    <w:p>
+      <w:pPr>
+        <w:pStyle w:val="Codeblock"/>
+      </w:pPr>
+    </w:p>
+    <w:p>
+      <w:pPr>
+        <w:pStyle w:val="Codeblock"/>
+      </w:pPr>
+      <w:r>
+        <w:t xml:space="preserve">/* Private </w:t>
+      </w:r>
+      <w:proofErr w:type="gramStart"/>
+      <w:r>
+        <w:t>macro -</w:t>
+      </w:r>
+      <w:proofErr w:type="gramEnd"/>
+      <w:r>
+        <w:t>------------------------------------------------------------*/</w:t>
+      </w:r>
+    </w:p>
+    <w:p>
+      <w:pPr>
+        <w:pStyle w:val="Codeblock"/>
+      </w:pPr>
+      <w:r>
+        <w:t xml:space="preserve">/* Private </w:t>
+      </w:r>
+      <w:proofErr w:type="gramStart"/>
+      <w:r>
+        <w:t>variables -</w:t>
+      </w:r>
+      <w:proofErr w:type="gramEnd"/>
+      <w:r>
+        <w:t>--------------------------------------------------------*/</w:t>
+      </w:r>
+    </w:p>
+    <w:p>
+      <w:pPr>
+        <w:pStyle w:val="Codeblock"/>
+      </w:pPr>
+      <w:r>
+        <w:t>static __attribute__((</w:t>
+      </w:r>
+      <w:proofErr w:type="gramStart"/>
+      <w:r>
+        <w:t>aligned(</w:t>
+      </w:r>
+      <w:proofErr w:type="gramEnd"/>
+      <w:r>
+        <w:t xml:space="preserve">32))) uint16_t </w:t>
+      </w:r>
+      <w:proofErr w:type="spellStart"/>
+      <w:proofErr w:type="gramStart"/>
       <w:r>
         <w:t>InBuf</w:t>
       </w:r>
       <w:proofErr w:type="spellEnd"/>
       <w:r>
-        <w:t>[BUF_SAMPLES];</w:t>
-      </w:r>
-    </w:p>
-    <w:p>
-      <w:pPr>
-        <w:pStyle w:val="Codeblock"/>
-      </w:pPr>
-      <w:r>
-        <w:t xml:space="preserve">static __attribute__((aligned(32))) uint16_t </w:t>
-      </w:r>
-      <w:proofErr w:type="spellStart"/>
+        <w:t>[</w:t>
+      </w:r>
+      <w:proofErr w:type="gramEnd"/>
+      <w:r>
+        <w:t>BUF_SAMPLES</w:t>
+      </w:r>
+      <w:proofErr w:type="gramStart"/>
+      <w:r>
+        <w:t>];</w:t>
+      </w:r>
+      <w:proofErr w:type="gramEnd"/>
+    </w:p>
+    <w:p>
+      <w:pPr>
+        <w:pStyle w:val="Codeblock"/>
+      </w:pPr>
+      <w:r>
+        <w:t>static __attribute__((</w:t>
+      </w:r>
+      <w:proofErr w:type="gramStart"/>
+      <w:r>
+        <w:t>aligned(</w:t>
+      </w:r>
+      <w:proofErr w:type="gramEnd"/>
+      <w:r>
+        <w:t xml:space="preserve">32))) uint16_t </w:t>
+      </w:r>
+      <w:proofErr w:type="spellStart"/>
+      <w:proofErr w:type="gramStart"/>
       <w:r>
         <w:t>OutBuf</w:t>
       </w:r>
       <w:proofErr w:type="spellEnd"/>
       <w:r>
-        <w:t>[BUF_SAMPLES];</w:t>
-      </w:r>
-    </w:p>
-    <w:p>
-      <w:pPr>
-        <w:pStyle w:val="Codeblock"/>
-      </w:pPr>
-      <w:r>
-        <w:t xml:space="preserve">static __attribute__((aligned(32))) uint16_t </w:t>
-      </w:r>
-      <w:proofErr w:type="spellStart"/>
+        <w:t>[</w:t>
+      </w:r>
+      <w:proofErr w:type="gramEnd"/>
+      <w:r>
+        <w:t>BUF_SAMPLES</w:t>
+      </w:r>
+      <w:proofErr w:type="gramStart"/>
+      <w:r>
+        <w:t>];</w:t>
+      </w:r>
+      <w:proofErr w:type="gramEnd"/>
+    </w:p>
+    <w:p>
+      <w:pPr>
+        <w:pStyle w:val="Codeblock"/>
+      </w:pPr>
+      <w:r>
+        <w:t>static __attribute__((</w:t>
+      </w:r>
+      <w:proofErr w:type="gramStart"/>
+      <w:r>
+        <w:t>aligned(</w:t>
+      </w:r>
+      <w:proofErr w:type="gramEnd"/>
+      <w:r>
+        <w:t xml:space="preserve">32))) uint16_t </w:t>
+      </w:r>
+      <w:proofErr w:type="spellStart"/>
+      <w:proofErr w:type="gramStart"/>
       <w:r>
         <w:t>DelayBuf</w:t>
       </w:r>
       <w:proofErr w:type="spellEnd"/>
       <w:r>
-        <w:t>[BUF_SAMPLES];</w:t>
-      </w:r>
+        <w:t>[</w:t>
+      </w:r>
+      <w:proofErr w:type="gramEnd"/>
+      <w:r>
+        <w:t>BUF_SAMPLES</w:t>
+      </w:r>
+      <w:proofErr w:type="gramStart"/>
+      <w:r>
+        <w:t>];</w:t>
+      </w:r>
+      <w:proofErr w:type="gramEnd"/>
     </w:p>
     <w:p>
       <w:pPr>
@@ -6062,13 +6769,23 @@
         <w:t xml:space="preserve">static __IO uint8_t </w:t>
       </w:r>
       <w:proofErr w:type="spellStart"/>
+      <w:proofErr w:type="gramStart"/>
       <w:r>
         <w:t>InHalfComplete</w:t>
       </w:r>
       <w:proofErr w:type="spellEnd"/>
       <w:r>
-        <w:t xml:space="preserve">  = 0;</w:t>
-      </w:r>
+        <w:t xml:space="preserve">  =</w:t>
+      </w:r>
+      <w:proofErr w:type="gramEnd"/>
+      <w:r>
+        <w:t xml:space="preserve"> </w:t>
+      </w:r>
+      <w:proofErr w:type="gramStart"/>
+      <w:r>
+        <w:t>0;</w:t>
+      </w:r>
+      <w:proofErr w:type="gramEnd"/>
     </w:p>
     <w:p>
       <w:pPr>
@@ -6078,19 +6795,30 @@
         <w:t xml:space="preserve">static __IO uint8_t </w:t>
       </w:r>
       <w:proofErr w:type="spellStart"/>
+      <w:proofErr w:type="gramStart"/>
       <w:r>
         <w:t>InFullComplete</w:t>
       </w:r>
       <w:proofErr w:type="spellEnd"/>
       <w:r>
-        <w:t xml:space="preserve">  = 0;</w:t>
-      </w:r>
-    </w:p>
-    <w:p>
-      <w:pPr>
-        <w:pStyle w:val="Codeblock"/>
-      </w:pPr>
-      <w:r>
+        <w:t xml:space="preserve">  =</w:t>
+      </w:r>
+      <w:proofErr w:type="gramEnd"/>
+      <w:r>
+        <w:t xml:space="preserve"> </w:t>
+      </w:r>
+      <w:proofErr w:type="gramStart"/>
+      <w:r>
+        <w:t>0;</w:t>
+      </w:r>
+      <w:proofErr w:type="gramEnd"/>
+    </w:p>
+    <w:p>
+      <w:pPr>
+        <w:pStyle w:val="Codeblock"/>
+      </w:pPr>
+      <w:r>
+        <w:lastRenderedPageBreak/>
         <w:t xml:space="preserve">static __IO uint8_t </w:t>
       </w:r>
       <w:proofErr w:type="spellStart"/>
@@ -6099,8 +6827,13 @@
       </w:r>
       <w:proofErr w:type="spellEnd"/>
       <w:r>
-        <w:t xml:space="preserve"> = 0;</w:t>
-      </w:r>
+        <w:t xml:space="preserve"> = </w:t>
+      </w:r>
+      <w:proofErr w:type="gramStart"/>
+      <w:r>
+        <w:t>0;</w:t>
+      </w:r>
+      <w:proofErr w:type="gramEnd"/>
     </w:p>
     <w:p>
       <w:pPr>
@@ -6115,8 +6848,13 @@
       </w:r>
       <w:proofErr w:type="spellEnd"/>
       <w:r>
-        <w:t xml:space="preserve"> = 0;</w:t>
-      </w:r>
+        <w:t xml:space="preserve"> = </w:t>
+      </w:r>
+      <w:proofErr w:type="gramStart"/>
+      <w:r>
+        <w:t>0;</w:t>
+      </w:r>
+      <w:proofErr w:type="gramEnd"/>
     </w:p>
     <w:p>
       <w:pPr>
@@ -6131,6 +6869,7 @@
         <w:t xml:space="preserve">static uint32_t </w:t>
       </w:r>
       <w:proofErr w:type="spellStart"/>
+      <w:proofErr w:type="gramStart"/>
       <w:r>
         <w:t>bufptr</w:t>
       </w:r>
@@ -6138,18 +6877,27 @@
       <w:r>
         <w:t>;</w:t>
       </w:r>
-    </w:p>
-    <w:p>
-      <w:pPr>
-        <w:pStyle w:val="Codeblock"/>
-      </w:pPr>
-    </w:p>
-    <w:p>
-      <w:pPr>
-        <w:pStyle w:val="Codeblock"/>
-      </w:pPr>
-      <w:r>
-        <w:t>/* Private function prototypes -----------------------------------------------*/</w:t>
+      <w:proofErr w:type="gramEnd"/>
+    </w:p>
+    <w:p>
+      <w:pPr>
+        <w:pStyle w:val="Codeblock"/>
+      </w:pPr>
+    </w:p>
+    <w:p>
+      <w:pPr>
+        <w:pStyle w:val="Codeblock"/>
+      </w:pPr>
+      <w:r>
+        <w:t xml:space="preserve">/* Private function </w:t>
+      </w:r>
+      <w:proofErr w:type="gramStart"/>
+      <w:r>
+        <w:t>prototypes -</w:t>
+      </w:r>
+      <w:proofErr w:type="gramEnd"/>
+      <w:r>
+        <w:t>----------------------------------------------*/</w:t>
       </w:r>
     </w:p>
     <w:p>
@@ -6165,8 +6913,13 @@
       </w:r>
       <w:proofErr w:type="spellEnd"/>
       <w:r>
-        <w:t>(void);</w:t>
-      </w:r>
+        <w:t>(void</w:t>
+      </w:r>
+      <w:proofErr w:type="gramStart"/>
+      <w:r>
+        <w:t>);</w:t>
+      </w:r>
+      <w:proofErr w:type="gramEnd"/>
     </w:p>
     <w:p>
       <w:pPr>
@@ -6181,8 +6934,13 @@
       </w:r>
       <w:proofErr w:type="spellEnd"/>
       <w:r>
-        <w:t>(void);</w:t>
-      </w:r>
+        <w:t>(void</w:t>
+      </w:r>
+      <w:proofErr w:type="gramStart"/>
+      <w:r>
+        <w:t>);</w:t>
+      </w:r>
+      <w:proofErr w:type="gramEnd"/>
     </w:p>
     <w:p>
       <w:pPr>
@@ -6197,8 +6955,13 @@
       </w:r>
       <w:proofErr w:type="spellEnd"/>
       <w:r>
-        <w:t>(void);</w:t>
-      </w:r>
+        <w:t>(void</w:t>
+      </w:r>
+      <w:proofErr w:type="gramStart"/>
+      <w:r>
+        <w:t>);</w:t>
+      </w:r>
+      <w:proofErr w:type="gramEnd"/>
     </w:p>
     <w:p>
       <w:pPr>
@@ -6213,8 +6976,13 @@
       </w:r>
       <w:proofErr w:type="spellEnd"/>
       <w:r>
-        <w:t>(void);</w:t>
-      </w:r>
+        <w:t>(void</w:t>
+      </w:r>
+      <w:proofErr w:type="gramStart"/>
+      <w:r>
+        <w:t>);</w:t>
+      </w:r>
+      <w:proofErr w:type="gramEnd"/>
     </w:p>
     <w:p>
       <w:pPr>
@@ -6224,13 +6992,23 @@
         <w:t xml:space="preserve">static void </w:t>
       </w:r>
       <w:proofErr w:type="spellStart"/>
+      <w:proofErr w:type="gramStart"/>
       <w:r>
         <w:t>ProcessDelay</w:t>
       </w:r>
       <w:proofErr w:type="spellEnd"/>
       <w:r>
-        <w:t>(const uint16_t *in, uint16_t *out, uint32_t length);</w:t>
-      </w:r>
+        <w:t>(</w:t>
+      </w:r>
+      <w:proofErr w:type="gramEnd"/>
+      <w:r>
+        <w:t>const uint16_t *in, uint16_t *out, uint32_t length</w:t>
+      </w:r>
+      <w:proofErr w:type="gramStart"/>
+      <w:r>
+        <w:t>);</w:t>
+      </w:r>
+      <w:proofErr w:type="gramEnd"/>
     </w:p>
     <w:p>
       <w:pPr>
@@ -6241,13 +7019,18 @@
       </w:r>
       <w:proofErr w:type="spellStart"/>
       <w:r>
-        <w:t>BSP_AUDIO_OUT_ClockConfig</w:t>
+        <w:t>BSP_AUDIO_OUT_</w:t>
+      </w:r>
+      <w:proofErr w:type="gramStart"/>
+      <w:r>
+        <w:t>ClockConfig</w:t>
       </w:r>
       <w:proofErr w:type="spellEnd"/>
       <w:r>
         <w:t>(</w:t>
       </w:r>
       <w:proofErr w:type="spellStart"/>
+      <w:proofErr w:type="gramEnd"/>
       <w:r>
         <w:t>SAI_HandleTypeDef</w:t>
       </w:r>
@@ -6269,8 +7052,13 @@
       </w:r>
       <w:proofErr w:type="spellEnd"/>
       <w:r>
-        <w:t>, void *Params);</w:t>
-      </w:r>
+        <w:t>, void *Params</w:t>
+      </w:r>
+      <w:proofErr w:type="gramStart"/>
+      <w:r>
+        <w:t>);</w:t>
+      </w:r>
+      <w:proofErr w:type="gramEnd"/>
     </w:p>
     <w:p>
       <w:pPr>
@@ -6317,6 +7105,7 @@
         <w:t xml:space="preserve">  </w:t>
       </w:r>
       <w:proofErr w:type="spellStart"/>
+      <w:proofErr w:type="gramStart"/>
       <w:r>
         <w:t>ProcessDelay</w:t>
       </w:r>
@@ -6325,6 +7114,7 @@
         <w:t>(</w:t>
       </w:r>
       <w:proofErr w:type="spellStart"/>
+      <w:proofErr w:type="gramEnd"/>
       <w:r>
         <w:t>InBuf</w:t>
       </w:r>
@@ -6338,8 +7128,13 @@
       </w:r>
       <w:proofErr w:type="spellEnd"/>
       <w:r>
-        <w:t>, BLOCK_SAMPLES_TOTAL);</w:t>
-      </w:r>
+        <w:t>, BLOCK_SAMPLES_TOTAL</w:t>
+      </w:r>
+      <w:proofErr w:type="gramStart"/>
+      <w:r>
+        <w:t>);</w:t>
+      </w:r>
+      <w:proofErr w:type="gramEnd"/>
     </w:p>
     <w:p>
       <w:pPr>
@@ -6386,6 +7181,7 @@
         <w:t xml:space="preserve">  </w:t>
       </w:r>
       <w:proofErr w:type="spellStart"/>
+      <w:proofErr w:type="gramStart"/>
       <w:r>
         <w:t>ProcessDelay</w:t>
       </w:r>
@@ -6394,6 +7190,7 @@
         <w:t>(</w:t>
       </w:r>
       <w:proofErr w:type="spellStart"/>
+      <w:proofErr w:type="gramEnd"/>
       <w:r>
         <w:t>InBuf</w:t>
       </w:r>
@@ -6407,8 +7204,13 @@
       </w:r>
       <w:proofErr w:type="spellEnd"/>
       <w:r>
-        <w:t xml:space="preserve"> + BLOCK_SAMPLES_TOTAL, BLOCK_SAMPLES_TOTAL);</w:t>
-      </w:r>
+        <w:t xml:space="preserve"> + BLOCK_SAMPLES_TOTAL, BLOCK_SAMPLES_TOTAL</w:t>
+      </w:r>
+      <w:proofErr w:type="gramStart"/>
+      <w:r>
+        <w:t>);</w:t>
+      </w:r>
+      <w:proofErr w:type="gramEnd"/>
     </w:p>
     <w:p>
       <w:pPr>
@@ -6431,12 +7233,17 @@
         <w:t xml:space="preserve">static void </w:t>
       </w:r>
       <w:proofErr w:type="spellStart"/>
+      <w:proofErr w:type="gramStart"/>
       <w:r>
         <w:t>ProcessDelay</w:t>
       </w:r>
       <w:proofErr w:type="spellEnd"/>
       <w:r>
-        <w:t>(const uint16_t *in, uint16_t *out, uint32_t length)</w:t>
+        <w:t>(</w:t>
+      </w:r>
+      <w:proofErr w:type="gramEnd"/>
+      <w:r>
+        <w:t>const uint16_t *in, uint16_t *out, uint32_t length)</w:t>
       </w:r>
     </w:p>
     <w:p>
@@ -6485,6 +7292,7 @@
         <w:pStyle w:val="Codeblock"/>
       </w:pPr>
       <w:r>
+        <w:lastRenderedPageBreak/>
         <w:tab/>
       </w:r>
       <w:r>
@@ -6507,9 +7315,11 @@
         <w:t>bufptr</w:t>
       </w:r>
       <w:proofErr w:type="spellEnd"/>
+      <w:proofErr w:type="gramStart"/>
       <w:r>
         <w:t>];</w:t>
       </w:r>
+      <w:proofErr w:type="gramEnd"/>
     </w:p>
     <w:p>
       <w:pPr>
@@ -6523,7 +7333,15 @@
       </w:r>
       <w:r>
         <w:tab/>
-        <w:t>int32_t sum = (int32_t)in[</w:t>
+        <w:t>int32_t sum = (int32_</w:t>
+      </w:r>
+      <w:proofErr w:type="gramStart"/>
+      <w:r>
+        <w:t>t)in</w:t>
+      </w:r>
+      <w:proofErr w:type="gramEnd"/>
+      <w:r>
+        <w:t>[</w:t>
       </w:r>
       <w:proofErr w:type="spellStart"/>
       <w:r>
@@ -6531,7 +7349,15 @@
       </w:r>
       <w:proofErr w:type="spellEnd"/>
       <w:r>
-        <w:t>] + (int32_t)delayed;</w:t>
+        <w:t>] + (int32_</w:t>
+      </w:r>
+      <w:proofErr w:type="gramStart"/>
+      <w:r>
+        <w:t>t)delayed</w:t>
+      </w:r>
+      <w:proofErr w:type="gramEnd"/>
+      <w:r>
+        <w:t>;</w:t>
       </w:r>
     </w:p>
     <w:p>
@@ -6559,7 +7385,15 @@
       </w:r>
       <w:proofErr w:type="spellEnd"/>
       <w:r>
-        <w:t xml:space="preserve">] = (int16_t)sum;    </w:t>
+        <w:t>] = (int16_</w:t>
+      </w:r>
+      <w:proofErr w:type="gramStart"/>
+      <w:r>
+        <w:t>t)sum</w:t>
+      </w:r>
+      <w:proofErr w:type="gramEnd"/>
+      <w:r>
+        <w:t xml:space="preserve">;    </w:t>
       </w:r>
     </w:p>
     <w:p>
@@ -6596,9 +7430,11 @@
         <w:t>i</w:t>
       </w:r>
       <w:proofErr w:type="spellEnd"/>
+      <w:proofErr w:type="gramStart"/>
       <w:r>
         <w:t>];</w:t>
       </w:r>
+      <w:proofErr w:type="gramEnd"/>
     </w:p>
     <w:p>
       <w:pPr>
@@ -6627,8 +7463,13 @@
       </w:r>
       <w:proofErr w:type="spellEnd"/>
       <w:r>
-        <w:t xml:space="preserve"> + 1) % BUF_SAMPLES;</w:t>
-      </w:r>
+        <w:t xml:space="preserve"> + 1) % BUF_</w:t>
+      </w:r>
+      <w:proofErr w:type="gramStart"/>
+      <w:r>
+        <w:t>SAMPLES;</w:t>
+      </w:r>
+      <w:proofErr w:type="gramEnd"/>
     </w:p>
     <w:p>
       <w:pPr>
@@ -6685,12 +7526,17 @@
       </w:r>
       <w:proofErr w:type="spellStart"/>
       <w:r>
-        <w:t>MPU_Config</w:t>
+        <w:t>MPU_</w:t>
+      </w:r>
+      <w:proofErr w:type="gramStart"/>
+      <w:r>
+        <w:t>Config</w:t>
       </w:r>
       <w:proofErr w:type="spellEnd"/>
       <w:r>
         <w:t>();</w:t>
       </w:r>
+      <w:proofErr w:type="gramEnd"/>
     </w:p>
     <w:p>
       <w:pPr>
@@ -6714,12 +7560,17 @@
       </w:r>
       <w:proofErr w:type="spellStart"/>
       <w:r>
-        <w:t>CPU_CACHE_Enable</w:t>
+        <w:t>CPU_CACHE_</w:t>
+      </w:r>
+      <w:proofErr w:type="gramStart"/>
+      <w:r>
+        <w:t>Enable</w:t>
       </w:r>
       <w:proofErr w:type="spellEnd"/>
       <w:r>
         <w:t>();</w:t>
       </w:r>
+      <w:proofErr w:type="gramEnd"/>
     </w:p>
     <w:p>
       <w:pPr>
@@ -6735,12 +7586,17 @@
       </w:r>
       <w:proofErr w:type="spellStart"/>
       <w:r>
-        <w:t>HAL_Init</w:t>
+        <w:t>HAL_</w:t>
+      </w:r>
+      <w:proofErr w:type="gramStart"/>
+      <w:r>
+        <w:t>Init</w:t>
       </w:r>
       <w:proofErr w:type="spellEnd"/>
       <w:r>
         <w:t>();</w:t>
       </w:r>
+      <w:proofErr w:type="gramEnd"/>
     </w:p>
     <w:p>
       <w:pPr>
@@ -6767,12 +7623,17 @@
       </w:r>
       <w:proofErr w:type="spellStart"/>
       <w:r>
-        <w:t>SystemClock_Config</w:t>
+        <w:t>SystemClock_</w:t>
+      </w:r>
+      <w:proofErr w:type="gramStart"/>
+      <w:r>
+        <w:t>Config</w:t>
       </w:r>
       <w:proofErr w:type="spellEnd"/>
       <w:r>
         <w:t>();</w:t>
       </w:r>
+      <w:proofErr w:type="gramEnd"/>
     </w:p>
     <w:p>
       <w:pPr>
@@ -6788,8 +7649,21 @@
       </w:pPr>
       <w:r>
         <w:tab/>
-        <w:t>stm32f7_LCD_init(AUDIO_FREQ, SOURCE_FILE_NAME, NOGRAPH);</w:t>
-      </w:r>
+        <w:t>stm32f7_LCD_</w:t>
+      </w:r>
+      <w:proofErr w:type="gramStart"/>
+      <w:r>
+        <w:t>init(</w:t>
+      </w:r>
+      <w:proofErr w:type="gramEnd"/>
+      <w:r>
+        <w:t>AUDIO_FREQ, SOURCE_FILE_NAME, NOGRAPH</w:t>
+      </w:r>
+      <w:proofErr w:type="gramStart"/>
+      <w:r>
+        <w:t>);</w:t>
+      </w:r>
+      <w:proofErr w:type="gramEnd"/>
     </w:p>
     <w:p>
       <w:pPr>
@@ -6805,11 +7679,19 @@
       </w:r>
       <w:proofErr w:type="spellStart"/>
       <w:r>
-        <w:t>BSP_AUDIO_IN_OUT_Init</w:t>
-      </w:r>
-      <w:proofErr w:type="spellEnd"/>
-      <w:r>
-        <w:t>(INPUT_DEVICE_DIGITAL_MICROPHONE_2,</w:t>
+        <w:t>BSP_AUDIO_IN_OUT_</w:t>
+      </w:r>
+      <w:proofErr w:type="gramStart"/>
+      <w:r>
+        <w:t>Init</w:t>
+      </w:r>
+      <w:proofErr w:type="spellEnd"/>
+      <w:r>
+        <w:t>(</w:t>
+      </w:r>
+      <w:proofErr w:type="gramEnd"/>
+      <w:r>
+        <w:t>INPUT_DEVICE_DIGITAL_MICROPHONE_2,</w:t>
       </w:r>
     </w:p>
     <w:p>
@@ -6841,7 +7723,15 @@
         <w:pStyle w:val="Codeblock"/>
       </w:pPr>
       <w:r>
-        <w:t xml:space="preserve">                            AUDIO_IN_CHANNEL_NBR) != AUDIO_OK)</w:t>
+        <w:t xml:space="preserve">                            AUDIO_IN_CHANNEL_NBR</w:t>
+      </w:r>
+      <w:proofErr w:type="gramStart"/>
+      <w:r>
+        <w:t>) !</w:t>
+      </w:r>
+      <w:proofErr w:type="gramEnd"/>
+      <w:r>
+        <w:t>= AUDIO_OK)</w:t>
       </w:r>
     </w:p>
     <w:p>
@@ -6861,18 +7751,24 @@
       </w:r>
       <w:proofErr w:type="spellStart"/>
       <w:r>
-        <w:t>Error_Handler</w:t>
+        <w:t>Error_</w:t>
+      </w:r>
+      <w:proofErr w:type="gramStart"/>
+      <w:r>
+        <w:t>Handler</w:t>
       </w:r>
       <w:proofErr w:type="spellEnd"/>
       <w:r>
         <w:t>();</w:t>
       </w:r>
-    </w:p>
-    <w:p>
-      <w:pPr>
-        <w:pStyle w:val="Codeblock"/>
-      </w:pPr>
-      <w:r>
+      <w:proofErr w:type="gramEnd"/>
+    </w:p>
+    <w:p>
+      <w:pPr>
+        <w:pStyle w:val="Codeblock"/>
+      </w:pPr>
+      <w:r>
+        <w:lastRenderedPageBreak/>
         <w:t xml:space="preserve">  }</w:t>
       </w:r>
     </w:p>
@@ -6889,17 +7785,29 @@
         <w:pStyle w:val="Codeblock"/>
       </w:pPr>
       <w:r>
-        <w:lastRenderedPageBreak/>
         <w:t xml:space="preserve">  </w:t>
       </w:r>
       <w:proofErr w:type="spellStart"/>
       <w:r>
-        <w:t>BSP_AUDIO_OUT_SetAudioFrameSlot</w:t>
-      </w:r>
-      <w:proofErr w:type="spellEnd"/>
-      <w:r>
-        <w:t>(CODEC_AUDIOFRAME_SLOT_02);</w:t>
-      </w:r>
+        <w:t>BSP_AUDIO_OUT_</w:t>
+      </w:r>
+      <w:proofErr w:type="gramStart"/>
+      <w:r>
+        <w:t>SetAudioFrameSlot</w:t>
+      </w:r>
+      <w:proofErr w:type="spellEnd"/>
+      <w:r>
+        <w:t>(</w:t>
+      </w:r>
+      <w:proofErr w:type="gramEnd"/>
+      <w:r>
+        <w:t>CODEC_AUDIOFRAME_SLOT_02</w:t>
+      </w:r>
+      <w:proofErr w:type="gramStart"/>
+      <w:r>
+        <w:t>);</w:t>
+      </w:r>
+      <w:proofErr w:type="gramEnd"/>
     </w:p>
     <w:p>
       <w:pPr>
@@ -6915,13 +7823,18 @@
       </w:r>
       <w:proofErr w:type="spellStart"/>
       <w:r>
-        <w:t>BSP_AUDIO_OUT_Play</w:t>
+        <w:t>BSP_AUDIO_OUT_</w:t>
+      </w:r>
+      <w:proofErr w:type="gramStart"/>
+      <w:r>
+        <w:t>Play</w:t>
       </w:r>
       <w:proofErr w:type="spellEnd"/>
       <w:r>
         <w:t>(</w:t>
       </w:r>
       <w:proofErr w:type="spellStart"/>
+      <w:proofErr w:type="gramEnd"/>
       <w:r>
         <w:t>OutBuf</w:t>
       </w:r>
@@ -6930,6 +7843,7 @@
         <w:t xml:space="preserve">, </w:t>
       </w:r>
       <w:proofErr w:type="spellStart"/>
+      <w:proofErr w:type="gramStart"/>
       <w:r>
         <w:t>sizeof</w:t>
       </w:r>
@@ -6938,12 +7852,21 @@
         <w:t>(</w:t>
       </w:r>
       <w:proofErr w:type="spellStart"/>
+      <w:proofErr w:type="gramEnd"/>
       <w:r>
         <w:t>OutBuf</w:t>
       </w:r>
       <w:proofErr w:type="spellEnd"/>
       <w:r>
-        <w:t>)) != AUDIO_OK)</w:t>
+        <w:t>)</w:t>
+      </w:r>
+      <w:proofErr w:type="gramStart"/>
+      <w:r>
+        <w:t>) !</w:t>
+      </w:r>
+      <w:proofErr w:type="gramEnd"/>
+      <w:r>
+        <w:t>= AUDIO_OK)</w:t>
       </w:r>
     </w:p>
     <w:p>
@@ -6963,12 +7886,17 @@
       </w:r>
       <w:proofErr w:type="spellStart"/>
       <w:r>
-        <w:t>Error_Handler</w:t>
+        <w:t>Error_</w:t>
+      </w:r>
+      <w:proofErr w:type="gramStart"/>
+      <w:r>
+        <w:t>Handler</w:t>
       </w:r>
       <w:proofErr w:type="spellEnd"/>
       <w:r>
         <w:t>();</w:t>
       </w:r>
+      <w:proofErr w:type="gramEnd"/>
     </w:p>
     <w:p>
       <w:pPr>
@@ -7000,19 +7928,32 @@
       </w:r>
       <w:proofErr w:type="spellStart"/>
       <w:r>
-        <w:t>BSP_AUDIO_IN_Record</w:t>
+        <w:t>BSP_AUDIO_IN_</w:t>
+      </w:r>
+      <w:proofErr w:type="gramStart"/>
+      <w:r>
+        <w:t>Record</w:t>
       </w:r>
       <w:proofErr w:type="spellEnd"/>
       <w:r>
         <w:t>(</w:t>
       </w:r>
       <w:proofErr w:type="spellStart"/>
+      <w:proofErr w:type="gramEnd"/>
       <w:r>
         <w:t>InBuf</w:t>
       </w:r>
       <w:proofErr w:type="spellEnd"/>
       <w:r>
-        <w:t>, BUF_SAMPLES) != AUDIO_OK)</w:t>
+        <w:t>, BUF_SAMPLES</w:t>
+      </w:r>
+      <w:proofErr w:type="gramStart"/>
+      <w:r>
+        <w:t>) !</w:t>
+      </w:r>
+      <w:proofErr w:type="gramEnd"/>
+      <w:r>
+        <w:t>= AUDIO_OK)</w:t>
       </w:r>
     </w:p>
     <w:p>
@@ -7032,12 +7973,17 @@
       </w:r>
       <w:proofErr w:type="spellStart"/>
       <w:r>
-        <w:t>Error_Handler</w:t>
+        <w:t>Error_</w:t>
+      </w:r>
+      <w:proofErr w:type="gramStart"/>
+      <w:r>
+        <w:t>Handler</w:t>
       </w:r>
       <w:proofErr w:type="spellEnd"/>
       <w:r>
         <w:t>();</w:t>
       </w:r>
+      <w:proofErr w:type="gramEnd"/>
     </w:p>
     <w:p>
       <w:pPr>
@@ -7068,8 +8014,13 @@
         <w:pStyle w:val="Codeblock"/>
       </w:pPr>
       <w:r>
-        <w:t xml:space="preserve">  while (1);</w:t>
-      </w:r>
+        <w:t xml:space="preserve">  while (1</w:t>
+      </w:r>
+      <w:proofErr w:type="gramStart"/>
+      <w:r>
+        <w:t>);</w:t>
+      </w:r>
+      <w:proofErr w:type="gramEnd"/>
     </w:p>
     <w:p>
       <w:pPr>
@@ -7244,24 +8195,440 @@
         <w:pStyle w:val="Codeblock"/>
       </w:pPr>
       <w:r>
-        <w:t>// stm32f7_echo.c</w:t>
-      </w:r>
-    </w:p>
-    <w:p>
-      <w:pPr>
-        <w:pStyle w:val="Codeblock"/>
-      </w:pPr>
-      <w:r>
-        <w:t>/* Includes ------------------------------------------------------------------*/</w:t>
-      </w:r>
-    </w:p>
-    <w:p>
-      <w:pPr>
-        <w:pStyle w:val="Codeblock"/>
-      </w:pPr>
-      <w:r>
-        <w:t>#include "stm32f7_echo.h"</w:t>
-      </w:r>
+        <w:t xml:space="preserve">/* </w:t>
+      </w:r>
+      <w:proofErr w:type="gramStart"/>
+      <w:r>
+        <w:t>Includes -</w:t>
+      </w:r>
+      <w:proofErr w:type="gramEnd"/>
+      <w:r>
+        <w:t>-----------------------------------------------------------------*/</w:t>
+      </w:r>
+    </w:p>
+    <w:p>
+      <w:pPr>
+        <w:pStyle w:val="Codeblock"/>
+      </w:pPr>
+      <w:proofErr w:type="gramStart"/>
+      <w:r>
+        <w:t>#include</w:t>
+      </w:r>
+      <w:proofErr w:type="gramEnd"/>
+      <w:r>
+        <w:t xml:space="preserve"> "stm32f7_echo</w:t>
+      </w:r>
+      <w:proofErr w:type="gramStart"/>
+      <w:r>
+        <w:t>.h</w:t>
+      </w:r>
+      <w:proofErr w:type="gramEnd"/>
+      <w:r>
+        <w:t>"</w:t>
+      </w:r>
+    </w:p>
+    <w:p>
+      <w:pPr>
+        <w:pStyle w:val="Codeblock"/>
+      </w:pPr>
+    </w:p>
+    <w:p>
+      <w:pPr>
+        <w:pStyle w:val="Codeblock"/>
+      </w:pPr>
+      <w:r>
+        <w:t xml:space="preserve">/* Private </w:t>
+      </w:r>
+      <w:proofErr w:type="gramStart"/>
+      <w:r>
+        <w:t>typedef -</w:t>
+      </w:r>
+      <w:proofErr w:type="gramEnd"/>
+      <w:r>
+        <w:t>----------------------------------------------------------*/</w:t>
+      </w:r>
+    </w:p>
+    <w:p>
+      <w:pPr>
+        <w:pStyle w:val="Codeblock"/>
+      </w:pPr>
+      <w:r>
+        <w:t xml:space="preserve">/* Private </w:t>
+      </w:r>
+      <w:proofErr w:type="gramStart"/>
+      <w:r>
+        <w:t>define -</w:t>
+      </w:r>
+      <w:proofErr w:type="gramEnd"/>
+      <w:r>
+        <w:t>-----------------------------------------------------------*/</w:t>
+      </w:r>
+    </w:p>
+    <w:p>
+      <w:pPr>
+        <w:pStyle w:val="Codeblock"/>
+      </w:pPr>
+      <w:r>
+        <w:t>#define SOURCE_FILE_NAME "stm32f7_echo.c"</w:t>
+      </w:r>
+    </w:p>
+    <w:p>
+      <w:pPr>
+        <w:pStyle w:val="Codeblock"/>
+      </w:pPr>
+      <w:r>
+        <w:t>#define AUDIO_FREQ                16000u</w:t>
+      </w:r>
+    </w:p>
+    <w:p>
+      <w:pPr>
+        <w:pStyle w:val="Codeblock"/>
+      </w:pPr>
+      <w:r>
+        <w:t>#define AUDIO_IN_BIT_RES          16u</w:t>
+      </w:r>
+    </w:p>
+    <w:p>
+      <w:pPr>
+        <w:pStyle w:val="Codeblock"/>
+      </w:pPr>
+      <w:proofErr w:type="gramStart"/>
+      <w:r>
+        <w:t>#define</w:t>
+      </w:r>
+      <w:proofErr w:type="gramEnd"/>
+      <w:r>
+        <w:t xml:space="preserve"> AUDIO_IN_CHANNEL_NBR      2u      </w:t>
+      </w:r>
+    </w:p>
+    <w:p>
+      <w:pPr>
+        <w:pStyle w:val="Codeblock"/>
+      </w:pPr>
+      <w:r>
+        <w:t xml:space="preserve">#define BLOCK_SAMPLES_PER_CH      512u    </w:t>
+      </w:r>
+    </w:p>
+    <w:p>
+      <w:pPr>
+        <w:pStyle w:val="Codeblock"/>
+      </w:pPr>
+      <w:r>
+        <w:t xml:space="preserve">#define BLOCK_SAMPLES_TOTAL    </w:t>
+      </w:r>
+      <w:proofErr w:type="gramStart"/>
+      <w:r>
+        <w:t xml:space="preserve">   (</w:t>
+      </w:r>
+      <w:proofErr w:type="gramEnd"/>
+      <w:r>
+        <w:t>BLOCK_SAMPLES_PER_CH * AUDIO_IN_CHANNEL_NBR)</w:t>
+      </w:r>
+    </w:p>
+    <w:p>
+      <w:pPr>
+        <w:pStyle w:val="Codeblock"/>
+      </w:pPr>
+      <w:r>
+        <w:t xml:space="preserve">#define BUF_SAMPLES            </w:t>
+      </w:r>
+      <w:proofErr w:type="gramStart"/>
+      <w:r>
+        <w:t xml:space="preserve">   (</w:t>
+      </w:r>
+      <w:proofErr w:type="gramEnd"/>
+      <w:r>
+        <w:t xml:space="preserve">BLOCK_SAMPLES_TOTAL * 2u) </w:t>
+      </w:r>
+    </w:p>
+    <w:p>
+      <w:pPr>
+        <w:pStyle w:val="Codeblock"/>
+      </w:pPr>
+    </w:p>
+    <w:p>
+      <w:pPr>
+        <w:pStyle w:val="Codeblock"/>
+      </w:pPr>
+      <w:proofErr w:type="gramStart"/>
+      <w:r>
+        <w:t>#define</w:t>
+      </w:r>
+      <w:proofErr w:type="gramEnd"/>
+      <w:r>
+        <w:t xml:space="preserve"> DELAY_BUF_SIZE </w:t>
+      </w:r>
+      <w:proofErr w:type="gramStart"/>
+      <w:r>
+        <w:t xml:space="preserve">           2000u</w:t>
+      </w:r>
+      <w:proofErr w:type="gramEnd"/>
+    </w:p>
+    <w:p>
+      <w:pPr>
+        <w:pStyle w:val="Codeblock"/>
+      </w:pPr>
+      <w:proofErr w:type="gramStart"/>
+      <w:r>
+        <w:t>#define</w:t>
+      </w:r>
+      <w:proofErr w:type="gramEnd"/>
+      <w:r>
+        <w:t xml:space="preserve"> GAIN                      0.6f</w:t>
+      </w:r>
+    </w:p>
+    <w:p>
+      <w:pPr>
+        <w:pStyle w:val="Codeblock"/>
+      </w:pPr>
+      <w:r>
+        <w:t xml:space="preserve">/* Private </w:t>
+      </w:r>
+      <w:proofErr w:type="gramStart"/>
+      <w:r>
+        <w:t>macro -</w:t>
+      </w:r>
+      <w:proofErr w:type="gramEnd"/>
+      <w:r>
+        <w:t>------------------------------------------------------------*/</w:t>
+      </w:r>
+    </w:p>
+    <w:p>
+      <w:pPr>
+        <w:pStyle w:val="Codeblock"/>
+      </w:pPr>
+      <w:r>
+        <w:t xml:space="preserve">/* Private </w:t>
+      </w:r>
+      <w:proofErr w:type="gramStart"/>
+      <w:r>
+        <w:t>variables -</w:t>
+      </w:r>
+      <w:proofErr w:type="gramEnd"/>
+      <w:r>
+        <w:t>--------------------------------------------------------*/</w:t>
+      </w:r>
+    </w:p>
+    <w:p>
+      <w:pPr>
+        <w:pStyle w:val="Codeblock"/>
+      </w:pPr>
+      <w:r>
+        <w:t>static __attribute__((</w:t>
+      </w:r>
+      <w:proofErr w:type="gramStart"/>
+      <w:r>
+        <w:t>aligned(</w:t>
+      </w:r>
+      <w:proofErr w:type="gramEnd"/>
+      <w:r>
+        <w:t xml:space="preserve">32))) uint16_t </w:t>
+      </w:r>
+      <w:proofErr w:type="spellStart"/>
+      <w:proofErr w:type="gramStart"/>
+      <w:r>
+        <w:t>InBuf</w:t>
+      </w:r>
+      <w:proofErr w:type="spellEnd"/>
+      <w:r>
+        <w:t>[</w:t>
+      </w:r>
+      <w:proofErr w:type="gramEnd"/>
+      <w:r>
+        <w:t>BUF_SAMPLES</w:t>
+      </w:r>
+      <w:proofErr w:type="gramStart"/>
+      <w:r>
+        <w:t>];</w:t>
+      </w:r>
+      <w:proofErr w:type="gramEnd"/>
+    </w:p>
+    <w:p>
+      <w:pPr>
+        <w:pStyle w:val="Codeblock"/>
+      </w:pPr>
+      <w:r>
+        <w:t>static __attribute__((</w:t>
+      </w:r>
+      <w:proofErr w:type="gramStart"/>
+      <w:r>
+        <w:t>aligned(</w:t>
+      </w:r>
+      <w:proofErr w:type="gramEnd"/>
+      <w:r>
+        <w:t xml:space="preserve">32))) uint16_t </w:t>
+      </w:r>
+      <w:proofErr w:type="spellStart"/>
+      <w:proofErr w:type="gramStart"/>
+      <w:r>
+        <w:t>OutBuf</w:t>
+      </w:r>
+      <w:proofErr w:type="spellEnd"/>
+      <w:r>
+        <w:t>[</w:t>
+      </w:r>
+      <w:proofErr w:type="gramEnd"/>
+      <w:r>
+        <w:t>BUF_SAMPLES</w:t>
+      </w:r>
+      <w:proofErr w:type="gramStart"/>
+      <w:r>
+        <w:t>];</w:t>
+      </w:r>
+      <w:proofErr w:type="gramEnd"/>
+    </w:p>
+    <w:p>
+      <w:pPr>
+        <w:pStyle w:val="Codeblock"/>
+      </w:pPr>
+    </w:p>
+    <w:p>
+      <w:pPr>
+        <w:pStyle w:val="Codeblock"/>
+      </w:pPr>
+    </w:p>
+    <w:p>
+      <w:pPr>
+        <w:pStyle w:val="Codeblock"/>
+      </w:pPr>
+      <w:r>
+        <w:t xml:space="preserve">static __IO uint8_t </w:t>
+      </w:r>
+      <w:proofErr w:type="spellStart"/>
+      <w:proofErr w:type="gramStart"/>
+      <w:r>
+        <w:t>InHalfComplete</w:t>
+      </w:r>
+      <w:proofErr w:type="spellEnd"/>
+      <w:r>
+        <w:t xml:space="preserve">  =</w:t>
+      </w:r>
+      <w:proofErr w:type="gramEnd"/>
+      <w:r>
+        <w:t xml:space="preserve"> </w:t>
+      </w:r>
+      <w:proofErr w:type="gramStart"/>
+      <w:r>
+        <w:t>0;</w:t>
+      </w:r>
+      <w:proofErr w:type="gramEnd"/>
+    </w:p>
+    <w:p>
+      <w:pPr>
+        <w:pStyle w:val="Codeblock"/>
+      </w:pPr>
+      <w:r>
+        <w:t xml:space="preserve">static __IO uint8_t </w:t>
+      </w:r>
+      <w:proofErr w:type="spellStart"/>
+      <w:proofErr w:type="gramStart"/>
+      <w:r>
+        <w:t>InFullComplete</w:t>
+      </w:r>
+      <w:proofErr w:type="spellEnd"/>
+      <w:r>
+        <w:t xml:space="preserve">  =</w:t>
+      </w:r>
+      <w:proofErr w:type="gramEnd"/>
+      <w:r>
+        <w:t xml:space="preserve"> </w:t>
+      </w:r>
+      <w:proofErr w:type="gramStart"/>
+      <w:r>
+        <w:t>0;</w:t>
+      </w:r>
+      <w:proofErr w:type="gramEnd"/>
+    </w:p>
+    <w:p>
+      <w:pPr>
+        <w:pStyle w:val="Codeblock"/>
+      </w:pPr>
+      <w:r>
+        <w:t xml:space="preserve">static __IO uint8_t </w:t>
+      </w:r>
+      <w:proofErr w:type="spellStart"/>
+      <w:r>
+        <w:t>OutHalfComplete</w:t>
+      </w:r>
+      <w:proofErr w:type="spellEnd"/>
+      <w:r>
+        <w:t xml:space="preserve"> = </w:t>
+      </w:r>
+      <w:proofErr w:type="gramStart"/>
+      <w:r>
+        <w:t>0;</w:t>
+      </w:r>
+      <w:proofErr w:type="gramEnd"/>
+    </w:p>
+    <w:p>
+      <w:pPr>
+        <w:pStyle w:val="Codeblock"/>
+      </w:pPr>
+      <w:r>
+        <w:t xml:space="preserve">static __IO uint8_t </w:t>
+      </w:r>
+      <w:proofErr w:type="spellStart"/>
+      <w:r>
+        <w:t>OutFullComplete</w:t>
+      </w:r>
+      <w:proofErr w:type="spellEnd"/>
+      <w:r>
+        <w:t xml:space="preserve"> = </w:t>
+      </w:r>
+      <w:proofErr w:type="gramStart"/>
+      <w:r>
+        <w:t>0;</w:t>
+      </w:r>
+      <w:proofErr w:type="gramEnd"/>
+    </w:p>
+    <w:p>
+      <w:pPr>
+        <w:pStyle w:val="Codeblock"/>
+      </w:pPr>
+    </w:p>
+    <w:p>
+      <w:pPr>
+        <w:pStyle w:val="Codeblock"/>
+      </w:pPr>
+      <w:r>
+        <w:t>static int16_</w:t>
+      </w:r>
+      <w:proofErr w:type="gramStart"/>
+      <w:r>
+        <w:t xml:space="preserve">t  </w:t>
+      </w:r>
+      <w:proofErr w:type="spellStart"/>
+      <w:r>
+        <w:t>DelayBuf</w:t>
+      </w:r>
+      <w:proofErr w:type="spellEnd"/>
+      <w:proofErr w:type="gramEnd"/>
+      <w:r>
+        <w:t>[DELAY_BUF_SIZE</w:t>
+      </w:r>
+      <w:proofErr w:type="gramStart"/>
+      <w:r>
+        <w:t>];</w:t>
+      </w:r>
+      <w:proofErr w:type="gramEnd"/>
+    </w:p>
+    <w:p>
+      <w:pPr>
+        <w:pStyle w:val="Codeblock"/>
+      </w:pPr>
+      <w:r>
+        <w:t xml:space="preserve">static uint32_t </w:t>
+      </w:r>
+      <w:proofErr w:type="spellStart"/>
+      <w:proofErr w:type="gramStart"/>
+      <w:r>
+        <w:t>bufptr</w:t>
+      </w:r>
+      <w:proofErr w:type="spellEnd"/>
+      <w:r>
+        <w:t>;</w:t>
+      </w:r>
+      <w:proofErr w:type="gramEnd"/>
     </w:p>
     <w:p>
       <w:pPr>
@@ -7274,531 +8641,458 @@
       </w:pPr>
       <w:r>
         <w:lastRenderedPageBreak/>
-        <w:t>/* Private typedef -----------------------------------------------------------*/</w:t>
-      </w:r>
-    </w:p>
-    <w:p>
-      <w:pPr>
-        <w:pStyle w:val="Codeblock"/>
-      </w:pPr>
-      <w:r>
-        <w:t>/* Private define ------------------------------------------------------------*/</w:t>
-      </w:r>
-    </w:p>
-    <w:p>
-      <w:pPr>
-        <w:pStyle w:val="Codeblock"/>
-      </w:pPr>
-      <w:r>
-        <w:t>#define SOURCE_FILE_NAME "stm32f7_echo.c"</w:t>
-      </w:r>
-    </w:p>
-    <w:p>
-      <w:pPr>
-        <w:pStyle w:val="Codeblock"/>
-      </w:pPr>
-    </w:p>
-    <w:p>
-      <w:pPr>
-        <w:pStyle w:val="Codeblock"/>
-      </w:pPr>
-      <w:r>
-        <w:t>/* Audio parameters */</w:t>
-      </w:r>
-    </w:p>
-    <w:p>
-      <w:pPr>
-        <w:pStyle w:val="Codeblock"/>
-      </w:pPr>
-      <w:r>
-        <w:t>#define AUDIO_FREQ            16000u</w:t>
-      </w:r>
-    </w:p>
-    <w:p>
-      <w:pPr>
-        <w:pStyle w:val="Codeblock"/>
-      </w:pPr>
-      <w:r>
-        <w:t>#define AUDIO_IN_BIT_RES      16u</w:t>
-      </w:r>
-    </w:p>
-    <w:p>
-      <w:pPr>
-        <w:pStyle w:val="Codeblock"/>
-      </w:pPr>
-      <w:r>
-        <w:t>#define AUDIO_IN_CHANNEL_NBR  1u</w:t>
-      </w:r>
-    </w:p>
-    <w:p>
-      <w:pPr>
-        <w:pStyle w:val="Codeblock"/>
-      </w:pPr>
-    </w:p>
-    <w:p>
-      <w:pPr>
-        <w:pStyle w:val="Codeblock"/>
-      </w:pPr>
-      <w:r>
-        <w:t>/* Delay parameters */</w:t>
-      </w:r>
-    </w:p>
-    <w:p>
-      <w:pPr>
-        <w:pStyle w:val="Codeblock"/>
-      </w:pPr>
-      <w:r>
-        <w:t>#define DELAY_MS              500u</w:t>
-      </w:r>
-    </w:p>
-    <w:p>
-      <w:pPr>
-        <w:pStyle w:val="Codeblock"/>
-      </w:pPr>
-      <w:r>
-        <w:t>#define DELAY_BUF_SIZE       ((AUDIO_FREQ * DELAY_MS) / 1000u)</w:t>
-      </w:r>
-    </w:p>
-    <w:p>
-      <w:pPr>
-        <w:pStyle w:val="Codeblock"/>
-      </w:pPr>
-    </w:p>
-    <w:p>
-      <w:pPr>
-        <w:pStyle w:val="Codeblock"/>
-      </w:pPr>
-      <w:r>
-        <w:t>/* Echo parameters */</w:t>
-      </w:r>
-    </w:p>
-    <w:p>
-      <w:pPr>
-        <w:pStyle w:val="Codeblock"/>
-      </w:pPr>
-      <w:r>
-        <w:t>#define GAIN 0.3f</w:t>
-      </w:r>
-    </w:p>
-    <w:p>
-      <w:pPr>
-        <w:pStyle w:val="Codeblock"/>
-      </w:pPr>
-    </w:p>
-    <w:p>
-      <w:pPr>
-        <w:pStyle w:val="Codeblock"/>
-      </w:pPr>
-      <w:r>
-        <w:t>/* Recording buffer (for entire capture) */</w:t>
-      </w:r>
-    </w:p>
-    <w:p>
-      <w:pPr>
-        <w:pStyle w:val="Codeblock"/>
-      </w:pPr>
-      <w:r>
-        <w:t>#define RECORD_DURATION       5u</w:t>
-      </w:r>
-    </w:p>
-    <w:p>
-      <w:pPr>
-        <w:pStyle w:val="Codeblock"/>
-      </w:pPr>
-      <w:r>
-        <w:t>#define RECORD_SAMPLES        (AUDIO_FREQ * RECORD_DURATION)</w:t>
-      </w:r>
-    </w:p>
-    <w:p>
-      <w:pPr>
-        <w:pStyle w:val="Codeblock"/>
-      </w:pPr>
-      <w:r>
-        <w:t>/* Private macro -------------------------------------------------------------*/</w:t>
-      </w:r>
-    </w:p>
-    <w:p>
-      <w:pPr>
-        <w:pStyle w:val="Codeblock"/>
-      </w:pPr>
-      <w:r>
-        <w:t>/* Private variables ---------------------------------------------------------*/</w:t>
-      </w:r>
-    </w:p>
-    <w:p>
-      <w:pPr>
-        <w:pStyle w:val="Codeblock"/>
-      </w:pPr>
-      <w:r>
-        <w:t xml:space="preserve">static int16_t  </w:t>
-      </w:r>
-      <w:proofErr w:type="spellStart"/>
-      <w:r>
-        <w:t>RecordBuffer</w:t>
-      </w:r>
-      <w:proofErr w:type="spellEnd"/>
-      <w:r>
-        <w:t>[RECORD_SAMPLES];</w:t>
-      </w:r>
-    </w:p>
-    <w:p>
-      <w:pPr>
-        <w:pStyle w:val="Codeblock"/>
-      </w:pPr>
-      <w:r>
-        <w:t xml:space="preserve">static int16_t  </w:t>
-      </w:r>
-      <w:proofErr w:type="spellStart"/>
-      <w:r>
-        <w:t>DelayBuffer</w:t>
-      </w:r>
-      <w:proofErr w:type="spellEnd"/>
-      <w:r>
-        <w:t>[DELAY_BUF_SIZE];</w:t>
-      </w:r>
-    </w:p>
-    <w:p>
-      <w:pPr>
-        <w:pStyle w:val="Codeblock"/>
-      </w:pPr>
-      <w:r>
-        <w:t xml:space="preserve">static uint32_t </w:t>
+        <w:t xml:space="preserve">/* Private function </w:t>
+      </w:r>
+      <w:proofErr w:type="gramStart"/>
+      <w:r>
+        <w:t>prototypes -</w:t>
+      </w:r>
+      <w:proofErr w:type="gramEnd"/>
+      <w:r>
+        <w:t>----------------------------------------------*/</w:t>
+      </w:r>
+    </w:p>
+    <w:p>
+      <w:pPr>
+        <w:pStyle w:val="Codeblock"/>
+      </w:pPr>
+      <w:r>
+        <w:t xml:space="preserve">static void </w:t>
+      </w:r>
+      <w:proofErr w:type="spellStart"/>
+      <w:r>
+        <w:t>MPU_Config</w:t>
+      </w:r>
+      <w:proofErr w:type="spellEnd"/>
+      <w:r>
+        <w:t>(void</w:t>
+      </w:r>
+      <w:proofErr w:type="gramStart"/>
+      <w:r>
+        <w:t>);</w:t>
+      </w:r>
+      <w:proofErr w:type="gramEnd"/>
+    </w:p>
+    <w:p>
+      <w:pPr>
+        <w:pStyle w:val="Codeblock"/>
+      </w:pPr>
+      <w:r>
+        <w:t xml:space="preserve">static void </w:t>
+      </w:r>
+      <w:proofErr w:type="spellStart"/>
+      <w:r>
+        <w:t>SystemClock_Config</w:t>
+      </w:r>
+      <w:proofErr w:type="spellEnd"/>
+      <w:r>
+        <w:t>(void</w:t>
+      </w:r>
+      <w:proofErr w:type="gramStart"/>
+      <w:r>
+        <w:t>);</w:t>
+      </w:r>
+      <w:proofErr w:type="gramEnd"/>
+    </w:p>
+    <w:p>
+      <w:pPr>
+        <w:pStyle w:val="Codeblock"/>
+      </w:pPr>
+      <w:r>
+        <w:t xml:space="preserve">static void </w:t>
+      </w:r>
+      <w:proofErr w:type="spellStart"/>
+      <w:r>
+        <w:t>CPU_CACHE_Enable</w:t>
+      </w:r>
+      <w:proofErr w:type="spellEnd"/>
+      <w:r>
+        <w:t>(void</w:t>
+      </w:r>
+      <w:proofErr w:type="gramStart"/>
+      <w:r>
+        <w:t>);</w:t>
+      </w:r>
+      <w:proofErr w:type="gramEnd"/>
+    </w:p>
+    <w:p>
+      <w:pPr>
+        <w:pStyle w:val="Codeblock"/>
+      </w:pPr>
+      <w:r>
+        <w:t xml:space="preserve">static void </w:t>
+      </w:r>
+      <w:proofErr w:type="spellStart"/>
+      <w:r>
+        <w:t>Error_Handler</w:t>
+      </w:r>
+      <w:proofErr w:type="spellEnd"/>
+      <w:r>
+        <w:t>(void</w:t>
+      </w:r>
+      <w:proofErr w:type="gramStart"/>
+      <w:r>
+        <w:t>);</w:t>
+      </w:r>
+      <w:proofErr w:type="gramEnd"/>
+    </w:p>
+    <w:p>
+      <w:pPr>
+        <w:pStyle w:val="Codeblock"/>
+      </w:pPr>
+      <w:r>
+        <w:t xml:space="preserve">static void </w:t>
+      </w:r>
+      <w:proofErr w:type="spellStart"/>
+      <w:proofErr w:type="gramStart"/>
+      <w:r>
+        <w:t>ProcessDelay</w:t>
+      </w:r>
+      <w:proofErr w:type="spellEnd"/>
+      <w:r>
+        <w:t>(</w:t>
+      </w:r>
+      <w:proofErr w:type="gramEnd"/>
+      <w:r>
+        <w:t>const uint16_t *in, uint16_t *out, uint32_t length</w:t>
+      </w:r>
+      <w:proofErr w:type="gramStart"/>
+      <w:r>
+        <w:t>);</w:t>
+      </w:r>
+      <w:proofErr w:type="gramEnd"/>
+    </w:p>
+    <w:p>
+      <w:pPr>
+        <w:pStyle w:val="Codeblock"/>
+      </w:pPr>
+      <w:r>
+        <w:t xml:space="preserve">void </w:t>
+      </w:r>
+      <w:proofErr w:type="spellStart"/>
+      <w:r>
+        <w:t>BSP_AUDIO_OUT_</w:t>
+      </w:r>
+      <w:proofErr w:type="gramStart"/>
+      <w:r>
+        <w:t>ClockConfig</w:t>
+      </w:r>
+      <w:proofErr w:type="spellEnd"/>
+      <w:r>
+        <w:t>(</w:t>
+      </w:r>
+      <w:proofErr w:type="spellStart"/>
+      <w:proofErr w:type="gramEnd"/>
+      <w:r>
+        <w:t>SAI_HandleTypeDef</w:t>
+      </w:r>
+      <w:proofErr w:type="spellEnd"/>
+      <w:r>
+        <w:t xml:space="preserve"> *</w:t>
+      </w:r>
+      <w:proofErr w:type="spellStart"/>
+      <w:r>
+        <w:t>hsai</w:t>
+      </w:r>
+      <w:proofErr w:type="spellEnd"/>
+      <w:r>
+        <w:t xml:space="preserve">, uint32_t </w:t>
+      </w:r>
+      <w:proofErr w:type="spellStart"/>
+      <w:r>
+        <w:t>AudioFreq</w:t>
+      </w:r>
+      <w:proofErr w:type="spellEnd"/>
+      <w:r>
+        <w:t>, void *Params</w:t>
+      </w:r>
+      <w:proofErr w:type="gramStart"/>
+      <w:r>
+        <w:t>);</w:t>
+      </w:r>
+      <w:proofErr w:type="gramEnd"/>
+    </w:p>
+    <w:p>
+      <w:pPr>
+        <w:pStyle w:val="Codeblock"/>
+      </w:pPr>
+    </w:p>
+    <w:p>
+      <w:pPr>
+        <w:pStyle w:val="Codeblock"/>
+      </w:pPr>
+      <w:r>
+        <w:t>/* Private functions ---------------------------------------------------------*/</w:t>
+      </w:r>
+    </w:p>
+    <w:p>
+      <w:pPr>
+        <w:pStyle w:val="Codeblock"/>
+      </w:pPr>
+      <w:r>
+        <w:t xml:space="preserve">void </w:t>
+      </w:r>
+      <w:proofErr w:type="spellStart"/>
+      <w:r>
+        <w:t>BSP_AUDIO_IN_HalfTransfer_CallBack</w:t>
+      </w:r>
+      <w:proofErr w:type="spellEnd"/>
+      <w:r>
+        <w:t>(void)</w:t>
+      </w:r>
+    </w:p>
+    <w:p>
+      <w:pPr>
+        <w:pStyle w:val="Codeblock"/>
+      </w:pPr>
+      <w:r>
+        <w:t>{</w:t>
+      </w:r>
+    </w:p>
+    <w:p>
+      <w:pPr>
+        <w:pStyle w:val="Codeblock"/>
+      </w:pPr>
+      <w:r>
+        <w:t xml:space="preserve">  </w:t>
+      </w:r>
+      <w:proofErr w:type="spellStart"/>
+      <w:proofErr w:type="gramStart"/>
+      <w:r>
+        <w:t>ProcessDelay</w:t>
+      </w:r>
+      <w:proofErr w:type="spellEnd"/>
+      <w:r>
+        <w:t>(</w:t>
+      </w:r>
+      <w:proofErr w:type="spellStart"/>
+      <w:proofErr w:type="gramEnd"/>
+      <w:r>
+        <w:t>InBuf</w:t>
+      </w:r>
+      <w:proofErr w:type="spellEnd"/>
+      <w:r>
+        <w:t xml:space="preserve">, </w:t>
+      </w:r>
+      <w:proofErr w:type="spellStart"/>
+      <w:r>
+        <w:t>OutBuf</w:t>
+      </w:r>
+      <w:proofErr w:type="spellEnd"/>
+      <w:r>
+        <w:t>, BLOCK_SAMPLES_TOTAL</w:t>
+      </w:r>
+      <w:proofErr w:type="gramStart"/>
+      <w:r>
+        <w:t>);</w:t>
+      </w:r>
+      <w:proofErr w:type="gramEnd"/>
+    </w:p>
+    <w:p>
+      <w:pPr>
+        <w:pStyle w:val="Codeblock"/>
+      </w:pPr>
+      <w:r>
+        <w:t>}</w:t>
+      </w:r>
+    </w:p>
+    <w:p>
+      <w:pPr>
+        <w:pStyle w:val="Codeblock"/>
+      </w:pPr>
+    </w:p>
+    <w:p>
+      <w:pPr>
+        <w:pStyle w:val="Codeblock"/>
+      </w:pPr>
+      <w:r>
+        <w:t xml:space="preserve">void </w:t>
+      </w:r>
+      <w:proofErr w:type="spellStart"/>
+      <w:r>
+        <w:t>BSP_AUDIO_IN_TransferComplete_CallBack</w:t>
+      </w:r>
+      <w:proofErr w:type="spellEnd"/>
+      <w:r>
+        <w:t>(void)</w:t>
+      </w:r>
+    </w:p>
+    <w:p>
+      <w:pPr>
+        <w:pStyle w:val="Codeblock"/>
+      </w:pPr>
+      <w:r>
+        <w:t>{</w:t>
+      </w:r>
+    </w:p>
+    <w:p>
+      <w:pPr>
+        <w:pStyle w:val="Codeblock"/>
+      </w:pPr>
+      <w:r>
+        <w:t xml:space="preserve">  </w:t>
+      </w:r>
+      <w:proofErr w:type="spellStart"/>
+      <w:proofErr w:type="gramStart"/>
+      <w:r>
+        <w:t>ProcessDelay</w:t>
+      </w:r>
+      <w:proofErr w:type="spellEnd"/>
+      <w:r>
+        <w:t>(</w:t>
+      </w:r>
+      <w:proofErr w:type="spellStart"/>
+      <w:proofErr w:type="gramEnd"/>
+      <w:r>
+        <w:t>InBuf</w:t>
+      </w:r>
+      <w:proofErr w:type="spellEnd"/>
+      <w:r>
+        <w:t xml:space="preserve"> + BLOCK_SAMPLES_TOTAL, </w:t>
+      </w:r>
+      <w:proofErr w:type="spellStart"/>
+      <w:r>
+        <w:t>OutBuf</w:t>
+      </w:r>
+      <w:proofErr w:type="spellEnd"/>
+      <w:r>
+        <w:t xml:space="preserve"> + BLOCK_SAMPLES_TOTAL, BLOCK_SAMPLES_TOTAL</w:t>
+      </w:r>
+      <w:proofErr w:type="gramStart"/>
+      <w:r>
+        <w:t>);</w:t>
+      </w:r>
+      <w:proofErr w:type="gramEnd"/>
+    </w:p>
+    <w:p>
+      <w:pPr>
+        <w:pStyle w:val="Codeblock"/>
+      </w:pPr>
+      <w:r>
+        <w:t>}</w:t>
+      </w:r>
+    </w:p>
+    <w:p>
+      <w:pPr>
+        <w:pStyle w:val="Codeblock"/>
+      </w:pPr>
+    </w:p>
+    <w:p>
+      <w:pPr>
+        <w:pStyle w:val="Codeblock"/>
+      </w:pPr>
+      <w:r>
+        <w:t xml:space="preserve">static void </w:t>
+      </w:r>
+      <w:proofErr w:type="spellStart"/>
+      <w:proofErr w:type="gramStart"/>
+      <w:r>
+        <w:t>ProcessDelay</w:t>
+      </w:r>
+      <w:proofErr w:type="spellEnd"/>
+      <w:r>
+        <w:t>(</w:t>
+      </w:r>
+      <w:proofErr w:type="gramEnd"/>
+      <w:r>
+        <w:t>const uint16_t *in, uint16_t *out, uint32_t length)</w:t>
+      </w:r>
+    </w:p>
+    <w:p>
+      <w:pPr>
+        <w:pStyle w:val="Codeblock"/>
+      </w:pPr>
+      <w:r>
+        <w:t>{</w:t>
+      </w:r>
+    </w:p>
+    <w:p>
+      <w:pPr>
+        <w:pStyle w:val="Codeblock"/>
+      </w:pPr>
+      <w:r>
+        <w:tab/>
+        <w:t xml:space="preserve">for (uint32_t </w:t>
+      </w:r>
+      <w:proofErr w:type="spellStart"/>
+      <w:r>
+        <w:t>i</w:t>
+      </w:r>
+      <w:proofErr w:type="spellEnd"/>
+      <w:r>
+        <w:t xml:space="preserve"> = 0; </w:t>
+      </w:r>
+      <w:proofErr w:type="spellStart"/>
+      <w:r>
+        <w:t>i</w:t>
+      </w:r>
+      <w:proofErr w:type="spellEnd"/>
+      <w:r>
+        <w:t xml:space="preserve"> &lt; length; </w:t>
+      </w:r>
+      <w:proofErr w:type="spellStart"/>
+      <w:r>
+        <w:t>i</w:t>
+      </w:r>
+      <w:proofErr w:type="spellEnd"/>
+      <w:r>
+        <w:t>++) {</w:t>
+      </w:r>
+    </w:p>
+    <w:p>
+      <w:pPr>
+        <w:pStyle w:val="Codeblock"/>
+      </w:pPr>
+      <w:r>
+        <w:tab/>
+      </w:r>
+      <w:r>
+        <w:tab/>
+      </w:r>
+      <w:r>
+        <w:tab/>
+        <w:t xml:space="preserve">int16_t delayed = </w:t>
+      </w:r>
+      <w:proofErr w:type="spellStart"/>
+      <w:r>
+        <w:t>DelayBuf</w:t>
+      </w:r>
+      <w:proofErr w:type="spellEnd"/>
+      <w:r>
+        <w:t>[</w:t>
       </w:r>
       <w:proofErr w:type="spellStart"/>
       <w:r>
         <w:t>bufptr</w:t>
       </w:r>
       <w:proofErr w:type="spellEnd"/>
-      <w:r>
-        <w:t xml:space="preserve"> = 0;</w:t>
-      </w:r>
-    </w:p>
-    <w:p>
-      <w:pPr>
-        <w:pStyle w:val="Codeblock"/>
-      </w:pPr>
-    </w:p>
-    <w:p>
-      <w:pPr>
-        <w:pStyle w:val="Codeblock"/>
-      </w:pPr>
-      <w:r>
-        <w:t xml:space="preserve">static __IO uint8_t </w:t>
-      </w:r>
-      <w:proofErr w:type="spellStart"/>
-      <w:r>
-        <w:t>RecordComplete</w:t>
-      </w:r>
-      <w:proofErr w:type="spellEnd"/>
-      <w:r>
-        <w:t xml:space="preserve"> = 0;</w:t>
-      </w:r>
-    </w:p>
-    <w:p>
-      <w:pPr>
-        <w:pStyle w:val="Codeblock"/>
-      </w:pPr>
-      <w:r>
-        <w:t xml:space="preserve">static __IO uint8_t </w:t>
-      </w:r>
-      <w:proofErr w:type="spellStart"/>
-      <w:r>
-        <w:t>PlayComplete</w:t>
-      </w:r>
-      <w:proofErr w:type="spellEnd"/>
-      <w:r>
-        <w:t xml:space="preserve">   = 0;</w:t>
-      </w:r>
-    </w:p>
-    <w:p>
-      <w:pPr>
-        <w:pStyle w:val="Codeblock"/>
-      </w:pPr>
-    </w:p>
-    <w:p>
-      <w:pPr>
-        <w:pStyle w:val="Codeblock"/>
-      </w:pPr>
-      <w:r>
-        <w:lastRenderedPageBreak/>
-        <w:t>/* Private function prototypes -----------------------------------------------*/</w:t>
-      </w:r>
-    </w:p>
-    <w:p>
-      <w:pPr>
-        <w:pStyle w:val="Codeblock"/>
-      </w:pPr>
-      <w:r>
-        <w:t xml:space="preserve">static void </w:t>
-      </w:r>
-      <w:proofErr w:type="spellStart"/>
-      <w:r>
-        <w:t>MPU_Config</w:t>
-      </w:r>
-      <w:proofErr w:type="spellEnd"/>
-      <w:r>
-        <w:t>(void);</w:t>
-      </w:r>
-    </w:p>
-    <w:p>
-      <w:pPr>
-        <w:pStyle w:val="Codeblock"/>
-      </w:pPr>
-      <w:r>
-        <w:t xml:space="preserve">static void </w:t>
-      </w:r>
-      <w:proofErr w:type="spellStart"/>
-      <w:r>
-        <w:t>SystemClock_Config</w:t>
-      </w:r>
-      <w:proofErr w:type="spellEnd"/>
-      <w:r>
-        <w:t>(void);</w:t>
-      </w:r>
-    </w:p>
-    <w:p>
-      <w:pPr>
-        <w:pStyle w:val="Codeblock"/>
-      </w:pPr>
-      <w:r>
-        <w:t xml:space="preserve">static void </w:t>
-      </w:r>
-      <w:proofErr w:type="spellStart"/>
-      <w:r>
-        <w:t>Error_Handler</w:t>
-      </w:r>
-      <w:proofErr w:type="spellEnd"/>
-      <w:r>
-        <w:t>(void);</w:t>
-      </w:r>
-    </w:p>
-    <w:p>
-      <w:pPr>
-        <w:pStyle w:val="Codeblock"/>
-      </w:pPr>
-      <w:r>
-        <w:t xml:space="preserve">static void </w:t>
-      </w:r>
-      <w:proofErr w:type="spellStart"/>
-      <w:r>
-        <w:t>CPU_CACHE_Enable</w:t>
-      </w:r>
-      <w:proofErr w:type="spellEnd"/>
-      <w:r>
-        <w:t>(void);</w:t>
-      </w:r>
-    </w:p>
-    <w:p>
-      <w:pPr>
-        <w:pStyle w:val="Codeblock"/>
-      </w:pPr>
-      <w:r>
-        <w:t xml:space="preserve">static void </w:t>
-      </w:r>
-      <w:proofErr w:type="spellStart"/>
-      <w:r>
-        <w:t>ProcessDelay</w:t>
-      </w:r>
-      <w:proofErr w:type="spellEnd"/>
-      <w:r>
-        <w:t>(int16_t *buffer, uint32_t length);</w:t>
-      </w:r>
-    </w:p>
-    <w:p>
-      <w:pPr>
-        <w:pStyle w:val="Codeblock"/>
-      </w:pPr>
-      <w:r>
-        <w:t xml:space="preserve">void </w:t>
-      </w:r>
-      <w:proofErr w:type="spellStart"/>
-      <w:r>
-        <w:t>BSP_AUDIO_OUT_ClockConfig</w:t>
-      </w:r>
-      <w:proofErr w:type="spellEnd"/>
-      <w:r>
-        <w:t>(</w:t>
-      </w:r>
-      <w:proofErr w:type="spellStart"/>
-      <w:r>
-        <w:t>SAI_HandleTypeDef</w:t>
-      </w:r>
-      <w:proofErr w:type="spellEnd"/>
-      <w:r>
-        <w:t xml:space="preserve"> *</w:t>
-      </w:r>
-      <w:proofErr w:type="spellStart"/>
-      <w:r>
-        <w:t>hsai</w:t>
-      </w:r>
-      <w:proofErr w:type="spellEnd"/>
-      <w:r>
-        <w:t xml:space="preserve">, uint32_t </w:t>
-      </w:r>
-      <w:proofErr w:type="spellStart"/>
-      <w:r>
-        <w:t>AudioFreq</w:t>
-      </w:r>
-      <w:proofErr w:type="spellEnd"/>
-      <w:r>
-        <w:t>, void *Params);</w:t>
-      </w:r>
-    </w:p>
-    <w:p>
-      <w:pPr>
-        <w:pStyle w:val="Codeblock"/>
-      </w:pPr>
-    </w:p>
-    <w:p>
-      <w:pPr>
-        <w:pStyle w:val="Codeblock"/>
-      </w:pPr>
-      <w:r>
-        <w:t>/* Private functions ---------------------------------------------------------*/</w:t>
-      </w:r>
-    </w:p>
-    <w:p>
-      <w:pPr>
-        <w:pStyle w:val="Codeblock"/>
-      </w:pPr>
-      <w:r>
-        <w:t xml:space="preserve">void </w:t>
-      </w:r>
-      <w:proofErr w:type="spellStart"/>
-      <w:r>
-        <w:t>BSP_AUDIO_IN_TransferComplete_CallBack</w:t>
-      </w:r>
-      <w:proofErr w:type="spellEnd"/>
-      <w:r>
-        <w:t>(void)</w:t>
-      </w:r>
-    </w:p>
-    <w:p>
-      <w:pPr>
-        <w:pStyle w:val="Codeblock"/>
-      </w:pPr>
-      <w:r>
-        <w:t>{</w:t>
-      </w:r>
-    </w:p>
-    <w:p>
-      <w:pPr>
-        <w:pStyle w:val="Codeblock"/>
-      </w:pPr>
-      <w:r>
-        <w:t xml:space="preserve">    </w:t>
-      </w:r>
-      <w:proofErr w:type="spellStart"/>
-      <w:r>
-        <w:t>RecordComplete</w:t>
-      </w:r>
-      <w:proofErr w:type="spellEnd"/>
-      <w:r>
-        <w:t xml:space="preserve"> = 1;</w:t>
-      </w:r>
-    </w:p>
-    <w:p>
-      <w:pPr>
-        <w:pStyle w:val="Codeblock"/>
-      </w:pPr>
-      <w:r>
-        <w:t>}</w:t>
-      </w:r>
-    </w:p>
-    <w:p>
-      <w:pPr>
-        <w:pStyle w:val="Codeblock"/>
-      </w:pPr>
-    </w:p>
-    <w:p>
-      <w:pPr>
-        <w:pStyle w:val="Codeblock"/>
-      </w:pPr>
-      <w:r>
-        <w:t xml:space="preserve">void </w:t>
-      </w:r>
-      <w:proofErr w:type="spellStart"/>
-      <w:r>
-        <w:t>BSP_AUDIO_OUT_TransferComplete_CallBack</w:t>
-      </w:r>
-      <w:proofErr w:type="spellEnd"/>
-      <w:r>
-        <w:t>(void)</w:t>
-      </w:r>
-    </w:p>
-    <w:p>
-      <w:pPr>
-        <w:pStyle w:val="Codeblock"/>
-      </w:pPr>
-      <w:r>
-        <w:t>{</w:t>
-      </w:r>
+      <w:proofErr w:type="gramStart"/>
+      <w:r>
+        <w:t>];</w:t>
+      </w:r>
+      <w:proofErr w:type="gramEnd"/>
+    </w:p>
+    <w:p>
+      <w:pPr>
+        <w:pStyle w:val="Codeblock"/>
+      </w:pPr>
       <w:r>
         <w:tab/>
       </w:r>
-    </w:p>
-    <w:p>
-      <w:pPr>
-        <w:pStyle w:val="Codeblock"/>
-      </w:pPr>
       <w:r>
         <w:tab/>
       </w:r>
       <w:r>
         <w:tab/>
-      </w:r>
-      <w:proofErr w:type="spellStart"/>
-      <w:r>
-        <w:t>PlayComplete</w:t>
-      </w:r>
-      <w:proofErr w:type="spellEnd"/>
-      <w:r>
-        <w:t xml:space="preserve"> = 1;</w:t>
-      </w:r>
-    </w:p>
-    <w:p>
-      <w:pPr>
-        <w:pStyle w:val="Codeblock"/>
-      </w:pPr>
-      <w:r>
-        <w:t>}</w:t>
-      </w:r>
-    </w:p>
-    <w:p>
-      <w:pPr>
-        <w:pStyle w:val="Codeblock"/>
-      </w:pPr>
-    </w:p>
-    <w:p>
-      <w:pPr>
-        <w:pStyle w:val="Codeblock"/>
-      </w:pPr>
-      <w:r>
-        <w:t xml:space="preserve">static void </w:t>
-      </w:r>
-      <w:proofErr w:type="spellStart"/>
-      <w:r>
-        <w:t>ProcessDelay</w:t>
-      </w:r>
-      <w:proofErr w:type="spellEnd"/>
-      <w:r>
-        <w:t>(int16_t *buffer, uint32_t length)</w:t>
-      </w:r>
-    </w:p>
-    <w:p>
-      <w:pPr>
-        <w:pStyle w:val="Codeblock"/>
-      </w:pPr>
-      <w:r>
-        <w:t>{</w:t>
-      </w:r>
-    </w:p>
-    <w:p>
-      <w:pPr>
-        <w:pStyle w:val="Codeblock"/>
-      </w:pPr>
-      <w:r>
-        <w:t xml:space="preserve">    for (uint32_t </w:t>
+        <w:t>int32_t sum = (int32_</w:t>
+      </w:r>
+      <w:proofErr w:type="gramStart"/>
+      <w:r>
+        <w:t>t)in</w:t>
+      </w:r>
+      <w:proofErr w:type="gramEnd"/>
+      <w:r>
+        <w:t>[</w:t>
       </w:r>
       <w:proofErr w:type="spellStart"/>
       <w:r>
@@ -7806,7 +9100,40 @@
       </w:r>
       <w:proofErr w:type="spellEnd"/>
       <w:r>
-        <w:t xml:space="preserve"> = 0; </w:t>
+        <w:t>] + (int32_</w:t>
+      </w:r>
+      <w:proofErr w:type="gramStart"/>
+      <w:r>
+        <w:t>t)delayed</w:t>
+      </w:r>
+      <w:proofErr w:type="gramEnd"/>
+      <w:r>
+        <w:t xml:space="preserve"> * </w:t>
+      </w:r>
+      <w:proofErr w:type="gramStart"/>
+      <w:r>
+        <w:t>GAIN;</w:t>
+      </w:r>
+      <w:proofErr w:type="gramEnd"/>
+    </w:p>
+    <w:p>
+      <w:pPr>
+        <w:pStyle w:val="Codeblock"/>
+      </w:pPr>
+    </w:p>
+    <w:p>
+      <w:pPr>
+        <w:pStyle w:val="Codeblock"/>
+      </w:pPr>
+      <w:r>
+        <w:tab/>
+      </w:r>
+      <w:r>
+        <w:tab/>
+      </w:r>
+      <w:r>
+        <w:tab/>
+        <w:t>out[</w:t>
       </w:r>
       <w:proofErr w:type="spellStart"/>
       <w:r>
@@ -7814,43 +9141,33 @@
       </w:r>
       <w:proofErr w:type="spellEnd"/>
       <w:r>
-        <w:t xml:space="preserve"> &lt; length; </w:t>
-      </w:r>
-      <w:proofErr w:type="spellStart"/>
-      <w:r>
-        <w:t>i</w:t>
-      </w:r>
-      <w:proofErr w:type="spellEnd"/>
-      <w:r>
-        <w:t>++) {</w:t>
-      </w:r>
-    </w:p>
-    <w:p>
-      <w:pPr>
-        <w:pStyle w:val="Codeblock"/>
-      </w:pPr>
-      <w:r>
-        <w:t xml:space="preserve">        int16_t in = buffer[</w:t>
-      </w:r>
-      <w:proofErr w:type="spellStart"/>
-      <w:r>
-        <w:t>i</w:t>
-      </w:r>
-      <w:proofErr w:type="spellEnd"/>
-      <w:r>
-        <w:t>];</w:t>
-      </w:r>
-    </w:p>
-    <w:p>
-      <w:pPr>
-        <w:pStyle w:val="Codeblock"/>
-      </w:pPr>
-      <w:r>
-        <w:t xml:space="preserve">        int16_t delayed = </w:t>
-      </w:r>
-      <w:proofErr w:type="spellStart"/>
-      <w:r>
-        <w:t>DelayBuffer</w:t>
+        <w:t>] = (int16_</w:t>
+      </w:r>
+      <w:proofErr w:type="gramStart"/>
+      <w:r>
+        <w:t>t)sum</w:t>
+      </w:r>
+      <w:proofErr w:type="gramEnd"/>
+      <w:r>
+        <w:t xml:space="preserve">;    </w:t>
+      </w:r>
+    </w:p>
+    <w:p>
+      <w:pPr>
+        <w:pStyle w:val="Codeblock"/>
+      </w:pPr>
+      <w:r>
+        <w:tab/>
+      </w:r>
+      <w:r>
+        <w:tab/>
+      </w:r>
+      <w:r>
+        <w:tab/>
+      </w:r>
+      <w:proofErr w:type="spellStart"/>
+      <w:r>
+        <w:t>DelayBuf</w:t>
       </w:r>
       <w:proofErr w:type="spellEnd"/>
       <w:r>
@@ -7862,54 +9179,13 @@
       </w:r>
       <w:proofErr w:type="spellEnd"/>
       <w:r>
-        <w:t>];</w:t>
-      </w:r>
-    </w:p>
-    <w:p>
-      <w:pPr>
-        <w:pStyle w:val="Codeblock"/>
-      </w:pPr>
-      <w:r>
-        <w:t xml:space="preserve">        int32_t sum = (int32_t)in + delayed*GAIN;</w:t>
-      </w:r>
-    </w:p>
-    <w:p>
-      <w:pPr>
-        <w:pStyle w:val="Codeblock"/>
-      </w:pPr>
-      <w:r>
-        <w:tab/>
-      </w:r>
-      <w:r>
-        <w:tab/>
-      </w:r>
-      <w:r>
-        <w:tab/>
-      </w:r>
-    </w:p>
-    <w:p>
-      <w:pPr>
-        <w:pStyle w:val="Codeblock"/>
-      </w:pPr>
-      <w:r>
-        <w:t xml:space="preserve">        /* clamp to 16-bit range */</w:t>
-      </w:r>
-    </w:p>
-    <w:p>
-      <w:pPr>
-        <w:pStyle w:val="Codeblock"/>
-      </w:pPr>
-      <w:r>
-        <w:t xml:space="preserve">        if (sum &gt; 32767) sum = 32767;</w:t>
-      </w:r>
-    </w:p>
-    <w:p>
-      <w:pPr>
-        <w:pStyle w:val="Codeblock"/>
-      </w:pPr>
-      <w:r>
-        <w:t xml:space="preserve">        if (sum &lt; -32768) sum = -32768;</w:t>
-      </w:r>
+        <w:t xml:space="preserve">] = </w:t>
+      </w:r>
+      <w:proofErr w:type="gramStart"/>
+      <w:r>
+        <w:t>sum;</w:t>
+      </w:r>
+      <w:proofErr w:type="gramEnd"/>
     </w:p>
     <w:p>
       <w:pPr>
@@ -7925,53 +9201,13 @@
       <w:r>
         <w:tab/>
       </w:r>
-    </w:p>
-    <w:p>
-      <w:pPr>
-        <w:pStyle w:val="Codeblock"/>
-      </w:pPr>
-      <w:r>
-        <w:t xml:space="preserve">        buffer[</w:t>
-      </w:r>
-      <w:proofErr w:type="spellStart"/>
-      <w:r>
-        <w:t>i</w:t>
-      </w:r>
-      <w:proofErr w:type="spellEnd"/>
-      <w:r>
-        <w:t>] = (int16_t)sum;</w:t>
-      </w:r>
-    </w:p>
-    <w:p>
-      <w:pPr>
-        <w:pStyle w:val="Codeblock"/>
-      </w:pPr>
-      <w:r>
-        <w:t xml:space="preserve">        </w:t>
-      </w:r>
-      <w:proofErr w:type="spellStart"/>
-      <w:r>
-        <w:t>DelayBuffer</w:t>
-      </w:r>
-      <w:proofErr w:type="spellEnd"/>
-      <w:r>
-        <w:t>[</w:t>
-      </w:r>
       <w:proofErr w:type="spellStart"/>
       <w:r>
         <w:t>bufptr</w:t>
       </w:r>
       <w:proofErr w:type="spellEnd"/>
       <w:r>
-        <w:t>] = in;</w:t>
-      </w:r>
-    </w:p>
-    <w:p>
-      <w:pPr>
-        <w:pStyle w:val="Codeblock"/>
-      </w:pPr>
-      <w:r>
-        <w:t xml:space="preserve">        </w:t>
+        <w:t xml:space="preserve"> = (</w:t>
       </w:r>
       <w:proofErr w:type="spellStart"/>
       <w:r>
@@ -7979,30 +9215,20 @@
       </w:r>
       <w:proofErr w:type="spellEnd"/>
       <w:r>
-        <w:t xml:space="preserve"> = (</w:t>
-      </w:r>
-      <w:proofErr w:type="spellStart"/>
-      <w:r>
-        <w:t>bufptr</w:t>
-      </w:r>
-      <w:proofErr w:type="spellEnd"/>
-      <w:r>
-        <w:t xml:space="preserve"> + 1) % DELAY_BUF_SIZE;</w:t>
-      </w:r>
-    </w:p>
-    <w:p>
-      <w:pPr>
-        <w:pStyle w:val="Codeblock"/>
-      </w:pPr>
-      <w:r>
-        <w:t xml:space="preserve">    }</w:t>
-      </w:r>
-    </w:p>
-    <w:p>
-      <w:pPr>
-        <w:pStyle w:val="Codeblock"/>
-      </w:pPr>
-      <w:r>
+        <w:t xml:space="preserve"> + 1) % DELAY_BUF_</w:t>
+      </w:r>
+      <w:proofErr w:type="gramStart"/>
+      <w:r>
+        <w:t>SIZE;</w:t>
+      </w:r>
+      <w:proofErr w:type="gramEnd"/>
+    </w:p>
+    <w:p>
+      <w:pPr>
+        <w:pStyle w:val="Codeblock"/>
+      </w:pPr>
+      <w:r>
+        <w:tab/>
         <w:t>}</w:t>
       </w:r>
     </w:p>
@@ -8010,6 +9236,14 @@
       <w:pPr>
         <w:pStyle w:val="Codeblock"/>
       </w:pPr>
+      <w:r>
+        <w:t>}</w:t>
+      </w:r>
+    </w:p>
+    <w:p>
+      <w:pPr>
+        <w:pStyle w:val="Codeblock"/>
+      </w:pPr>
     </w:p>
     <w:p>
       <w:pPr>
@@ -8044,12 +9278,17 @@
       </w:r>
       <w:proofErr w:type="spellStart"/>
       <w:r>
-        <w:t>MPU_Config</w:t>
+        <w:t>MPU_</w:t>
+      </w:r>
+      <w:proofErr w:type="gramStart"/>
+      <w:r>
+        <w:t>Config</w:t>
       </w:r>
       <w:proofErr w:type="spellEnd"/>
       <w:r>
         <w:t>();</w:t>
       </w:r>
+      <w:proofErr w:type="gramEnd"/>
     </w:p>
     <w:p>
       <w:pPr>
@@ -8073,12 +9312,17 @@
       </w:r>
       <w:proofErr w:type="spellStart"/>
       <w:r>
-        <w:t>CPU_CACHE_Enable</w:t>
+        <w:t>CPU_CACHE_</w:t>
+      </w:r>
+      <w:proofErr w:type="gramStart"/>
+      <w:r>
+        <w:t>Enable</w:t>
       </w:r>
       <w:proofErr w:type="spellEnd"/>
       <w:r>
         <w:t>();</w:t>
       </w:r>
+      <w:proofErr w:type="gramEnd"/>
     </w:p>
     <w:p>
       <w:pPr>
@@ -8094,12 +9338,17 @@
       </w:r>
       <w:proofErr w:type="spellStart"/>
       <w:r>
-        <w:t>HAL_Init</w:t>
+        <w:t>HAL_</w:t>
+      </w:r>
+      <w:proofErr w:type="gramStart"/>
+      <w:r>
+        <w:t>Init</w:t>
       </w:r>
       <w:proofErr w:type="spellEnd"/>
       <w:r>
         <w:t>();</w:t>
       </w:r>
+      <w:proofErr w:type="gramEnd"/>
     </w:p>
     <w:p>
       <w:pPr>
@@ -8126,12 +9375,17 @@
       </w:r>
       <w:proofErr w:type="spellStart"/>
       <w:r>
-        <w:t>SystemClock_Config</w:t>
+        <w:t>SystemClock_</w:t>
+      </w:r>
+      <w:proofErr w:type="gramStart"/>
+      <w:r>
+        <w:t>Config</w:t>
       </w:r>
       <w:proofErr w:type="spellEnd"/>
       <w:r>
         <w:t>();</w:t>
       </w:r>
+      <w:proofErr w:type="gramEnd"/>
     </w:p>
     <w:p>
       <w:pPr>
@@ -8147,7 +9401,126 @@
       </w:pPr>
       <w:r>
         <w:tab/>
-        <w:t>stm32f7_LCD_init(AUDIO_FREQ, SOURCE_FILE_NAME, NOGRAPH);</w:t>
+        <w:t>stm32f7_LCD_</w:t>
+      </w:r>
+      <w:proofErr w:type="gramStart"/>
+      <w:r>
+        <w:t>init(</w:t>
+      </w:r>
+      <w:proofErr w:type="gramEnd"/>
+      <w:r>
+        <w:t>AUDIO_FREQ, SOURCE_FILE_NAME, NOGRAPH</w:t>
+      </w:r>
+      <w:proofErr w:type="gramStart"/>
+      <w:r>
+        <w:t>);</w:t>
+      </w:r>
+      <w:proofErr w:type="gramEnd"/>
+    </w:p>
+    <w:p>
+      <w:pPr>
+        <w:pStyle w:val="Codeblock"/>
+      </w:pPr>
+    </w:p>
+    <w:p>
+      <w:pPr>
+        <w:pStyle w:val="Codeblock"/>
+      </w:pPr>
+      <w:r>
+        <w:t xml:space="preserve">  if (</w:t>
+      </w:r>
+      <w:proofErr w:type="spellStart"/>
+      <w:r>
+        <w:t>BSP_AUDIO_IN_OUT_</w:t>
+      </w:r>
+      <w:proofErr w:type="gramStart"/>
+      <w:r>
+        <w:t>Init</w:t>
+      </w:r>
+      <w:proofErr w:type="spellEnd"/>
+      <w:r>
+        <w:t>(</w:t>
+      </w:r>
+      <w:proofErr w:type="gramEnd"/>
+      <w:r>
+        <w:t>INPUT_DEVICE_DIGITAL_MICROPHONE_2,</w:t>
+      </w:r>
+    </w:p>
+    <w:p>
+      <w:pPr>
+        <w:pStyle w:val="Codeblock"/>
+      </w:pPr>
+      <w:r>
+        <w:t xml:space="preserve">                            OUTPUT_DEVICE_HEADPHONE,</w:t>
+      </w:r>
+    </w:p>
+    <w:p>
+      <w:pPr>
+        <w:pStyle w:val="Codeblock"/>
+      </w:pPr>
+      <w:r>
+        <w:t xml:space="preserve">                            AUDIO_FREQ,</w:t>
+      </w:r>
+    </w:p>
+    <w:p>
+      <w:pPr>
+        <w:pStyle w:val="Codeblock"/>
+      </w:pPr>
+      <w:r>
+        <w:t xml:space="preserve">                            AUDIO_IN_BIT_RES,</w:t>
+      </w:r>
+    </w:p>
+    <w:p>
+      <w:pPr>
+        <w:pStyle w:val="Codeblock"/>
+      </w:pPr>
+      <w:r>
+        <w:t xml:space="preserve">                            AUDIO_IN_CHANNEL_NBR</w:t>
+      </w:r>
+      <w:proofErr w:type="gramStart"/>
+      <w:r>
+        <w:t>) !</w:t>
+      </w:r>
+      <w:proofErr w:type="gramEnd"/>
+      <w:r>
+        <w:t>= AUDIO_OK)</w:t>
+      </w:r>
+    </w:p>
+    <w:p>
+      <w:pPr>
+        <w:pStyle w:val="Codeblock"/>
+      </w:pPr>
+      <w:r>
+        <w:t xml:space="preserve">  {</w:t>
+      </w:r>
+    </w:p>
+    <w:p>
+      <w:pPr>
+        <w:pStyle w:val="Codeblock"/>
+      </w:pPr>
+      <w:r>
+        <w:t xml:space="preserve">    </w:t>
+      </w:r>
+      <w:proofErr w:type="spellStart"/>
+      <w:r>
+        <w:t>Error_</w:t>
+      </w:r>
+      <w:proofErr w:type="gramStart"/>
+      <w:r>
+        <w:t>Handler</w:t>
+      </w:r>
+      <w:proofErr w:type="spellEnd"/>
+      <w:r>
+        <w:t>();</w:t>
+      </w:r>
+      <w:proofErr w:type="gramEnd"/>
+    </w:p>
+    <w:p>
+      <w:pPr>
+        <w:pStyle w:val="Codeblock"/>
+      </w:pPr>
+      <w:r>
+        <w:t xml:space="preserve">  }</w:t>
       </w:r>
     </w:p>
     <w:p>
@@ -8163,6 +9536,228 @@
         <w:pStyle w:val="Codeblock"/>
       </w:pPr>
       <w:r>
+        <w:t xml:space="preserve">  </w:t>
+      </w:r>
+      <w:proofErr w:type="spellStart"/>
+      <w:r>
+        <w:t>BSP_AUDIO_OUT_</w:t>
+      </w:r>
+      <w:proofErr w:type="gramStart"/>
+      <w:r>
+        <w:t>SetAudioFrameSlot</w:t>
+      </w:r>
+      <w:proofErr w:type="spellEnd"/>
+      <w:r>
+        <w:t>(</w:t>
+      </w:r>
+      <w:proofErr w:type="gramEnd"/>
+      <w:r>
+        <w:t>CODEC_AUDIOFRAME_SLOT_02</w:t>
+      </w:r>
+      <w:proofErr w:type="gramStart"/>
+      <w:r>
+        <w:t>);</w:t>
+      </w:r>
+      <w:proofErr w:type="gramEnd"/>
+    </w:p>
+    <w:p>
+      <w:pPr>
+        <w:pStyle w:val="Codeblock"/>
+      </w:pPr>
+    </w:p>
+    <w:p>
+      <w:pPr>
+        <w:pStyle w:val="Codeblock"/>
+      </w:pPr>
+      <w:r>
+        <w:t xml:space="preserve">  if (</w:t>
+      </w:r>
+      <w:proofErr w:type="spellStart"/>
+      <w:r>
+        <w:t>BSP_AUDIO_OUT_</w:t>
+      </w:r>
+      <w:proofErr w:type="gramStart"/>
+      <w:r>
+        <w:t>Play</w:t>
+      </w:r>
+      <w:proofErr w:type="spellEnd"/>
+      <w:r>
+        <w:t>(</w:t>
+      </w:r>
+      <w:proofErr w:type="spellStart"/>
+      <w:proofErr w:type="gramEnd"/>
+      <w:r>
+        <w:t>OutBuf</w:t>
+      </w:r>
+      <w:proofErr w:type="spellEnd"/>
+      <w:r>
+        <w:t xml:space="preserve">, </w:t>
+      </w:r>
+      <w:proofErr w:type="spellStart"/>
+      <w:proofErr w:type="gramStart"/>
+      <w:r>
+        <w:t>sizeof</w:t>
+      </w:r>
+      <w:proofErr w:type="spellEnd"/>
+      <w:r>
+        <w:t>(</w:t>
+      </w:r>
+      <w:proofErr w:type="spellStart"/>
+      <w:proofErr w:type="gramEnd"/>
+      <w:r>
+        <w:t>OutBuf</w:t>
+      </w:r>
+      <w:proofErr w:type="spellEnd"/>
+      <w:r>
+        <w:t>)</w:t>
+      </w:r>
+      <w:proofErr w:type="gramStart"/>
+      <w:r>
+        <w:t>) !</w:t>
+      </w:r>
+      <w:proofErr w:type="gramEnd"/>
+      <w:r>
+        <w:t>= AUDIO_OK)</w:t>
+      </w:r>
+    </w:p>
+    <w:p>
+      <w:pPr>
+        <w:pStyle w:val="Codeblock"/>
+      </w:pPr>
+      <w:r>
+        <w:lastRenderedPageBreak/>
+        <w:t xml:space="preserve">  {</w:t>
+      </w:r>
+    </w:p>
+    <w:p>
+      <w:pPr>
+        <w:pStyle w:val="Codeblock"/>
+      </w:pPr>
+      <w:r>
+        <w:t xml:space="preserve">    </w:t>
+      </w:r>
+      <w:proofErr w:type="spellStart"/>
+      <w:r>
+        <w:t>Error_</w:t>
+      </w:r>
+      <w:proofErr w:type="gramStart"/>
+      <w:r>
+        <w:t>Handler</w:t>
+      </w:r>
+      <w:proofErr w:type="spellEnd"/>
+      <w:r>
+        <w:t>();</w:t>
+      </w:r>
+      <w:proofErr w:type="gramEnd"/>
+    </w:p>
+    <w:p>
+      <w:pPr>
+        <w:pStyle w:val="Codeblock"/>
+      </w:pPr>
+      <w:r>
+        <w:t xml:space="preserve">  }</w:t>
+      </w:r>
+    </w:p>
+    <w:p>
+      <w:pPr>
+        <w:pStyle w:val="Codeblock"/>
+      </w:pPr>
+    </w:p>
+    <w:p>
+      <w:pPr>
+        <w:pStyle w:val="Codeblock"/>
+      </w:pPr>
+      <w:r>
+        <w:t xml:space="preserve">  /* Start IN with ping-pong buffer. Size is in HALF-WORDS (uint16_t). */</w:t>
+      </w:r>
+    </w:p>
+    <w:p>
+      <w:pPr>
+        <w:pStyle w:val="Codeblock"/>
+      </w:pPr>
+      <w:r>
+        <w:t xml:space="preserve">  if (</w:t>
+      </w:r>
+      <w:proofErr w:type="spellStart"/>
+      <w:r>
+        <w:t>BSP_AUDIO_IN_</w:t>
+      </w:r>
+      <w:proofErr w:type="gramStart"/>
+      <w:r>
+        <w:t>Record</w:t>
+      </w:r>
+      <w:proofErr w:type="spellEnd"/>
+      <w:r>
+        <w:t>(</w:t>
+      </w:r>
+      <w:proofErr w:type="spellStart"/>
+      <w:proofErr w:type="gramEnd"/>
+      <w:r>
+        <w:t>InBuf</w:t>
+      </w:r>
+      <w:proofErr w:type="spellEnd"/>
+      <w:r>
+        <w:t>, BUF_SAMPLES</w:t>
+      </w:r>
+      <w:proofErr w:type="gramStart"/>
+      <w:r>
+        <w:t>) !</w:t>
+      </w:r>
+      <w:proofErr w:type="gramEnd"/>
+      <w:r>
+        <w:t>= AUDIO_OK)</w:t>
+      </w:r>
+    </w:p>
+    <w:p>
+      <w:pPr>
+        <w:pStyle w:val="Codeblock"/>
+      </w:pPr>
+      <w:r>
+        <w:t xml:space="preserve">  {</w:t>
+      </w:r>
+    </w:p>
+    <w:p>
+      <w:pPr>
+        <w:pStyle w:val="Codeblock"/>
+      </w:pPr>
+      <w:r>
+        <w:t xml:space="preserve">    </w:t>
+      </w:r>
+      <w:proofErr w:type="spellStart"/>
+      <w:r>
+        <w:t>Error_</w:t>
+      </w:r>
+      <w:proofErr w:type="gramStart"/>
+      <w:r>
+        <w:t>Handler</w:t>
+      </w:r>
+      <w:proofErr w:type="spellEnd"/>
+      <w:r>
+        <w:t>();</w:t>
+      </w:r>
+      <w:proofErr w:type="gramEnd"/>
+    </w:p>
+    <w:p>
+      <w:pPr>
+        <w:pStyle w:val="Codeblock"/>
+      </w:pPr>
+      <w:r>
+        <w:t xml:space="preserve">  }</w:t>
+      </w:r>
+    </w:p>
+    <w:p>
+      <w:pPr>
+        <w:pStyle w:val="Codeblock"/>
+      </w:pPr>
+      <w:r>
+        <w:tab/>
+      </w:r>
+    </w:p>
+    <w:p>
+      <w:pPr>
+        <w:pStyle w:val="Codeblock"/>
+      </w:pPr>
+      <w:r>
         <w:t xml:space="preserve">  /* Infinite loop */</w:t>
       </w:r>
     </w:p>
@@ -8171,321 +9766,13 @@
         <w:pStyle w:val="Codeblock"/>
       </w:pPr>
       <w:r>
-        <w:t xml:space="preserve">  while (1)</w:t>
-      </w:r>
-    </w:p>
-    <w:p>
-      <w:pPr>
-        <w:pStyle w:val="Codeblock"/>
-      </w:pPr>
-      <w:r>
-        <w:t xml:space="preserve">  {</w:t>
-      </w:r>
-    </w:p>
-    <w:p>
-      <w:pPr>
-        <w:pStyle w:val="Codeblock"/>
-      </w:pPr>
-      <w:r>
-        <w:tab/>
-      </w:r>
-      <w:r>
-        <w:tab/>
-      </w:r>
-      <w:proofErr w:type="spellStart"/>
-      <w:r>
-        <w:t>BSP_AUDIO_IN_InitEx</w:t>
-      </w:r>
-      <w:proofErr w:type="spellEnd"/>
-      <w:r>
-        <w:t>(INPUT_DEVICE_DIGITAL_MICROPHONE_2, AUDIO_FREQ, AUDIO_IN_BIT_RES, AUDIO_IN_CHANNEL_NBR);</w:t>
-      </w:r>
-    </w:p>
-    <w:p>
-      <w:pPr>
-        <w:pStyle w:val="Codeblock"/>
-      </w:pPr>
-      <w:r>
-        <w:tab/>
-      </w:r>
-      <w:r>
-        <w:tab/>
-      </w:r>
-      <w:proofErr w:type="spellStart"/>
-      <w:r>
-        <w:t>BSP_AUDIO_IN_Record</w:t>
-      </w:r>
-      <w:proofErr w:type="spellEnd"/>
-      <w:r>
-        <w:t>((uint16_t*)</w:t>
-      </w:r>
-      <w:proofErr w:type="spellStart"/>
-      <w:r>
-        <w:t>RecordBuffer</w:t>
-      </w:r>
-      <w:proofErr w:type="spellEnd"/>
-      <w:r>
-        <w:t>, RECORD_SAMPLES);</w:t>
-      </w:r>
-    </w:p>
-    <w:p>
-      <w:pPr>
-        <w:pStyle w:val="Codeblock"/>
-      </w:pPr>
-      <w:r>
-        <w:tab/>
-      </w:r>
-      <w:r>
-        <w:tab/>
-        <w:t>while (!</w:t>
-      </w:r>
-      <w:proofErr w:type="spellStart"/>
-      <w:r>
-        <w:t>RecordComplete</w:t>
-      </w:r>
-      <w:proofErr w:type="spellEnd"/>
+        <w:t xml:space="preserve">  while (1</w:t>
+      </w:r>
+      <w:proofErr w:type="gramStart"/>
       <w:r>
         <w:t>);</w:t>
       </w:r>
-    </w:p>
-    <w:p>
-      <w:pPr>
-        <w:pStyle w:val="Codeblock"/>
-      </w:pPr>
-      <w:r>
-        <w:tab/>
-      </w:r>
-      <w:r>
-        <w:tab/>
-      </w:r>
-      <w:proofErr w:type="spellStart"/>
-      <w:r>
-        <w:t>BSP_AUDIO_IN_Stop</w:t>
-      </w:r>
-      <w:proofErr w:type="spellEnd"/>
-      <w:r>
-        <w:t>(CODEC_PDWN_SW);</w:t>
-      </w:r>
-    </w:p>
-    <w:p>
-      <w:pPr>
-        <w:pStyle w:val="Codeblock"/>
-      </w:pPr>
-      <w:r>
-        <w:tab/>
-      </w:r>
-      <w:r>
-        <w:tab/>
-      </w:r>
-      <w:proofErr w:type="spellStart"/>
-      <w:r>
-        <w:t>RecordComplete</w:t>
-      </w:r>
-      <w:proofErr w:type="spellEnd"/>
-      <w:r>
-        <w:t xml:space="preserve"> = 0;</w:t>
-      </w:r>
-    </w:p>
-    <w:p>
-      <w:pPr>
-        <w:pStyle w:val="Codeblock"/>
-      </w:pPr>
-      <w:r>
-        <w:tab/>
-      </w:r>
-      <w:r>
-        <w:tab/>
-      </w:r>
-    </w:p>
-    <w:p>
-      <w:pPr>
-        <w:pStyle w:val="Codeblock"/>
-      </w:pPr>
-      <w:r>
-        <w:lastRenderedPageBreak/>
-        <w:tab/>
-      </w:r>
-      <w:r>
-        <w:tab/>
-        <w:t>/* apply delay effect to the captured buffer */</w:t>
-      </w:r>
-    </w:p>
-    <w:p>
-      <w:pPr>
-        <w:pStyle w:val="Codeblock"/>
-      </w:pPr>
-      <w:r>
-        <w:tab/>
-      </w:r>
-      <w:r>
-        <w:tab/>
-      </w:r>
-      <w:proofErr w:type="spellStart"/>
-      <w:r>
-        <w:t>ProcessDelay</w:t>
-      </w:r>
-      <w:proofErr w:type="spellEnd"/>
-      <w:r>
-        <w:t>(</w:t>
-      </w:r>
-      <w:proofErr w:type="spellStart"/>
-      <w:r>
-        <w:t>RecordBuffer</w:t>
-      </w:r>
-      <w:proofErr w:type="spellEnd"/>
-      <w:r>
-        <w:t>, RECORD_SAMPLES);</w:t>
-      </w:r>
-    </w:p>
-    <w:p>
-      <w:pPr>
-        <w:pStyle w:val="Codeblock"/>
-      </w:pPr>
-      <w:r>
-        <w:tab/>
-      </w:r>
-      <w:r>
-        <w:tab/>
-      </w:r>
-    </w:p>
-    <w:p>
-      <w:pPr>
-        <w:pStyle w:val="Codeblock"/>
-      </w:pPr>
-      <w:r>
-        <w:tab/>
-      </w:r>
-      <w:r>
-        <w:tab/>
-      </w:r>
-      <w:proofErr w:type="spellStart"/>
-      <w:r>
-        <w:t>BSP_AUDIO_OUT_Init</w:t>
-      </w:r>
-      <w:proofErr w:type="spellEnd"/>
-      <w:r>
-        <w:t>(OUTPUT_DEVICE_HEADPHONE, 70, AUDIO_FREQ);</w:t>
-      </w:r>
-    </w:p>
-    <w:p>
-      <w:pPr>
-        <w:pStyle w:val="Codeblock"/>
-      </w:pPr>
-      <w:r>
-        <w:tab/>
-      </w:r>
-      <w:r>
-        <w:tab/>
-      </w:r>
-      <w:proofErr w:type="spellStart"/>
-      <w:r>
-        <w:t>BSP_AUDIO_OUT_SetAudioFrameSlot</w:t>
-      </w:r>
-      <w:proofErr w:type="spellEnd"/>
-      <w:r>
-        <w:t>(CODEC_AUDIOFRAME_SLOT_02);</w:t>
-      </w:r>
-    </w:p>
-    <w:p>
-      <w:pPr>
-        <w:pStyle w:val="Codeblock"/>
-      </w:pPr>
-      <w:r>
-        <w:tab/>
-      </w:r>
-      <w:r>
-        <w:tab/>
-      </w:r>
-      <w:proofErr w:type="spellStart"/>
-      <w:r>
-        <w:t>BSP_AUDIO_OUT_Play</w:t>
-      </w:r>
-      <w:proofErr w:type="spellEnd"/>
-      <w:r>
-        <w:t>((uint16_t*)</w:t>
-      </w:r>
-      <w:proofErr w:type="spellStart"/>
-      <w:r>
-        <w:t>RecordBuffer</w:t>
-      </w:r>
-      <w:proofErr w:type="spellEnd"/>
-      <w:r>
-        <w:t xml:space="preserve">, RECORD_SAMPLES * </w:t>
-      </w:r>
-      <w:proofErr w:type="spellStart"/>
-      <w:r>
-        <w:t>sizeof</w:t>
-      </w:r>
-      <w:proofErr w:type="spellEnd"/>
-      <w:r>
-        <w:t>(uint16_t));</w:t>
-      </w:r>
-    </w:p>
-    <w:p>
-      <w:pPr>
-        <w:pStyle w:val="Codeblock"/>
-      </w:pPr>
-      <w:r>
-        <w:tab/>
-      </w:r>
-      <w:r>
-        <w:tab/>
-        <w:t>while (!</w:t>
-      </w:r>
-      <w:proofErr w:type="spellStart"/>
-      <w:r>
-        <w:t>PlayComplete</w:t>
-      </w:r>
-      <w:proofErr w:type="spellEnd"/>
-      <w:r>
-        <w:t>);</w:t>
-      </w:r>
-    </w:p>
-    <w:p>
-      <w:pPr>
-        <w:pStyle w:val="Codeblock"/>
-      </w:pPr>
-      <w:r>
-        <w:tab/>
-      </w:r>
-      <w:r>
-        <w:tab/>
-      </w:r>
-      <w:proofErr w:type="spellStart"/>
-      <w:r>
-        <w:t>BSP_AUDIO_OUT_Stop</w:t>
-      </w:r>
-      <w:proofErr w:type="spellEnd"/>
-      <w:r>
-        <w:t>(CODEC_PDWN_SW);</w:t>
-      </w:r>
-    </w:p>
-    <w:p>
-      <w:pPr>
-        <w:pStyle w:val="Codeblock"/>
-      </w:pPr>
-      <w:r>
-        <w:tab/>
-      </w:r>
-      <w:r>
-        <w:tab/>
-      </w:r>
-      <w:proofErr w:type="spellStart"/>
-      <w:r>
-        <w:t>PlayComplete</w:t>
-      </w:r>
-      <w:proofErr w:type="spellEnd"/>
-      <w:r>
-        <w:t xml:space="preserve"> = 0;</w:t>
-      </w:r>
-    </w:p>
-    <w:p>
-      <w:pPr>
-        <w:pStyle w:val="Codeblock"/>
-      </w:pPr>
-      <w:r>
-        <w:t xml:space="preserve">  }</w:t>
-      </w:r>
+      <w:proofErr w:type="gramEnd"/>
     </w:p>
     <w:p>
       <w:pPr>
@@ -8530,22 +9817,16 @@
         <w:t>GAIN</w:t>
       </w:r>
       <w:r>
-        <w:t xml:space="preserve"> (the delay in seconds is equal to </w:t>
-      </w:r>
-      <w:r>
         <w:rPr>
           <w:rFonts w:ascii="Courier New" w:hAnsi="Courier New" w:cs="Courier New"/>
         </w:rPr>
-        <w:t>DELAY_BUF_SIZE</w:t>
-      </w:r>
-      <w:r>
-        <w:t xml:space="preserve"> divided by the sampling frequency in Hz</w:t>
-      </w:r>
-      <w:r>
-        <w:t>,</w:t>
-      </w:r>
-      <w:r>
-        <w:t xml:space="preserve"> and the fraction of the delayed signal fed back is equal to </w:t>
+        <w:t>.</w:t>
+      </w:r>
+      <w:r>
+        <w:t xml:space="preserve"> W</w:t>
+      </w:r>
+      <w:r>
+        <w:t xml:space="preserve">hat would happen if the value of </w:t>
       </w:r>
       <w:r>
         <w:rPr>
@@ -8554,45 +9835,8 @@
         <w:t>GAIN</w:t>
       </w:r>
       <w:r>
-        <w:t>.)</w:t>
-      </w:r>
-    </w:p>
-    <w:p>
-      <w:pPr>
-        <w:pStyle w:val="ListParagraph"/>
-        <w:numPr>
-          <w:ilvl w:val="0"/>
-          <w:numId w:val="31"/>
-        </w:numPr>
-      </w:pPr>
-      <w:r>
-        <w:t xml:space="preserve">What would happen if the value of </w:t>
-      </w:r>
-      <w:r>
-        <w:rPr>
-          <w:rFonts w:ascii="Courier New" w:hAnsi="Courier New" w:cs="Courier New"/>
-        </w:rPr>
-        <w:t>GAIN</w:t>
-      </w:r>
-      <w:r>
         <w:t xml:space="preserve"> were made greater than or equal to 1?</w:t>
       </w:r>
-    </w:p>
-    <w:p>
-      <w:pPr>
-        <w:pStyle w:val="ListParagraph"/>
-        <w:autoSpaceDE w:val="0"/>
-        <w:autoSpaceDN w:val="0"/>
-        <w:adjustRightInd w:val="0"/>
-      </w:pPr>
-    </w:p>
-    <w:p>
-      <w:pPr>
-        <w:pStyle w:val="ListParagraph"/>
-        <w:autoSpaceDE w:val="0"/>
-        <w:autoSpaceDN w:val="0"/>
-        <w:adjustRightInd w:val="0"/>
-      </w:pPr>
     </w:p>
     <w:p>
       <w:pPr>
@@ -8698,10 +9942,19 @@
     </w:p>
     <w:p>
       <w:pPr>
+        <w:pStyle w:val="ListParagraph"/>
+        <w:autoSpaceDE w:val="0"/>
+        <w:autoSpaceDN w:val="0"/>
+        <w:adjustRightInd w:val="0"/>
+      </w:pPr>
+    </w:p>
+    <w:p>
+      <w:pPr>
         <w:pStyle w:val="Caption"/>
         <w:ind w:firstLine="720"/>
       </w:pPr>
     </w:p>
+    <w:p/>
     <w:p>
       <w:pPr>
         <w:pStyle w:val="Caption"/>
@@ -8744,6 +9997,8 @@
     <w:p/>
     <w:p/>
     <w:p/>
+    <w:p/>
+    <w:p/>
     <w:p>
       <w:pPr>
         <w:pStyle w:val="Caption"/>
@@ -8804,36 +10059,11 @@
     </w:p>
     <w:p>
       <w:pPr>
-        <w:rPr>
-          <w:b/>
-        </w:rPr>
-      </w:pPr>
-    </w:p>
-    <w:p>
-      <w:pPr>
-        <w:rPr>
-          <w:b/>
-        </w:rPr>
-      </w:pPr>
-    </w:p>
-    <w:p>
-      <w:pPr>
-        <w:jc w:val="center"/>
-      </w:pPr>
-    </w:p>
-    <w:p>
-      <w:pPr>
-        <w:rPr>
-          <w:b/>
-        </w:rPr>
-      </w:pPr>
-    </w:p>
-    <w:p>
-      <w:pPr>
         <w:pStyle w:val="Heading1"/>
       </w:pPr>
       <w:bookmarkStart w:id="24" w:name="_Toc28962184"/>
       <w:r>
+        <w:lastRenderedPageBreak/>
         <w:t>Real-</w:t>
       </w:r>
       <w:r>
@@ -8903,105 +10133,179 @@
         <w:t xml:space="preserve">, shown in the code snippet below, </w:t>
       </w:r>
       <w:r>
-        <w:t>generates a sinusoidal signal using interrupts and a table lookup method.</w:t>
-      </w:r>
-    </w:p>
-    <w:p>
-      <w:pPr>
-        <w:pStyle w:val="Codeblock"/>
-        <w:rPr>
-          <w:sz w:val="20"/>
-          <w:szCs w:val="20"/>
-        </w:rPr>
-      </w:pPr>
-      <w:r>
-        <w:rPr>
-          <w:sz w:val="20"/>
-          <w:szCs w:val="20"/>
-        </w:rPr>
-        <w:t>// stm32f7_sine_lut.c</w:t>
-      </w:r>
-    </w:p>
-    <w:p>
-      <w:pPr>
-        <w:pStyle w:val="Codeblock"/>
-        <w:rPr>
-          <w:sz w:val="20"/>
-          <w:szCs w:val="20"/>
-        </w:rPr>
-      </w:pPr>
-    </w:p>
-    <w:p>
-      <w:pPr>
-        <w:pStyle w:val="Codeblock"/>
-        <w:rPr>
-          <w:sz w:val="20"/>
-          <w:szCs w:val="20"/>
-        </w:rPr>
-      </w:pPr>
-      <w:r>
-        <w:rPr>
-          <w:sz w:val="20"/>
-          <w:szCs w:val="20"/>
-        </w:rPr>
-        <w:t>/* Includes ------------------------------------------------------------------*/</w:t>
-      </w:r>
-    </w:p>
-    <w:p>
-      <w:pPr>
-        <w:pStyle w:val="Codeblock"/>
-        <w:rPr>
-          <w:sz w:val="20"/>
-          <w:szCs w:val="20"/>
-        </w:rPr>
-      </w:pPr>
-      <w:r>
-        <w:rPr>
-          <w:sz w:val="20"/>
-          <w:szCs w:val="20"/>
-        </w:rPr>
-        <w:t>#include "stm32f7_sine_lut.h"    // your board/HAL declarations</w:t>
-      </w:r>
-    </w:p>
-    <w:p>
-      <w:pPr>
-        <w:pStyle w:val="Codeblock"/>
-        <w:rPr>
-          <w:sz w:val="20"/>
-          <w:szCs w:val="20"/>
-        </w:rPr>
-      </w:pPr>
-    </w:p>
-    <w:p>
-      <w:pPr>
-        <w:pStyle w:val="Codeblock"/>
-        <w:rPr>
-          <w:sz w:val="20"/>
-          <w:szCs w:val="20"/>
-        </w:rPr>
-      </w:pPr>
-      <w:r>
-        <w:rPr>
-          <w:sz w:val="20"/>
-          <w:szCs w:val="20"/>
-        </w:rPr>
-        <w:t>/* Private defines -----------------------------------------------------------*/</w:t>
-      </w:r>
-    </w:p>
-    <w:p>
-      <w:pPr>
-        <w:pStyle w:val="Codeblock"/>
-        <w:rPr>
-          <w:sz w:val="20"/>
-          <w:szCs w:val="20"/>
-        </w:rPr>
-      </w:pPr>
-      <w:r>
-        <w:rPr>
-          <w:sz w:val="20"/>
-          <w:szCs w:val="20"/>
-        </w:rPr>
-        <w:t>#define SOURCE_FILE_NAME     "stm32f7_sine_lut.c"</w:t>
+        <w:t xml:space="preserve">generates a sinusoidal signal using </w:t>
+      </w:r>
+      <w:proofErr w:type="gramStart"/>
+      <w:r>
+        <w:t>interrupts</w:t>
+      </w:r>
+      <w:proofErr w:type="gramEnd"/>
+      <w:r>
+        <w:t xml:space="preserve"> and a table lookup method.</w:t>
+      </w:r>
+    </w:p>
+    <w:p>
+      <w:pPr>
+        <w:pStyle w:val="Codeblock"/>
+        <w:rPr>
+          <w:sz w:val="20"/>
+          <w:szCs w:val="20"/>
+        </w:rPr>
+      </w:pPr>
+      <w:r>
+        <w:rPr>
+          <w:sz w:val="20"/>
+          <w:szCs w:val="20"/>
+        </w:rPr>
+        <w:t>// stm32f7_sine_lut</w:t>
+      </w:r>
+      <w:proofErr w:type="gramStart"/>
+      <w:r>
+        <w:rPr>
+          <w:sz w:val="20"/>
+          <w:szCs w:val="20"/>
+        </w:rPr>
+        <w:t>.c</w:t>
+      </w:r>
+      <w:proofErr w:type="gramEnd"/>
+    </w:p>
+    <w:p>
+      <w:pPr>
+        <w:pStyle w:val="Codeblock"/>
+        <w:rPr>
+          <w:sz w:val="20"/>
+          <w:szCs w:val="20"/>
+        </w:rPr>
+      </w:pPr>
+    </w:p>
+    <w:p>
+      <w:pPr>
+        <w:pStyle w:val="Codeblock"/>
+        <w:rPr>
+          <w:sz w:val="20"/>
+          <w:szCs w:val="20"/>
+        </w:rPr>
+      </w:pPr>
+      <w:r>
+        <w:rPr>
+          <w:sz w:val="20"/>
+          <w:szCs w:val="20"/>
+        </w:rPr>
+        <w:t xml:space="preserve">/* </w:t>
+      </w:r>
+      <w:proofErr w:type="gramStart"/>
+      <w:r>
+        <w:rPr>
+          <w:sz w:val="20"/>
+          <w:szCs w:val="20"/>
+        </w:rPr>
+        <w:t>Includes -</w:t>
+      </w:r>
+      <w:proofErr w:type="gramEnd"/>
+      <w:r>
+        <w:rPr>
+          <w:sz w:val="20"/>
+          <w:szCs w:val="20"/>
+        </w:rPr>
+        <w:t>-----------------------------------------------------------------*/</w:t>
+      </w:r>
+    </w:p>
+    <w:p>
+      <w:pPr>
+        <w:pStyle w:val="Codeblock"/>
+        <w:rPr>
+          <w:sz w:val="20"/>
+          <w:szCs w:val="20"/>
+        </w:rPr>
+      </w:pPr>
+      <w:proofErr w:type="gramStart"/>
+      <w:r>
+        <w:rPr>
+          <w:sz w:val="20"/>
+          <w:szCs w:val="20"/>
+        </w:rPr>
+        <w:t>#include</w:t>
+      </w:r>
+      <w:proofErr w:type="gramEnd"/>
+      <w:r>
+        <w:rPr>
+          <w:sz w:val="20"/>
+          <w:szCs w:val="20"/>
+        </w:rPr>
+        <w:t xml:space="preserve"> "stm32f7_sine_lut.h"    // your board/HAL declarations</w:t>
+      </w:r>
+    </w:p>
+    <w:p>
+      <w:pPr>
+        <w:pStyle w:val="Codeblock"/>
+        <w:rPr>
+          <w:sz w:val="20"/>
+          <w:szCs w:val="20"/>
+        </w:rPr>
+      </w:pPr>
+    </w:p>
+    <w:p>
+      <w:pPr>
+        <w:pStyle w:val="Codeblock"/>
+        <w:rPr>
+          <w:sz w:val="20"/>
+          <w:szCs w:val="20"/>
+        </w:rPr>
+      </w:pPr>
+      <w:r>
+        <w:rPr>
+          <w:sz w:val="20"/>
+          <w:szCs w:val="20"/>
+        </w:rPr>
+        <w:t xml:space="preserve">/* Private </w:t>
+      </w:r>
+      <w:proofErr w:type="gramStart"/>
+      <w:r>
+        <w:rPr>
+          <w:sz w:val="20"/>
+          <w:szCs w:val="20"/>
+        </w:rPr>
+        <w:t>defines -</w:t>
+      </w:r>
+      <w:proofErr w:type="gramEnd"/>
+      <w:r>
+        <w:rPr>
+          <w:sz w:val="20"/>
+          <w:szCs w:val="20"/>
+        </w:rPr>
+        <w:t>----------------------------------------------------------*/</w:t>
+      </w:r>
+    </w:p>
+    <w:p>
+      <w:pPr>
+        <w:pStyle w:val="Codeblock"/>
+        <w:rPr>
+          <w:sz w:val="20"/>
+          <w:szCs w:val="20"/>
+        </w:rPr>
+      </w:pPr>
+      <w:r>
+        <w:rPr>
+          <w:sz w:val="20"/>
+          <w:szCs w:val="20"/>
+        </w:rPr>
+        <w:t>#define SOURCE_FILE_NAME     "stm32f7_sine_lut</w:t>
+      </w:r>
+      <w:proofErr w:type="gramStart"/>
+      <w:r>
+        <w:rPr>
+          <w:sz w:val="20"/>
+          <w:szCs w:val="20"/>
+        </w:rPr>
+        <w:t>.c</w:t>
+      </w:r>
+      <w:proofErr w:type="gramEnd"/>
+      <w:r>
+        <w:rPr>
+          <w:sz w:val="20"/>
+          <w:szCs w:val="20"/>
+        </w:rPr>
+        <w:t>"</w:t>
       </w:r>
     </w:p>
     <w:p>
@@ -9058,23 +10362,47 @@
           <w:sz w:val="20"/>
           <w:szCs w:val="20"/>
         </w:rPr>
-        <w:t>/* Private variables ---------------------------------------------------------*/</w:t>
-      </w:r>
-    </w:p>
-    <w:p>
-      <w:pPr>
-        <w:pStyle w:val="Codeblock"/>
-        <w:rPr>
-          <w:sz w:val="20"/>
-          <w:szCs w:val="20"/>
-        </w:rPr>
-      </w:pPr>
-      <w:r>
-        <w:rPr>
-          <w:sz w:val="20"/>
-          <w:szCs w:val="20"/>
-        </w:rPr>
-        <w:t xml:space="preserve">static __IO uint8_t  </w:t>
+        <w:t xml:space="preserve">/* Private </w:t>
+      </w:r>
+      <w:proofErr w:type="gramStart"/>
+      <w:r>
+        <w:rPr>
+          <w:sz w:val="20"/>
+          <w:szCs w:val="20"/>
+        </w:rPr>
+        <w:t>variables -</w:t>
+      </w:r>
+      <w:proofErr w:type="gramEnd"/>
+      <w:r>
+        <w:rPr>
+          <w:sz w:val="20"/>
+          <w:szCs w:val="20"/>
+        </w:rPr>
+        <w:t>--------------------------------------------------------*/</w:t>
+      </w:r>
+    </w:p>
+    <w:p>
+      <w:pPr>
+        <w:pStyle w:val="Codeblock"/>
+        <w:rPr>
+          <w:sz w:val="20"/>
+          <w:szCs w:val="20"/>
+        </w:rPr>
+      </w:pPr>
+      <w:r>
+        <w:rPr>
+          <w:sz w:val="20"/>
+          <w:szCs w:val="20"/>
+        </w:rPr>
+        <w:t>static __IO uint8_</w:t>
+      </w:r>
+      <w:proofErr w:type="gramStart"/>
+      <w:r>
+        <w:rPr>
+          <w:sz w:val="20"/>
+          <w:szCs w:val="20"/>
+        </w:rPr>
+        <w:t xml:space="preserve">t  </w:t>
       </w:r>
       <w:proofErr w:type="spellStart"/>
       <w:r>
@@ -9085,13 +10413,23 @@
         <w:t>PlayComplete</w:t>
       </w:r>
       <w:proofErr w:type="spellEnd"/>
-      <w:r>
-        <w:rPr>
-          <w:sz w:val="20"/>
-          <w:szCs w:val="20"/>
-        </w:rPr>
-        <w:t xml:space="preserve"> = 0;</w:t>
-      </w:r>
+      <w:proofErr w:type="gramEnd"/>
+      <w:r>
+        <w:rPr>
+          <w:sz w:val="20"/>
+          <w:szCs w:val="20"/>
+        </w:rPr>
+        <w:t xml:space="preserve"> = </w:t>
+      </w:r>
+      <w:proofErr w:type="gramStart"/>
+      <w:r>
+        <w:rPr>
+          <w:sz w:val="20"/>
+          <w:szCs w:val="20"/>
+        </w:rPr>
+        <w:t>0;</w:t>
+      </w:r>
+      <w:proofErr w:type="gramEnd"/>
     </w:p>
     <w:p>
       <w:pPr>
@@ -9114,16 +10452,41 @@
           <w:sz w:val="20"/>
           <w:szCs w:val="20"/>
         </w:rPr>
-        <w:t>sine_table</w:t>
-      </w:r>
-      <w:proofErr w:type="spellEnd"/>
-      <w:r>
-        <w:rPr>
-          <w:sz w:val="20"/>
-          <w:szCs w:val="20"/>
-        </w:rPr>
-        <w:t>[LOOPLENGTH] = {0, 7071, 10000, 7071, 0, -7071, -10000, -7071};</w:t>
-      </w:r>
+        <w:t>sine_</w:t>
+      </w:r>
+      <w:proofErr w:type="gramStart"/>
+      <w:r>
+        <w:rPr>
+          <w:sz w:val="20"/>
+          <w:szCs w:val="20"/>
+        </w:rPr>
+        <w:t>table</w:t>
+      </w:r>
+      <w:proofErr w:type="spellEnd"/>
+      <w:r>
+        <w:rPr>
+          <w:sz w:val="20"/>
+          <w:szCs w:val="20"/>
+        </w:rPr>
+        <w:t>[</w:t>
+      </w:r>
+      <w:proofErr w:type="gramEnd"/>
+      <w:r>
+        <w:rPr>
+          <w:sz w:val="20"/>
+          <w:szCs w:val="20"/>
+        </w:rPr>
+        <w:t>LOOPLENGTH] = {0, 7071, 10000, 7071, 0, -7071, -10000, -7071</w:t>
+      </w:r>
+      <w:proofErr w:type="gramStart"/>
+      <w:r>
+        <w:rPr>
+          <w:sz w:val="20"/>
+          <w:szCs w:val="20"/>
+        </w:rPr>
+        <w:t>};</w:t>
+      </w:r>
+      <w:proofErr w:type="gramEnd"/>
     </w:p>
     <w:p>
       <w:pPr>
@@ -9146,40 +10509,81 @@
           <w:sz w:val="20"/>
           <w:szCs w:val="20"/>
         </w:rPr>
-        <w:t>stereo_buf</w:t>
-      </w:r>
-      <w:proofErr w:type="spellEnd"/>
-      <w:r>
-        <w:rPr>
-          <w:sz w:val="20"/>
-          <w:szCs w:val="20"/>
-        </w:rPr>
-        <w:t>[LOOPLENGTH * 2];</w:t>
-      </w:r>
-    </w:p>
-    <w:p>
-      <w:pPr>
-        <w:pStyle w:val="Codeblock"/>
-        <w:rPr>
-          <w:sz w:val="20"/>
-          <w:szCs w:val="20"/>
-        </w:rPr>
-      </w:pPr>
-    </w:p>
-    <w:p>
-      <w:pPr>
-        <w:pStyle w:val="Codeblock"/>
-        <w:rPr>
-          <w:sz w:val="20"/>
-          <w:szCs w:val="20"/>
-        </w:rPr>
-      </w:pPr>
-      <w:r>
-        <w:rPr>
-          <w:sz w:val="20"/>
-          <w:szCs w:val="20"/>
-        </w:rPr>
-        <w:t>/* Private function prototypes -----------------------------------------------*/</w:t>
+        <w:t>stereo_</w:t>
+      </w:r>
+      <w:proofErr w:type="gramStart"/>
+      <w:r>
+        <w:rPr>
+          <w:sz w:val="20"/>
+          <w:szCs w:val="20"/>
+        </w:rPr>
+        <w:t>buf</w:t>
+      </w:r>
+      <w:proofErr w:type="spellEnd"/>
+      <w:r>
+        <w:rPr>
+          <w:sz w:val="20"/>
+          <w:szCs w:val="20"/>
+        </w:rPr>
+        <w:t>[</w:t>
+      </w:r>
+      <w:proofErr w:type="gramEnd"/>
+      <w:r>
+        <w:rPr>
+          <w:sz w:val="20"/>
+          <w:szCs w:val="20"/>
+        </w:rPr>
+        <w:t>LOOPLENGTH * 2</w:t>
+      </w:r>
+      <w:proofErr w:type="gramStart"/>
+      <w:r>
+        <w:rPr>
+          <w:sz w:val="20"/>
+          <w:szCs w:val="20"/>
+        </w:rPr>
+        <w:t>];</w:t>
+      </w:r>
+      <w:proofErr w:type="gramEnd"/>
+    </w:p>
+    <w:p>
+      <w:pPr>
+        <w:pStyle w:val="Codeblock"/>
+        <w:rPr>
+          <w:sz w:val="20"/>
+          <w:szCs w:val="20"/>
+        </w:rPr>
+      </w:pPr>
+    </w:p>
+    <w:p>
+      <w:pPr>
+        <w:pStyle w:val="Codeblock"/>
+        <w:rPr>
+          <w:sz w:val="20"/>
+          <w:szCs w:val="20"/>
+        </w:rPr>
+      </w:pPr>
+      <w:r>
+        <w:rPr>
+          <w:sz w:val="20"/>
+          <w:szCs w:val="20"/>
+        </w:rPr>
+        <w:t xml:space="preserve">/* Private function </w:t>
+      </w:r>
+      <w:proofErr w:type="gramStart"/>
+      <w:r>
+        <w:rPr>
+          <w:sz w:val="20"/>
+          <w:szCs w:val="20"/>
+        </w:rPr>
+        <w:t>prototypes -</w:t>
+      </w:r>
+      <w:proofErr w:type="gramEnd"/>
+      <w:r>
+        <w:rPr>
+          <w:sz w:val="20"/>
+          <w:szCs w:val="20"/>
+        </w:rPr>
+        <w:t>----------------------------------------------*/</w:t>
       </w:r>
     </w:p>
     <w:p>
@@ -9211,8 +10615,17 @@
           <w:sz w:val="20"/>
           <w:szCs w:val="20"/>
         </w:rPr>
-        <w:t>(void);</w:t>
-      </w:r>
+        <w:t>(void</w:t>
+      </w:r>
+      <w:proofErr w:type="gramStart"/>
+      <w:r>
+        <w:rPr>
+          <w:sz w:val="20"/>
+          <w:szCs w:val="20"/>
+        </w:rPr>
+        <w:t>);</w:t>
+      </w:r>
+      <w:proofErr w:type="gramEnd"/>
     </w:p>
     <w:p>
       <w:pPr>
@@ -9243,8 +10656,17 @@
           <w:sz w:val="20"/>
           <w:szCs w:val="20"/>
         </w:rPr>
-        <w:t>(void);</w:t>
-      </w:r>
+        <w:t>(void</w:t>
+      </w:r>
+      <w:proofErr w:type="gramStart"/>
+      <w:r>
+        <w:rPr>
+          <w:sz w:val="20"/>
+          <w:szCs w:val="20"/>
+        </w:rPr>
+        <w:t>);</w:t>
+      </w:r>
+      <w:proofErr w:type="gramEnd"/>
     </w:p>
     <w:p>
       <w:pPr>
@@ -9275,8 +10697,17 @@
           <w:sz w:val="20"/>
           <w:szCs w:val="20"/>
         </w:rPr>
-        <w:t>(void);</w:t>
-      </w:r>
+        <w:t>(void</w:t>
+      </w:r>
+      <w:proofErr w:type="gramStart"/>
+      <w:r>
+        <w:rPr>
+          <w:sz w:val="20"/>
+          <w:szCs w:val="20"/>
+        </w:rPr>
+        <w:t>);</w:t>
+      </w:r>
+      <w:proofErr w:type="gramEnd"/>
     </w:p>
     <w:p>
       <w:pPr>
@@ -9307,8 +10738,17 @@
           <w:sz w:val="20"/>
           <w:szCs w:val="20"/>
         </w:rPr>
-        <w:t>(void);</w:t>
-      </w:r>
+        <w:t>(void</w:t>
+      </w:r>
+      <w:proofErr w:type="gramStart"/>
+      <w:r>
+        <w:rPr>
+          <w:sz w:val="20"/>
+          <w:szCs w:val="20"/>
+        </w:rPr>
+        <w:t>);</w:t>
+      </w:r>
+      <w:proofErr w:type="gramEnd"/>
     </w:p>
     <w:p>
       <w:pPr>
@@ -9382,6 +10822,129 @@
         </w:rPr>
         <w:t>, system clock */</w:t>
       </w:r>
+    </w:p>
+    <w:p>
+      <w:pPr>
+        <w:pStyle w:val="Codeblock"/>
+        <w:rPr>
+          <w:sz w:val="20"/>
+          <w:szCs w:val="20"/>
+        </w:rPr>
+      </w:pPr>
+      <w:r>
+        <w:rPr>
+          <w:sz w:val="20"/>
+          <w:szCs w:val="20"/>
+        </w:rPr>
+        <w:t xml:space="preserve">    </w:t>
+      </w:r>
+      <w:proofErr w:type="spellStart"/>
+      <w:r>
+        <w:rPr>
+          <w:sz w:val="20"/>
+          <w:szCs w:val="20"/>
+        </w:rPr>
+        <w:t>MPU_</w:t>
+      </w:r>
+      <w:proofErr w:type="gramStart"/>
+      <w:r>
+        <w:rPr>
+          <w:sz w:val="20"/>
+          <w:szCs w:val="20"/>
+        </w:rPr>
+        <w:t>Config</w:t>
+      </w:r>
+      <w:proofErr w:type="spellEnd"/>
+      <w:r>
+        <w:rPr>
+          <w:sz w:val="20"/>
+          <w:szCs w:val="20"/>
+        </w:rPr>
+        <w:t>();</w:t>
+      </w:r>
+      <w:proofErr w:type="gramEnd"/>
+    </w:p>
+    <w:p>
+      <w:pPr>
+        <w:pStyle w:val="Codeblock"/>
+        <w:rPr>
+          <w:sz w:val="20"/>
+          <w:szCs w:val="20"/>
+        </w:rPr>
+      </w:pPr>
+      <w:r>
+        <w:rPr>
+          <w:sz w:val="20"/>
+          <w:szCs w:val="20"/>
+        </w:rPr>
+        <w:t xml:space="preserve">    </w:t>
+      </w:r>
+      <w:proofErr w:type="spellStart"/>
+      <w:r>
+        <w:rPr>
+          <w:sz w:val="20"/>
+          <w:szCs w:val="20"/>
+        </w:rPr>
+        <w:t>CPU_CACHE_</w:t>
+      </w:r>
+      <w:proofErr w:type="gramStart"/>
+      <w:r>
+        <w:rPr>
+          <w:sz w:val="20"/>
+          <w:szCs w:val="20"/>
+        </w:rPr>
+        <w:t>Enable</w:t>
+      </w:r>
+      <w:proofErr w:type="spellEnd"/>
+      <w:r>
+        <w:rPr>
+          <w:sz w:val="20"/>
+          <w:szCs w:val="20"/>
+        </w:rPr>
+        <w:t>();</w:t>
+      </w:r>
+      <w:proofErr w:type="gramEnd"/>
+    </w:p>
+    <w:p>
+      <w:pPr>
+        <w:pStyle w:val="Codeblock"/>
+        <w:rPr>
+          <w:sz w:val="20"/>
+          <w:szCs w:val="20"/>
+        </w:rPr>
+      </w:pPr>
+      <w:r>
+        <w:rPr>
+          <w:sz w:val="20"/>
+          <w:szCs w:val="20"/>
+        </w:rPr>
+        <w:t xml:space="preserve">    </w:t>
+      </w:r>
+      <w:proofErr w:type="spellStart"/>
+      <w:r>
+        <w:rPr>
+          <w:sz w:val="20"/>
+          <w:szCs w:val="20"/>
+        </w:rPr>
+        <w:t>HAL_</w:t>
+      </w:r>
+      <w:proofErr w:type="gramStart"/>
+      <w:r>
+        <w:rPr>
+          <w:sz w:val="20"/>
+          <w:szCs w:val="20"/>
+        </w:rPr>
+        <w:t>Init</w:t>
+      </w:r>
+      <w:proofErr w:type="spellEnd"/>
+      <w:r>
+        <w:rPr>
+          <w:sz w:val="20"/>
+          <w:szCs w:val="20"/>
+        </w:rPr>
+        <w:t>();</w:t>
+      </w:r>
+      <w:proofErr w:type="gramEnd"/>
     </w:p>
     <w:p>
       <w:pPr>
@@ -9405,7 +10968,15 @@
           <w:sz w:val="20"/>
           <w:szCs w:val="20"/>
         </w:rPr>
-        <w:t>MPU_Config</w:t>
+        <w:t>SystemClock_</w:t>
+      </w:r>
+      <w:proofErr w:type="gramStart"/>
+      <w:r>
+        <w:rPr>
+          <w:sz w:val="20"/>
+          <w:szCs w:val="20"/>
+        </w:rPr>
+        <w:t>Config</w:t>
       </w:r>
       <w:proofErr w:type="spellEnd"/>
       <w:r>
@@ -9415,6 +10986,98 @@
         </w:rPr>
         <w:t>();</w:t>
       </w:r>
+      <w:proofErr w:type="gramEnd"/>
+    </w:p>
+    <w:p>
+      <w:pPr>
+        <w:pStyle w:val="Codeblock"/>
+        <w:rPr>
+          <w:sz w:val="20"/>
+          <w:szCs w:val="20"/>
+        </w:rPr>
+      </w:pPr>
+    </w:p>
+    <w:p>
+      <w:pPr>
+        <w:pStyle w:val="Codeblock"/>
+        <w:rPr>
+          <w:sz w:val="20"/>
+          <w:szCs w:val="20"/>
+        </w:rPr>
+      </w:pPr>
+      <w:r>
+        <w:rPr>
+          <w:sz w:val="20"/>
+          <w:szCs w:val="20"/>
+        </w:rPr>
+        <w:t xml:space="preserve">    /* LCD feedback */</w:t>
+      </w:r>
+    </w:p>
+    <w:p>
+      <w:pPr>
+        <w:pStyle w:val="Codeblock"/>
+        <w:rPr>
+          <w:sz w:val="20"/>
+          <w:szCs w:val="20"/>
+        </w:rPr>
+      </w:pPr>
+      <w:r>
+        <w:rPr>
+          <w:sz w:val="20"/>
+          <w:szCs w:val="20"/>
+        </w:rPr>
+        <w:t xml:space="preserve">    stm32f7_LCD_</w:t>
+      </w:r>
+      <w:proofErr w:type="gramStart"/>
+      <w:r>
+        <w:rPr>
+          <w:sz w:val="20"/>
+          <w:szCs w:val="20"/>
+        </w:rPr>
+        <w:t>init(</w:t>
+      </w:r>
+      <w:proofErr w:type="gramEnd"/>
+      <w:r>
+        <w:rPr>
+          <w:sz w:val="20"/>
+          <w:szCs w:val="20"/>
+        </w:rPr>
+        <w:t>AUDIO_FREQ, SOURCE_FILE_NAME, GRAPH</w:t>
+      </w:r>
+      <w:proofErr w:type="gramStart"/>
+      <w:r>
+        <w:rPr>
+          <w:sz w:val="20"/>
+          <w:szCs w:val="20"/>
+        </w:rPr>
+        <w:t>);</w:t>
+      </w:r>
+      <w:proofErr w:type="gramEnd"/>
+    </w:p>
+    <w:p>
+      <w:pPr>
+        <w:pStyle w:val="Codeblock"/>
+        <w:rPr>
+          <w:sz w:val="20"/>
+          <w:szCs w:val="20"/>
+        </w:rPr>
+      </w:pPr>
+    </w:p>
+    <w:p>
+      <w:pPr>
+        <w:pStyle w:val="Codeblock"/>
+        <w:rPr>
+          <w:sz w:val="20"/>
+          <w:szCs w:val="20"/>
+        </w:rPr>
+      </w:pPr>
+      <w:r>
+        <w:rPr>
+          <w:sz w:val="20"/>
+          <w:szCs w:val="20"/>
+        </w:rPr>
+        <w:t xml:space="preserve">    /* Plot the raw 8-sample LUT on the LCD */</w:t>
+      </w:r>
     </w:p>
     <w:p>
       <w:pPr>
@@ -9432,168 +11095,7 @@
         <w:t xml:space="preserve">    </w:t>
       </w:r>
       <w:proofErr w:type="spellStart"/>
-      <w:r>
-        <w:rPr>
-          <w:sz w:val="20"/>
-          <w:szCs w:val="20"/>
-        </w:rPr>
-        <w:t>CPU_CACHE_Enable</w:t>
-      </w:r>
-      <w:proofErr w:type="spellEnd"/>
-      <w:r>
-        <w:rPr>
-          <w:sz w:val="20"/>
-          <w:szCs w:val="20"/>
-        </w:rPr>
-        <w:t>();</w:t>
-      </w:r>
-    </w:p>
-    <w:p>
-      <w:pPr>
-        <w:pStyle w:val="Codeblock"/>
-        <w:rPr>
-          <w:sz w:val="20"/>
-          <w:szCs w:val="20"/>
-        </w:rPr>
-      </w:pPr>
-      <w:r>
-        <w:rPr>
-          <w:sz w:val="20"/>
-          <w:szCs w:val="20"/>
-        </w:rPr>
-        <w:t xml:space="preserve">    </w:t>
-      </w:r>
-      <w:proofErr w:type="spellStart"/>
-      <w:r>
-        <w:rPr>
-          <w:sz w:val="20"/>
-          <w:szCs w:val="20"/>
-        </w:rPr>
-        <w:t>HAL_Init</w:t>
-      </w:r>
-      <w:proofErr w:type="spellEnd"/>
-      <w:r>
-        <w:rPr>
-          <w:sz w:val="20"/>
-          <w:szCs w:val="20"/>
-        </w:rPr>
-        <w:t>();</w:t>
-      </w:r>
-    </w:p>
-    <w:p>
-      <w:pPr>
-        <w:pStyle w:val="Codeblock"/>
-        <w:rPr>
-          <w:sz w:val="20"/>
-          <w:szCs w:val="20"/>
-        </w:rPr>
-      </w:pPr>
-      <w:r>
-        <w:rPr>
-          <w:sz w:val="20"/>
-          <w:szCs w:val="20"/>
-        </w:rPr>
-        <w:t xml:space="preserve">    </w:t>
-      </w:r>
-      <w:proofErr w:type="spellStart"/>
-      <w:r>
-        <w:rPr>
-          <w:sz w:val="20"/>
-          <w:szCs w:val="20"/>
-        </w:rPr>
-        <w:t>SystemClock_Config</w:t>
-      </w:r>
-      <w:proofErr w:type="spellEnd"/>
-      <w:r>
-        <w:rPr>
-          <w:sz w:val="20"/>
-          <w:szCs w:val="20"/>
-        </w:rPr>
-        <w:t>();</w:t>
-      </w:r>
-    </w:p>
-    <w:p>
-      <w:pPr>
-        <w:pStyle w:val="Codeblock"/>
-        <w:rPr>
-          <w:sz w:val="20"/>
-          <w:szCs w:val="20"/>
-        </w:rPr>
-      </w:pPr>
-    </w:p>
-    <w:p>
-      <w:pPr>
-        <w:pStyle w:val="Codeblock"/>
-        <w:rPr>
-          <w:sz w:val="20"/>
-          <w:szCs w:val="20"/>
-        </w:rPr>
-      </w:pPr>
-      <w:r>
-        <w:rPr>
-          <w:sz w:val="20"/>
-          <w:szCs w:val="20"/>
-        </w:rPr>
-        <w:t xml:space="preserve">    /* LCD feedback */</w:t>
-      </w:r>
-    </w:p>
-    <w:p>
-      <w:pPr>
-        <w:pStyle w:val="Codeblock"/>
-        <w:rPr>
-          <w:sz w:val="20"/>
-          <w:szCs w:val="20"/>
-        </w:rPr>
-      </w:pPr>
-      <w:r>
-        <w:rPr>
-          <w:sz w:val="20"/>
-          <w:szCs w:val="20"/>
-        </w:rPr>
-        <w:t xml:space="preserve">    stm32f7_LCD_init(AUDIO_FREQ, SOURCE_FILE_NAME, GRAPH);</w:t>
-      </w:r>
-    </w:p>
-    <w:p>
-      <w:pPr>
-        <w:pStyle w:val="Codeblock"/>
-        <w:rPr>
-          <w:sz w:val="20"/>
-          <w:szCs w:val="20"/>
-        </w:rPr>
-      </w:pPr>
-    </w:p>
-    <w:p>
-      <w:pPr>
-        <w:pStyle w:val="Codeblock"/>
-        <w:rPr>
-          <w:sz w:val="20"/>
-          <w:szCs w:val="20"/>
-        </w:rPr>
-      </w:pPr>
-      <w:r>
-        <w:rPr>
-          <w:sz w:val="20"/>
-          <w:szCs w:val="20"/>
-        </w:rPr>
-        <w:t xml:space="preserve">    /* Plot the raw 8-sample LUT on the LCD */</w:t>
-      </w:r>
-    </w:p>
-    <w:p>
-      <w:pPr>
-        <w:pStyle w:val="Codeblock"/>
-        <w:rPr>
-          <w:sz w:val="20"/>
-          <w:szCs w:val="20"/>
-        </w:rPr>
-      </w:pPr>
-      <w:r>
-        <w:rPr>
-          <w:sz w:val="20"/>
-          <w:szCs w:val="20"/>
-        </w:rPr>
-        <w:t xml:space="preserve">    </w:t>
-      </w:r>
-      <w:proofErr w:type="spellStart"/>
+      <w:proofErr w:type="gramStart"/>
       <w:r>
         <w:rPr>
           <w:sz w:val="20"/>
@@ -9610,6 +11112,7 @@
         <w:t>(</w:t>
       </w:r>
       <w:proofErr w:type="spellStart"/>
+      <w:proofErr w:type="gramEnd"/>
       <w:r>
         <w:rPr>
           <w:sz w:val="20"/>
@@ -9623,8 +11126,17 @@
           <w:sz w:val="20"/>
           <w:szCs w:val="20"/>
         </w:rPr>
-        <w:t>, LOOPLENGTH, 32);</w:t>
-      </w:r>
+        <w:t>, LOOPLENGTH, 32</w:t>
+      </w:r>
+      <w:proofErr w:type="gramStart"/>
+      <w:r>
+        <w:rPr>
+          <w:sz w:val="20"/>
+          <w:szCs w:val="20"/>
+        </w:rPr>
+        <w:t>);</w:t>
+      </w:r>
+      <w:proofErr w:type="gramEnd"/>
     </w:p>
     <w:p>
       <w:pPr>
@@ -9712,8 +11224,17 @@
           <w:sz w:val="20"/>
           <w:szCs w:val="20"/>
         </w:rPr>
-        <w:t>++){</w:t>
-      </w:r>
+        <w:t>+</w:t>
+      </w:r>
+      <w:proofErr w:type="gramStart"/>
+      <w:r>
+        <w:rPr>
+          <w:sz w:val="20"/>
+          <w:szCs w:val="20"/>
+        </w:rPr>
+        <w:t>+){</w:t>
+      </w:r>
+      <w:proofErr w:type="gramEnd"/>
     </w:p>
     <w:p>
       <w:pPr>
@@ -9787,6 +11308,7 @@
         <w:t>i</w:t>
       </w:r>
       <w:proofErr w:type="spellEnd"/>
+      <w:proofErr w:type="gramStart"/>
       <w:r>
         <w:rPr>
           <w:sz w:val="20"/>
@@ -9801,6 +11323,7 @@
         </w:rPr>
         <w:tab/>
       </w:r>
+      <w:proofErr w:type="gramEnd"/>
       <w:r>
         <w:rPr>
           <w:sz w:val="20"/>
@@ -9831,15 +11354,31 @@
           <w:sz w:val="20"/>
           <w:szCs w:val="20"/>
         </w:rPr>
-        <w:t>stereo_buf</w:t>
-      </w:r>
-      <w:proofErr w:type="spellEnd"/>
-      <w:r>
-        <w:rPr>
-          <w:sz w:val="20"/>
-          <w:szCs w:val="20"/>
-        </w:rPr>
-        <w:t>[2*</w:t>
+        <w:t>stereo_</w:t>
+      </w:r>
+      <w:proofErr w:type="gramStart"/>
+      <w:r>
+        <w:rPr>
+          <w:sz w:val="20"/>
+          <w:szCs w:val="20"/>
+        </w:rPr>
+        <w:t>buf</w:t>
+      </w:r>
+      <w:proofErr w:type="spellEnd"/>
+      <w:r>
+        <w:rPr>
+          <w:sz w:val="20"/>
+          <w:szCs w:val="20"/>
+        </w:rPr>
+        <w:t>[</w:t>
+      </w:r>
+      <w:proofErr w:type="gramEnd"/>
+      <w:r>
+        <w:rPr>
+          <w:sz w:val="20"/>
+          <w:szCs w:val="20"/>
+        </w:rPr>
+        <w:t>2*</w:t>
       </w:r>
       <w:proofErr w:type="spellStart"/>
       <w:r>
@@ -9882,12 +11421,21 @@
         <w:t>i</w:t>
       </w:r>
       <w:proofErr w:type="spellEnd"/>
-      <w:r>
-        <w:rPr>
-          <w:sz w:val="20"/>
-          <w:szCs w:val="20"/>
-        </w:rPr>
-        <w:t>];  // right slot</w:t>
+      <w:proofErr w:type="gramStart"/>
+      <w:r>
+        <w:rPr>
+          <w:sz w:val="20"/>
+          <w:szCs w:val="20"/>
+        </w:rPr>
+        <w:t>];  /</w:t>
+      </w:r>
+      <w:proofErr w:type="gramEnd"/>
+      <w:r>
+        <w:rPr>
+          <w:sz w:val="20"/>
+          <w:szCs w:val="20"/>
+        </w:rPr>
+        <w:t>/ right slot</w:t>
       </w:r>
     </w:p>
     <w:p>
@@ -9928,7 +11476,23 @@
           <w:sz w:val="20"/>
           <w:szCs w:val="20"/>
         </w:rPr>
-        <w:t xml:space="preserve">    /* Init audio out @8 kHz */</w:t>
+        <w:t xml:space="preserve">    /* Init audio </w:t>
+      </w:r>
+      <w:proofErr w:type="gramStart"/>
+      <w:r>
+        <w:rPr>
+          <w:sz w:val="20"/>
+          <w:szCs w:val="20"/>
+        </w:rPr>
+        <w:t>out @</w:t>
+      </w:r>
+      <w:proofErr w:type="gramEnd"/>
+      <w:r>
+        <w:rPr>
+          <w:sz w:val="20"/>
+          <w:szCs w:val="20"/>
+        </w:rPr>
+        <w:t>8 kHz */</w:t>
       </w:r>
     </w:p>
     <w:p>
@@ -9952,15 +11516,47 @@
           <w:sz w:val="20"/>
           <w:szCs w:val="20"/>
         </w:rPr>
-        <w:t>BSP_AUDIO_OUT_Init</w:t>
-      </w:r>
-      <w:proofErr w:type="spellEnd"/>
-      <w:r>
-        <w:rPr>
-          <w:sz w:val="20"/>
-          <w:szCs w:val="20"/>
-        </w:rPr>
-        <w:t>(OUTPUT_DEVICE_HEADPHONE, 70, AUDIO_FREQ) != AUDIO_OK)</w:t>
+        <w:t>BSP_AUDIO_OUT_</w:t>
+      </w:r>
+      <w:proofErr w:type="gramStart"/>
+      <w:r>
+        <w:rPr>
+          <w:sz w:val="20"/>
+          <w:szCs w:val="20"/>
+        </w:rPr>
+        <w:t>Init</w:t>
+      </w:r>
+      <w:proofErr w:type="spellEnd"/>
+      <w:r>
+        <w:rPr>
+          <w:sz w:val="20"/>
+          <w:szCs w:val="20"/>
+        </w:rPr>
+        <w:t>(</w:t>
+      </w:r>
+      <w:proofErr w:type="gramEnd"/>
+      <w:r>
+        <w:rPr>
+          <w:sz w:val="20"/>
+          <w:szCs w:val="20"/>
+        </w:rPr>
+        <w:t>OUTPUT_DEVICE_HEADPHONE, 70, AUDIO_FREQ</w:t>
+      </w:r>
+      <w:proofErr w:type="gramStart"/>
+      <w:r>
+        <w:rPr>
+          <w:sz w:val="20"/>
+          <w:szCs w:val="20"/>
+        </w:rPr>
+        <w:t>) !</w:t>
+      </w:r>
+      <w:proofErr w:type="gramEnd"/>
+      <w:r>
+        <w:rPr>
+          <w:sz w:val="20"/>
+          <w:szCs w:val="20"/>
+        </w:rPr>
+        <w:t>= AUDIO_OK)</w:t>
       </w:r>
     </w:p>
     <w:p>
@@ -9984,7 +11580,15 @@
           <w:sz w:val="20"/>
           <w:szCs w:val="20"/>
         </w:rPr>
-        <w:t>Error_Handler</w:t>
+        <w:t>Error_</w:t>
+      </w:r>
+      <w:proofErr w:type="gramStart"/>
+      <w:r>
+        <w:rPr>
+          <w:sz w:val="20"/>
+          <w:szCs w:val="20"/>
+        </w:rPr>
+        <w:t>Handler</w:t>
       </w:r>
       <w:proofErr w:type="spellEnd"/>
       <w:r>
@@ -9994,6 +11598,7 @@
         </w:rPr>
         <w:t>();</w:t>
       </w:r>
+      <w:proofErr w:type="gramEnd"/>
     </w:p>
     <w:p>
       <w:pPr>
@@ -10041,16 +11646,41 @@
           <w:sz w:val="20"/>
           <w:szCs w:val="20"/>
         </w:rPr>
-        <w:t>BSP_AUDIO_OUT_SetAudioFrameSlot</w:t>
-      </w:r>
-      <w:proofErr w:type="spellEnd"/>
-      <w:r>
-        <w:rPr>
-          <w:sz w:val="20"/>
-          <w:szCs w:val="20"/>
-        </w:rPr>
-        <w:t>(CODEC_AUDIOFRAME_SLOT_02);</w:t>
-      </w:r>
+        <w:t>BSP_AUDIO_OUT_</w:t>
+      </w:r>
+      <w:proofErr w:type="gramStart"/>
+      <w:r>
+        <w:rPr>
+          <w:sz w:val="20"/>
+          <w:szCs w:val="20"/>
+        </w:rPr>
+        <w:t>SetAudioFrameSlot</w:t>
+      </w:r>
+      <w:proofErr w:type="spellEnd"/>
+      <w:r>
+        <w:rPr>
+          <w:sz w:val="20"/>
+          <w:szCs w:val="20"/>
+        </w:rPr>
+        <w:t>(</w:t>
+      </w:r>
+      <w:proofErr w:type="gramEnd"/>
+      <w:r>
+        <w:rPr>
+          <w:sz w:val="20"/>
+          <w:szCs w:val="20"/>
+        </w:rPr>
+        <w:t>CODEC_AUDIOFRAME_SLOT_02</w:t>
+      </w:r>
+      <w:proofErr w:type="gramStart"/>
+      <w:r>
+        <w:rPr>
+          <w:sz w:val="20"/>
+          <w:szCs w:val="20"/>
+        </w:rPr>
+        <w:t>);</w:t>
+      </w:r>
+      <w:proofErr w:type="gramEnd"/>
     </w:p>
     <w:p>
       <w:pPr>
@@ -10089,7 +11719,23 @@
           <w:sz w:val="20"/>
           <w:szCs w:val="20"/>
         </w:rPr>
-        <w:t>2) buffer = 8 frames ? 1 kHz tone */</w:t>
+        <w:t xml:space="preserve">2) buffer = 8 </w:t>
+      </w:r>
+      <w:proofErr w:type="gramStart"/>
+      <w:r>
+        <w:rPr>
+          <w:sz w:val="20"/>
+          <w:szCs w:val="20"/>
+        </w:rPr>
+        <w:t>frames ?</w:t>
+      </w:r>
+      <w:proofErr w:type="gramEnd"/>
+      <w:r>
+        <w:rPr>
+          <w:sz w:val="20"/>
+          <w:szCs w:val="20"/>
+        </w:rPr>
+        <w:t xml:space="preserve"> 1 kHz tone */</w:t>
       </w:r>
     </w:p>
     <w:p>
@@ -10113,23 +11759,55 @@
           <w:sz w:val="20"/>
           <w:szCs w:val="20"/>
         </w:rPr>
-        <w:t>BSP_AUDIO_OUT_Play</w:t>
-      </w:r>
-      <w:proofErr w:type="spellEnd"/>
-      <w:r>
-        <w:rPr>
-          <w:sz w:val="20"/>
-          <w:szCs w:val="20"/>
-        </w:rPr>
-        <w:t>((uint16_t*)</w:t>
-      </w:r>
-      <w:proofErr w:type="spellStart"/>
-      <w:r>
-        <w:rPr>
-          <w:sz w:val="20"/>
-          <w:szCs w:val="20"/>
-        </w:rPr>
-        <w:t>stereo_buf</w:t>
+        <w:t>BSP_AUDIO_OUT_</w:t>
+      </w:r>
+      <w:proofErr w:type="gramStart"/>
+      <w:r>
+        <w:rPr>
+          <w:sz w:val="20"/>
+          <w:szCs w:val="20"/>
+        </w:rPr>
+        <w:t>Play</w:t>
+      </w:r>
+      <w:proofErr w:type="spellEnd"/>
+      <w:r>
+        <w:rPr>
+          <w:sz w:val="20"/>
+          <w:szCs w:val="20"/>
+        </w:rPr>
+        <w:t>((</w:t>
+      </w:r>
+      <w:proofErr w:type="gramEnd"/>
+      <w:r>
+        <w:rPr>
+          <w:sz w:val="20"/>
+          <w:szCs w:val="20"/>
+        </w:rPr>
+        <w:t>uint16_t</w:t>
+      </w:r>
+      <w:proofErr w:type="gramStart"/>
+      <w:r>
+        <w:rPr>
+          <w:sz w:val="20"/>
+          <w:szCs w:val="20"/>
+        </w:rPr>
+        <w:t>*)</w:t>
+      </w:r>
+      <w:proofErr w:type="spellStart"/>
+      <w:r>
+        <w:rPr>
+          <w:sz w:val="20"/>
+          <w:szCs w:val="20"/>
+        </w:rPr>
+        <w:t>stereo</w:t>
+      </w:r>
+      <w:proofErr w:type="gramEnd"/>
+      <w:r>
+        <w:rPr>
+          <w:sz w:val="20"/>
+          <w:szCs w:val="20"/>
+        </w:rPr>
+        <w:t>_buf</w:t>
       </w:r>
       <w:proofErr w:type="spellEnd"/>
       <w:r>
@@ -10153,8 +11831,33 @@
           <w:sz w:val="20"/>
           <w:szCs w:val="20"/>
         </w:rPr>
-        <w:t>(int16_t)) != AUDIO_OK){</w:t>
-      </w:r>
+        <w:t>(int16_t)</w:t>
+      </w:r>
+      <w:proofErr w:type="gramStart"/>
+      <w:r>
+        <w:rPr>
+          <w:sz w:val="20"/>
+          <w:szCs w:val="20"/>
+        </w:rPr>
+        <w:t>) !</w:t>
+      </w:r>
+      <w:proofErr w:type="gramEnd"/>
+      <w:r>
+        <w:rPr>
+          <w:sz w:val="20"/>
+          <w:szCs w:val="20"/>
+        </w:rPr>
+        <w:t>= AUDIO_</w:t>
+      </w:r>
+      <w:proofErr w:type="gramStart"/>
+      <w:r>
+        <w:rPr>
+          <w:sz w:val="20"/>
+          <w:szCs w:val="20"/>
+        </w:rPr>
+        <w:t>OK){</w:t>
+      </w:r>
+      <w:proofErr w:type="gramEnd"/>
     </w:p>
     <w:p>
       <w:pPr>
@@ -10191,7 +11894,15 @@
           <w:sz w:val="20"/>
           <w:szCs w:val="20"/>
         </w:rPr>
-        <w:t>Error_Handler</w:t>
+        <w:t>Error_</w:t>
+      </w:r>
+      <w:proofErr w:type="gramStart"/>
+      <w:r>
+        <w:rPr>
+          <w:sz w:val="20"/>
+          <w:szCs w:val="20"/>
+        </w:rPr>
+        <w:t>Handler</w:t>
       </w:r>
       <w:proofErr w:type="spellEnd"/>
       <w:r>
@@ -10201,6 +11912,7 @@
         </w:rPr>
         <w:t>();</w:t>
       </w:r>
+      <w:proofErr w:type="gramEnd"/>
     </w:p>
     <w:p>
       <w:pPr>
@@ -10264,8 +11976,17 @@
           <w:sz w:val="20"/>
           <w:szCs w:val="20"/>
         </w:rPr>
-        <w:t xml:space="preserve">    while (1){</w:t>
-      </w:r>
+        <w:t xml:space="preserve">    while (</w:t>
+      </w:r>
+      <w:proofErr w:type="gramStart"/>
+      <w:r>
+        <w:rPr>
+          <w:sz w:val="20"/>
+          <w:szCs w:val="20"/>
+        </w:rPr>
+        <w:t>1){</w:t>
+      </w:r>
+      <w:proofErr w:type="gramEnd"/>
     </w:p>
     <w:p>
       <w:pPr>
@@ -10306,12 +12027,21 @@
         <w:t>PlayComplete</w:t>
       </w:r>
       <w:proofErr w:type="spellEnd"/>
-      <w:r>
-        <w:rPr>
-          <w:sz w:val="20"/>
-          <w:szCs w:val="20"/>
-        </w:rPr>
-        <w:t xml:space="preserve">){ </w:t>
+      <w:proofErr w:type="gramStart"/>
+      <w:r>
+        <w:rPr>
+          <w:sz w:val="20"/>
+          <w:szCs w:val="20"/>
+        </w:rPr>
+        <w:t>){</w:t>
+      </w:r>
+      <w:proofErr w:type="gramEnd"/>
+      <w:r>
+        <w:rPr>
+          <w:sz w:val="20"/>
+          <w:szCs w:val="20"/>
+        </w:rPr>
+        <w:t xml:space="preserve"> </w:t>
       </w:r>
     </w:p>
     <w:p>
@@ -10364,23 +12094,38 @@
           <w:sz w:val="20"/>
           <w:szCs w:val="20"/>
         </w:rPr>
-        <w:t xml:space="preserve"> = 0; </w:t>
-      </w:r>
-    </w:p>
-    <w:p>
-      <w:pPr>
-        <w:pStyle w:val="Codeblock"/>
-        <w:rPr>
-          <w:sz w:val="20"/>
-          <w:szCs w:val="20"/>
-        </w:rPr>
-      </w:pPr>
-      <w:r>
-        <w:rPr>
-          <w:sz w:val="20"/>
-          <w:szCs w:val="20"/>
-        </w:rPr>
-        <w:lastRenderedPageBreak/>
+        <w:t xml:space="preserve"> = </w:t>
+      </w:r>
+      <w:proofErr w:type="gramStart"/>
+      <w:r>
+        <w:rPr>
+          <w:sz w:val="20"/>
+          <w:szCs w:val="20"/>
+        </w:rPr>
+        <w:t>0;</w:t>
+      </w:r>
+      <w:proofErr w:type="gramEnd"/>
+      <w:r>
+        <w:rPr>
+          <w:sz w:val="20"/>
+          <w:szCs w:val="20"/>
+        </w:rPr>
+        <w:t xml:space="preserve"> </w:t>
+      </w:r>
+    </w:p>
+    <w:p>
+      <w:pPr>
+        <w:pStyle w:val="Codeblock"/>
+        <w:rPr>
+          <w:sz w:val="20"/>
+          <w:szCs w:val="20"/>
+        </w:rPr>
+      </w:pPr>
+      <w:r>
+        <w:rPr>
+          <w:sz w:val="20"/>
+          <w:szCs w:val="20"/>
+        </w:rPr>
         <w:tab/>
       </w:r>
       <w:r>
@@ -10600,7 +12345,7 @@
           <v:shape id="_x0000_i1025" type="#_x0000_t75" style="width:29.25pt;height:16.15pt" o:ole="">
             <v:imagedata r:id="rId24" o:title=""/>
           </v:shape>
-          <o:OLEObject Type="Embed" ProgID="Equation.3" ShapeID="_x0000_i1025" DrawAspect="Content" ObjectID="_1816685363" r:id="rId25"/>
+          <o:OLEObject Type="Embed" ProgID="Equation.3" ShapeID="_x0000_i1025" DrawAspect="Content" ObjectID="_1816686095" r:id="rId25"/>
         </w:object>
       </w:r>
       <w:r>
@@ -10632,15 +12377,28 @@
         <w:adjustRightInd w:val="0"/>
       </w:pPr>
       <w:r>
-        <w:t xml:space="preserve">In main(), after configuring the MPU, enabling caches, initializing HAL, and switching the system clock to 216 MHz, the LCD is brought up to display the filename and sample rate, and </w:t>
-      </w:r>
-      <w:proofErr w:type="spellStart"/>
+        <w:t xml:space="preserve">In </w:t>
+      </w:r>
+      <w:proofErr w:type="gramStart"/>
+      <w:r>
+        <w:t>main(</w:t>
+      </w:r>
+      <w:proofErr w:type="gramEnd"/>
+      <w:r>
+        <w:t xml:space="preserve">), after configuring the MPU, enabling caches, initializing HAL, and switching the system clock to 216 MHz, the LCD is brought up to display the filename and sample rate, and </w:t>
+      </w:r>
+      <w:proofErr w:type="spellStart"/>
+      <w:proofErr w:type="gramStart"/>
       <w:r>
         <w:t>plotSamples</w:t>
       </w:r>
       <w:proofErr w:type="spellEnd"/>
       <w:r>
-        <w:t>() draws the eight discrete values as a bar graph. Next, we build a simple interleaved stereo buffer by copying each mono sample into both left and right channels</w:t>
+        <w:t>(</w:t>
+      </w:r>
+      <w:proofErr w:type="gramEnd"/>
+      <w:r>
+        <w:t>) draws the eight discrete values as a bar graph. Next, we build a simple interleaved stereo buffer by copying each mono sample into both left and right channels</w:t>
       </w:r>
       <w:r>
         <w:t xml:space="preserve">. </w:t>
@@ -10812,7 +12570,15 @@
         <w:fldChar w:fldCharType="end"/>
       </w:r>
       <w:r>
-        <w:t>. Press the blue user pushbutton to continue</w:t>
+        <w:t xml:space="preserve">. Press the blue user </w:t>
+      </w:r>
+      <w:proofErr w:type="gramStart"/>
+      <w:r>
+        <w:t>pushbutton</w:t>
+      </w:r>
+      <w:proofErr w:type="gramEnd"/>
+      <w:r>
+        <w:t xml:space="preserve"> to continue</w:t>
       </w:r>
       <w:r>
         <w:t>,</w:t>
@@ -10848,11 +12614,7 @@
         <w:t>z</w:t>
       </w:r>
       <w:r>
-        <w:t xml:space="preserve">e that it is the discrete sample values written to the DAC that are being shown and not the continuous-time signal output by the DAC. Connect one channel of the audio card HEADPHONE OUT output to an oscilloscope and verify that </w:t>
-      </w:r>
-      <w:r>
-        <w:lastRenderedPageBreak/>
-        <w:t>the output signal is a 1 kHz sinusoid using both time-domain and frequency-domain oscilloscope displays.</w:t>
+        <w:t>e that it is the discrete sample values written to the DAC that are being shown and not the continuous-time signal output by the DAC. Connect one channel of the audio card HEADPHONE OUT output to an oscilloscope and verify that the output signal is a 1 kHz sinusoid using both time-domain and frequency-domain oscilloscope displays.</w:t>
       </w:r>
     </w:p>
     <w:p>
@@ -10877,6 +12639,7 @@
           <w:noProof/>
           <w:lang w:eastAsia="en-GB"/>
         </w:rPr>
+        <w:lastRenderedPageBreak/>
         <w:drawing>
           <wp:inline distT="0" distB="0" distL="0" distR="0" wp14:anchorId="34F18408" wp14:editId="0AC536ED">
             <wp:extent cx="5048058" cy="3041212"/>
@@ -11042,7 +12805,6 @@
       </w:pPr>
       <w:bookmarkStart w:id="29" w:name="_Toc28962186"/>
       <w:r>
-        <w:lastRenderedPageBreak/>
         <w:t>Exercise</w:t>
       </w:r>
       <w:r>
@@ -11107,6 +12869,7 @@
         <w:adjustRightInd w:val="0"/>
       </w:pPr>
       <w:r>
+        <w:lastRenderedPageBreak/>
         <w:t xml:space="preserve">2. </w:t>
       </w:r>
       <w:r>
@@ -11616,7 +13379,6 @@
         </w:numPr>
       </w:pPr>
       <w:r>
-        <w:lastRenderedPageBreak/>
         <w:t xml:space="preserve">Type the variable name </w:t>
       </w:r>
       <w:r>
@@ -11800,6 +13562,7 @@
           <w:noProof/>
           <w:lang w:eastAsia="en-GB"/>
         </w:rPr>
+        <w:lastRenderedPageBreak/>
         <w:drawing>
           <wp:inline distT="0" distB="0" distL="0" distR="0" wp14:anchorId="29E75856" wp14:editId="2B3FC4D9">
             <wp:extent cx="3312795" cy="2131957"/>
@@ -11937,7 +13700,15 @@
         <w:ind w:left="709"/>
       </w:pPr>
       <w:r>
-        <w:t xml:space="preserve">The start address of array </w:t>
+        <w:t xml:space="preserve">The start address of </w:t>
+      </w:r>
+      <w:proofErr w:type="gramStart"/>
+      <w:r>
+        <w:t>array</w:t>
+      </w:r>
+      <w:proofErr w:type="gramEnd"/>
+      <w:r>
+        <w:t xml:space="preserve"> </w:t>
       </w:r>
       <w:r>
         <w:rPr>
@@ -12460,7 +14231,21 @@
         <w:rPr>
           <w:b/>
         </w:rPr>
-        <w:t xml:space="preserve">Using DMA controllers in STM Discovery </w:t>
+        <w:t xml:space="preserve">Using DMA controllers </w:t>
+      </w:r>
+      <w:proofErr w:type="gramStart"/>
+      <w:r>
+        <w:rPr>
+          <w:b/>
+        </w:rPr>
+        <w:t>in</w:t>
+      </w:r>
+      <w:proofErr w:type="gramEnd"/>
+      <w:r>
+        <w:rPr>
+          <w:b/>
+        </w:rPr>
+        <w:t xml:space="preserve"> STM Discovery </w:t>
       </w:r>
       <w:r>
         <w:rPr>
@@ -12636,6 +14421,7 @@
         <w:docPartUnique/>
       </w:docPartObj>
     </w:sdtPr>
+    <w:sdtEndPr/>
     <w:sdtContent>
       <w:sdt>
         <w:sdtPr>
@@ -12645,6 +14431,7 @@
             <w:docPartUnique/>
           </w:docPartObj>
         </w:sdtPr>
+        <w:sdtEndPr/>
         <w:sdtContent>
           <w:p>
             <w:pPr>
@@ -15585,6 +17372,119 @@
     </w:lvl>
   </w:abstractNum>
   <w:abstractNum w:abstractNumId="26" w15:restartNumberingAfterBreak="0">
+    <w:nsid w:val="67BF5875"/>
+    <w:multiLevelType w:val="multilevel"/>
+    <w:tmpl w:val="7EF4DB20"/>
+    <w:lvl w:ilvl="0">
+      <w:start w:val="1"/>
+      <w:numFmt w:val="decimal"/>
+      <w:lvlText w:val="%1."/>
+      <w:lvlJc w:val="left"/>
+      <w:pPr>
+        <w:tabs>
+          <w:tab w:val="num" w:pos="720"/>
+        </w:tabs>
+        <w:ind w:left="720" w:hanging="360"/>
+      </w:pPr>
+    </w:lvl>
+    <w:lvl w:ilvl="1" w:tentative="1">
+      <w:start w:val="1"/>
+      <w:numFmt w:val="decimal"/>
+      <w:lvlText w:val="%2."/>
+      <w:lvlJc w:val="left"/>
+      <w:pPr>
+        <w:tabs>
+          <w:tab w:val="num" w:pos="1440"/>
+        </w:tabs>
+        <w:ind w:left="1440" w:hanging="360"/>
+      </w:pPr>
+    </w:lvl>
+    <w:lvl w:ilvl="2" w:tentative="1">
+      <w:start w:val="1"/>
+      <w:numFmt w:val="decimal"/>
+      <w:lvlText w:val="%3."/>
+      <w:lvlJc w:val="left"/>
+      <w:pPr>
+        <w:tabs>
+          <w:tab w:val="num" w:pos="2160"/>
+        </w:tabs>
+        <w:ind w:left="2160" w:hanging="360"/>
+      </w:pPr>
+    </w:lvl>
+    <w:lvl w:ilvl="3" w:tentative="1">
+      <w:start w:val="1"/>
+      <w:numFmt w:val="decimal"/>
+      <w:lvlText w:val="%4."/>
+      <w:lvlJc w:val="left"/>
+      <w:pPr>
+        <w:tabs>
+          <w:tab w:val="num" w:pos="2880"/>
+        </w:tabs>
+        <w:ind w:left="2880" w:hanging="360"/>
+      </w:pPr>
+    </w:lvl>
+    <w:lvl w:ilvl="4" w:tentative="1">
+      <w:start w:val="1"/>
+      <w:numFmt w:val="decimal"/>
+      <w:lvlText w:val="%5."/>
+      <w:lvlJc w:val="left"/>
+      <w:pPr>
+        <w:tabs>
+          <w:tab w:val="num" w:pos="3600"/>
+        </w:tabs>
+        <w:ind w:left="3600" w:hanging="360"/>
+      </w:pPr>
+    </w:lvl>
+    <w:lvl w:ilvl="5" w:tentative="1">
+      <w:start w:val="1"/>
+      <w:numFmt w:val="decimal"/>
+      <w:lvlText w:val="%6."/>
+      <w:lvlJc w:val="left"/>
+      <w:pPr>
+        <w:tabs>
+          <w:tab w:val="num" w:pos="4320"/>
+        </w:tabs>
+        <w:ind w:left="4320" w:hanging="360"/>
+      </w:pPr>
+    </w:lvl>
+    <w:lvl w:ilvl="6" w:tentative="1">
+      <w:start w:val="1"/>
+      <w:numFmt w:val="decimal"/>
+      <w:lvlText w:val="%7."/>
+      <w:lvlJc w:val="left"/>
+      <w:pPr>
+        <w:tabs>
+          <w:tab w:val="num" w:pos="5040"/>
+        </w:tabs>
+        <w:ind w:left="5040" w:hanging="360"/>
+      </w:pPr>
+    </w:lvl>
+    <w:lvl w:ilvl="7" w:tentative="1">
+      <w:start w:val="1"/>
+      <w:numFmt w:val="decimal"/>
+      <w:lvlText w:val="%8."/>
+      <w:lvlJc w:val="left"/>
+      <w:pPr>
+        <w:tabs>
+          <w:tab w:val="num" w:pos="5760"/>
+        </w:tabs>
+        <w:ind w:left="5760" w:hanging="360"/>
+      </w:pPr>
+    </w:lvl>
+    <w:lvl w:ilvl="8" w:tentative="1">
+      <w:start w:val="1"/>
+      <w:numFmt w:val="decimal"/>
+      <w:lvlText w:val="%9."/>
+      <w:lvlJc w:val="left"/>
+      <w:pPr>
+        <w:tabs>
+          <w:tab w:val="num" w:pos="6480"/>
+        </w:tabs>
+        <w:ind w:left="6480" w:hanging="360"/>
+      </w:pPr>
+    </w:lvl>
+  </w:abstractNum>
+  <w:abstractNum w:abstractNumId="27" w15:restartNumberingAfterBreak="0">
     <w:nsid w:val="69745FD4"/>
     <w:multiLevelType w:val="hybridMultilevel"/>
     <w:tmpl w:val="297E4B52"/>
@@ -15670,7 +17570,7 @@
       </w:pPr>
     </w:lvl>
   </w:abstractNum>
-  <w:abstractNum w:abstractNumId="27" w15:restartNumberingAfterBreak="0">
+  <w:abstractNum w:abstractNumId="28" w15:restartNumberingAfterBreak="0">
     <w:nsid w:val="6F4568E0"/>
     <w:multiLevelType w:val="hybridMultilevel"/>
     <w:tmpl w:val="D6F4F6B0"/>
@@ -15756,7 +17656,7 @@
       </w:pPr>
     </w:lvl>
   </w:abstractNum>
-  <w:abstractNum w:abstractNumId="28" w15:restartNumberingAfterBreak="0">
+  <w:abstractNum w:abstractNumId="29" w15:restartNumberingAfterBreak="0">
     <w:nsid w:val="7117483E"/>
     <w:multiLevelType w:val="hybridMultilevel"/>
     <w:tmpl w:val="743C8A20"/>
@@ -15842,7 +17742,7 @@
       </w:pPr>
     </w:lvl>
   </w:abstractNum>
-  <w:abstractNum w:abstractNumId="29" w15:restartNumberingAfterBreak="0">
+  <w:abstractNum w:abstractNumId="30" w15:restartNumberingAfterBreak="0">
     <w:nsid w:val="7E6E1EAE"/>
     <w:multiLevelType w:val="hybridMultilevel"/>
     <w:tmpl w:val="3DB00A08"/>
@@ -15931,7 +17831,7 @@
       </w:pPr>
     </w:lvl>
   </w:abstractNum>
-  <w:abstractNum w:abstractNumId="30" w15:restartNumberingAfterBreak="0">
+  <w:abstractNum w:abstractNumId="31" w15:restartNumberingAfterBreak="0">
     <w:nsid w:val="7F2D3B2B"/>
     <w:multiLevelType w:val="hybridMultilevel"/>
     <w:tmpl w:val="F3A6D5C6"/>
@@ -16024,10 +17924,10 @@
     <w:abstractNumId w:val="21"/>
   </w:num>
   <w:num w:numId="3" w16cid:durableId="1701466933">
-    <w:abstractNumId w:val="30"/>
+    <w:abstractNumId w:val="31"/>
   </w:num>
   <w:num w:numId="4" w16cid:durableId="800153175">
-    <w:abstractNumId w:val="30"/>
+    <w:abstractNumId w:val="31"/>
     <w:lvlOverride w:ilvl="0">
       <w:startOverride w:val="1"/>
     </w:lvlOverride>
@@ -16048,19 +17948,19 @@
     <w:abstractNumId w:val="16"/>
   </w:num>
   <w:num w:numId="10" w16cid:durableId="1279293983">
-    <w:abstractNumId w:val="27"/>
+    <w:abstractNumId w:val="28"/>
   </w:num>
   <w:num w:numId="11" w16cid:durableId="1063989132">
     <w:abstractNumId w:val="18"/>
   </w:num>
   <w:num w:numId="12" w16cid:durableId="707683463">
-    <w:abstractNumId w:val="28"/>
+    <w:abstractNumId w:val="29"/>
   </w:num>
   <w:num w:numId="13" w16cid:durableId="1774938781">
     <w:abstractNumId w:val="19"/>
   </w:num>
   <w:num w:numId="14" w16cid:durableId="1714117936">
-    <w:abstractNumId w:val="26"/>
+    <w:abstractNumId w:val="27"/>
   </w:num>
   <w:num w:numId="15" w16cid:durableId="1159420417">
     <w:abstractNumId w:val="25"/>
@@ -16102,7 +18002,7 @@
     <w:abstractNumId w:val="10"/>
   </w:num>
   <w:num w:numId="27" w16cid:durableId="1988898846">
-    <w:abstractNumId w:val="29"/>
+    <w:abstractNumId w:val="30"/>
   </w:num>
   <w:num w:numId="28" w16cid:durableId="2001229098">
     <w:abstractNumId w:val="20"/>
@@ -16121,6 +18021,9 @@
   </w:num>
   <w:num w:numId="33" w16cid:durableId="1920669925">
     <w:abstractNumId w:val="8"/>
+  </w:num>
+  <w:num w:numId="34" w16cid:durableId="13651157">
+    <w:abstractNumId w:val="26"/>
   </w:num>
 </w:numbering>
 </file>
